--- a/Carreau_EMHD_Squeezing_Corrected.docx
+++ b/Carreau_EMHD_Squeezing_Corrected.docx
@@ -322,7 +322,7 @@
         <w:spacing w:after="120"/>
       </w:pPr>
       <w:r>
-        <w:t xml:space="preserve">The lower plate is stretched with velocity Uₑ(x, t); the upper plate moves normally with the squeezing velocity vₕ = dh/dt. A time-dependent transverse magnetic field and aligned electric field are applied:</w:t>
+        <w:t xml:space="preserve">The lower plate is stretched with velocity Uₑ(x, t) = ax/(1−γt); the upper plate moves normally with the squeezing velocity vₕ = dh/dt = −(γ/2)[νₑ/(a(1−γt))]^{1/2}, which gives f(1) = Sq/2. A time-dependent transverse magnetic field is applied in the +y direction and an aligned electric field in the +z direction (the Lorentz body force then acts along x and reduces to σ(uB − E)):</w:t>
       </w:r>
     </w:p>
     <w:p>
@@ -424,22 +424,11 @@
     </w:p>
     <w:p>
       <w:pPr>
-        <w:pStyle w:val="Heading2"/>
-      </w:pPr>
-      <w:r>
-        <w:rPr>
-          <w:b/>
-        </w:rPr>
-        <w:t xml:space="preserve">2.2 Carreau hybrid nanofluid constitutive model</w:t>
-      </w:r>
-    </w:p>
-    <w:p>
-      <w:pPr>
         <w:jc w:val="both"/>
         <w:spacing w:after="120"/>
       </w:pPr>
       <w:r>
-        <w:t xml:space="preserve">The Cauchy stress tensor is written with the total-stress symbol σ (preferred over τ for total stress):</w:t>
+        <w:t xml:space="preserve">For the electric parameter Ee = E₀/(B₀Uₑ) to remain constant under the similarity transformation, the electric field must scale as B(t)Uₑ(t). Since B ~ (1−γt)^{−1/2} and Uₑ ~ (1−γt)^{−1}, the required scaling is</w:t>
       </w:r>
     </w:p>
     <w:p>
@@ -455,34 +444,7 @@
       </w:r>
       <m:oMath>
         <m:r>
-          <m:t xml:space="preserve">σ</m:t>
-        </m:r>
-        <m:r>
-          <m:rPr>
-            <m:sty m:val="p"/>
-          </m:rPr>
-          <m:t xml:space="preserve">=</m:t>
-        </m:r>
-        <m:r>
-          <m:rPr>
-            <m:sty m:val="p"/>
-          </m:rPr>
-          <m:t xml:space="preserve">−</m:t>
-        </m:r>
-        <m:r>
-          <m:t xml:space="preserve">p</m:t>
-        </m:r>
-        <m:r>
-          <m:t xml:space="preserve">I</m:t>
-        </m:r>
-        <m:r>
-          <m:rPr>
-            <m:sty m:val="p"/>
-          </m:rPr>
-          <m:t xml:space="preserve">+</m:t>
-        </m:r>
-        <m:r>
-          <m:t xml:space="preserve">μ</m:t>
+          <m:t xml:space="preserve">E</m:t>
         </m:r>
         <m:d>
           <m:dPr>
@@ -491,6 +453,159 @@
           </m:dPr>
           <m:e>
             <m:r>
+              <m:t xml:space="preserve">t</m:t>
+            </m:r>
+          </m:e>
+        </m:d>
+        <m:r>
+          <m:rPr>
+            <m:sty m:val="p"/>
+          </m:rPr>
+          <m:t xml:space="preserve">=</m:t>
+        </m:r>
+        <m:f>
+          <m:num>
+            <m:sSub>
+              <m:e>
+                <m:r>
+                  <m:t xml:space="preserve">E</m:t>
+                </m:r>
+              </m:e>
+              <m:sub>
+                <m:r>
+                  <m:t xml:space="preserve">0</m:t>
+                </m:r>
+              </m:sub>
+            </m:sSub>
+          </m:num>
+          <m:den>
+            <m:sSup>
+              <m:e>
+                <m:d>
+                  <m:dPr>
+                    <m:begChr m:val="("/>
+                    <m:endChr m:val=")"/>
+                  </m:dPr>
+                  <m:e>
+                    <m:r>
+                      <m:t xml:space="preserve">1</m:t>
+                    </m:r>
+                    <m:r>
+                      <m:rPr>
+                        <m:sty m:val="p"/>
+                      </m:rPr>
+                      <m:t xml:space="preserve">−</m:t>
+                    </m:r>
+                    <m:r>
+                      <m:t xml:space="preserve">γ</m:t>
+                    </m:r>
+                    <m:r>
+                      <m:t xml:space="preserve">t</m:t>
+                    </m:r>
+                  </m:e>
+                </m:d>
+              </m:e>
+              <m:sup>
+                <m:f>
+                  <m:num>
+                    <m:r>
+                      <m:t xml:space="preserve">3</m:t>
+                    </m:r>
+                  </m:num>
+                  <m:den>
+                    <m:r>
+                      <m:t xml:space="preserve">2</m:t>
+                    </m:r>
+                  </m:den>
+                </m:f>
+              </m:sup>
+            </m:sSup>
+          </m:den>
+        </m:f>
+      </m:oMath>
+      <w:r>
+        <w:tab/>
+        <w:t xml:space="preserve">(3)</w:t>
+      </w:r>
+    </w:p>
+    <w:p>
+      <w:pPr>
+        <w:jc w:val="both"/>
+        <w:spacing w:after="120"/>
+      </w:pPr>
+      <w:r>
+        <w:t xml:space="preserve">where E₀ and B₀ are the reference field strengths and Uₑ is the local wall (reference) velocity; Ee is thus constant under local similarity.</w:t>
+      </w:r>
+    </w:p>
+    <w:p>
+      <w:pPr>
+        <w:pStyle w:val="Heading2"/>
+      </w:pPr>
+      <w:r>
+        <w:rPr>
+          <w:b/>
+        </w:rPr>
+        <w:t xml:space="preserve">2.2 Carreau hybrid nanofluid constitutive model</w:t>
+      </w:r>
+    </w:p>
+    <w:p>
+      <w:pPr>
+        <w:jc w:val="both"/>
+        <w:spacing w:after="120"/>
+      </w:pPr>
+      <w:r>
+        <w:t xml:space="preserve">The total Cauchy stress tensor is written in bold as σ (with A₁ = ∇V + (∇V)ᵀ the first Rivlin–Ericksen tensor). To avoid clashing with the electrical conductivity, the latter is denoted σₑ (i.e. σₑ,hnf, σₑ,f) throughout:</w:t>
+      </w:r>
+    </w:p>
+    <w:p>
+      <w:pPr>
+        <w:tabs>
+          <w:tab w:val="center" w:pos="4680"/>
+          <w:tab w:val="right" w:pos="9360"/>
+        </w:tabs>
+        <w:spacing w:after="120"/>
+      </w:pPr>
+      <w:r>
+        <w:tab/>
+      </w:r>
+      <m:oMath>
+        <m:r>
+          <m:t xml:space="preserve">σ</m:t>
+        </m:r>
+        <m:r>
+          <m:rPr>
+            <m:sty m:val="p"/>
+          </m:rPr>
+          <m:t xml:space="preserve">=</m:t>
+        </m:r>
+        <m:r>
+          <m:rPr>
+            <m:sty m:val="p"/>
+          </m:rPr>
+          <m:t xml:space="preserve">−</m:t>
+        </m:r>
+        <m:r>
+          <m:t xml:space="preserve">p</m:t>
+        </m:r>
+        <m:r>
+          <m:t xml:space="preserve">I</m:t>
+        </m:r>
+        <m:r>
+          <m:rPr>
+            <m:sty m:val="p"/>
+          </m:rPr>
+          <m:t xml:space="preserve">+</m:t>
+        </m:r>
+        <m:r>
+          <m:t xml:space="preserve">μ</m:t>
+        </m:r>
+        <m:d>
+          <m:dPr>
+            <m:begChr m:val="("/>
+            <m:endChr m:val=")"/>
+          </m:dPr>
+          <m:e>
+            <m:r>
               <m:t xml:space="preserve">γ̇</m:t>
             </m:r>
           </m:e>
@@ -510,7 +625,7 @@
       </m:oMath>
       <w:r>
         <w:tab/>
-        <w:t xml:space="preserve">(3)</w:t>
+        <w:t xml:space="preserve">(4)</w:t>
       </w:r>
     </w:p>
     <w:p>
@@ -680,7 +795,7 @@
       </m:oMath>
       <w:r>
         <w:tab/>
-        <w:t xml:space="preserve">(4)</w:t>
+        <w:t xml:space="preserve">(5)</w:t>
       </w:r>
     </w:p>
     <w:p>
@@ -771,7 +886,7 @@
       </m:oMath>
       <w:r>
         <w:tab/>
-        <w:t xml:space="preserve">(5)</w:t>
+        <w:t xml:space="preserve">(6)</w:t>
       </w:r>
     </w:p>
     <w:p>
@@ -897,7 +1012,16 @@
       </m:oMath>
       <w:r>
         <w:tab/>
-        <w:t xml:space="preserve">(6)</w:t>
+        <w:t xml:space="preserve">(7)</w:t>
+      </w:r>
+    </w:p>
+    <w:p>
+      <w:pPr>
+        <w:jc w:val="both"/>
+        <w:spacing w:after="120"/>
+      </w:pPr>
+      <w:r>
+        <w:t xml:space="preserve">with the zero-shear-rate viscosity identified as the hybrid-nanofluid viscosity, μ₀ = μₕₙₓ (Eq. 14), so that A₁ = μₕₙₓ/μₑ and the Carreau viscosity are consistently connected. In the shear-dominated boundary layer γ̇ ≃ |∂u/∂y|.</w:t>
       </w:r>
     </w:p>
     <w:p>
@@ -986,7 +1110,7 @@
       </m:oMath>
       <w:r>
         <w:tab/>
-        <w:t xml:space="preserve">(7)</w:t>
+        <w:t xml:space="preserve">(8)</w:t>
       </w:r>
     </w:p>
     <w:p>
@@ -1078,6 +1202,793 @@
             <m:sty m:val="p"/>
           </m:rPr>
           <m:t xml:space="preserve">=</m:t>
+        </m:r>
+        <m:f>
+          <m:num>
+            <m:r>
+              <m:t xml:space="preserve">1</m:t>
+            </m:r>
+          </m:num>
+          <m:den>
+            <m:sSub>
+              <m:e>
+                <m:r>
+                  <m:t xml:space="preserve">ρ</m:t>
+                </m:r>
+              </m:e>
+              <m:sub>
+                <m:r>
+                  <m:t xml:space="preserve">hnf</m:t>
+                </m:r>
+              </m:sub>
+            </m:sSub>
+          </m:den>
+        </m:f>
+        <m:f>
+          <m:num>
+            <m:r>
+              <m:t xml:space="preserve">∂</m:t>
+            </m:r>
+          </m:num>
+          <m:den>
+            <m:r>
+              <m:t xml:space="preserve">∂</m:t>
+            </m:r>
+            <m:r>
+              <m:t xml:space="preserve">y</m:t>
+            </m:r>
+          </m:den>
+        </m:f>
+        <m:d>
+          <m:dPr>
+            <m:begChr m:val="["/>
+            <m:endChr m:val="]"/>
+          </m:dPr>
+          <m:e>
+            <m:sSub>
+              <m:e>
+                <m:r>
+                  <m:t xml:space="preserve">μ</m:t>
+                </m:r>
+              </m:e>
+              <m:sub>
+                <m:r>
+                  <m:t xml:space="preserve">hnf</m:t>
+                </m:r>
+              </m:sub>
+            </m:sSub>
+            <m:sSup>
+              <m:e>
+                <m:d>
+                  <m:dPr>
+                    <m:begChr m:val="("/>
+                    <m:endChr m:val=")"/>
+                  </m:dPr>
+                  <m:e>
+                    <m:r>
+                      <m:t xml:space="preserve">1</m:t>
+                    </m:r>
+                    <m:r>
+                      <m:rPr>
+                        <m:sty m:val="p"/>
+                      </m:rPr>
+                      <m:t xml:space="preserve">+</m:t>
+                    </m:r>
+                    <m:sSup>
+                      <m:e>
+                        <m:r>
+                          <m:t xml:space="preserve">Γ</m:t>
+                        </m:r>
+                      </m:e>
+                      <m:sup>
+                        <m:r>
+                          <m:t xml:space="preserve">2</m:t>
+                        </m:r>
+                      </m:sup>
+                    </m:sSup>
+                    <m:sSup>
+                      <m:e>
+                        <m:d>
+                          <m:dPr>
+                            <m:begChr m:val="("/>
+                            <m:endChr m:val=")"/>
+                          </m:dPr>
+                          <m:e>
+                            <m:f>
+                              <m:num>
+                                <m:r>
+                                  <m:t xml:space="preserve">∂</m:t>
+                                </m:r>
+                                <m:r>
+                                  <m:t xml:space="preserve">u</m:t>
+                                </m:r>
+                              </m:num>
+                              <m:den>
+                                <m:r>
+                                  <m:t xml:space="preserve">∂</m:t>
+                                </m:r>
+                                <m:r>
+                                  <m:t xml:space="preserve">y</m:t>
+                                </m:r>
+                              </m:den>
+                            </m:f>
+                          </m:e>
+                        </m:d>
+                      </m:e>
+                      <m:sup>
+                        <m:r>
+                          <m:t xml:space="preserve">2</m:t>
+                        </m:r>
+                      </m:sup>
+                    </m:sSup>
+                  </m:e>
+                </m:d>
+              </m:e>
+              <m:sup>
+                <m:f>
+                  <m:num>
+                    <m:r>
+                      <m:t xml:space="preserve">n</m:t>
+                    </m:r>
+                    <m:r>
+                      <m:rPr>
+                        <m:sty m:val="p"/>
+                      </m:rPr>
+                      <m:t xml:space="preserve">−</m:t>
+                    </m:r>
+                    <m:r>
+                      <m:t xml:space="preserve">1</m:t>
+                    </m:r>
+                  </m:num>
+                  <m:den>
+                    <m:r>
+                      <m:t xml:space="preserve">2</m:t>
+                    </m:r>
+                  </m:den>
+                </m:f>
+              </m:sup>
+            </m:sSup>
+            <m:f>
+              <m:num>
+                <m:r>
+                  <m:t xml:space="preserve">∂</m:t>
+                </m:r>
+                <m:r>
+                  <m:t xml:space="preserve">u</m:t>
+                </m:r>
+              </m:num>
+              <m:den>
+                <m:r>
+                  <m:t xml:space="preserve">∂</m:t>
+                </m:r>
+                <m:r>
+                  <m:t xml:space="preserve">y</m:t>
+                </m:r>
+              </m:den>
+            </m:f>
+          </m:e>
+        </m:d>
+        <m:r>
+          <m:rPr>
+            <m:sty m:val="p"/>
+          </m:rPr>
+          <m:t xml:space="preserve">+</m:t>
+        </m:r>
+        <m:f>
+          <m:num>
+            <m:sSub>
+              <m:e>
+                <m:r>
+                  <m:t xml:space="preserve">σ</m:t>
+                </m:r>
+              </m:e>
+              <m:sub>
+                <m:r>
+                  <m:t xml:space="preserve">e</m:t>
+                </m:r>
+                <m:r>
+                  <m:t xml:space="preserve">,hnf</m:t>
+                </m:r>
+              </m:sub>
+            </m:sSub>
+          </m:num>
+          <m:den>
+            <m:sSub>
+              <m:e>
+                <m:r>
+                  <m:t xml:space="preserve">ρ</m:t>
+                </m:r>
+              </m:e>
+              <m:sub>
+                <m:r>
+                  <m:t xml:space="preserve">hnf</m:t>
+                </m:r>
+              </m:sub>
+            </m:sSub>
+          </m:den>
+        </m:f>
+        <m:d>
+          <m:dPr>
+            <m:begChr m:val="("/>
+            <m:endChr m:val=")"/>
+          </m:dPr>
+          <m:e>
+            <m:r>
+              <m:t xml:space="preserve">u</m:t>
+            </m:r>
+            <m:r>
+              <m:t xml:space="preserve">B</m:t>
+            </m:r>
+            <m:d>
+              <m:dPr>
+                <m:begChr m:val="("/>
+                <m:endChr m:val=")"/>
+              </m:dPr>
+              <m:e>
+                <m:r>
+                  <m:t xml:space="preserve">t</m:t>
+                </m:r>
+              </m:e>
+            </m:d>
+            <m:r>
+              <m:rPr>
+                <m:sty m:val="p"/>
+              </m:rPr>
+              <m:t xml:space="preserve">−</m:t>
+            </m:r>
+            <m:r>
+              <m:t xml:space="preserve">E</m:t>
+            </m:r>
+            <m:d>
+              <m:dPr>
+                <m:begChr m:val="("/>
+                <m:endChr m:val=")"/>
+              </m:dPr>
+              <m:e>
+                <m:r>
+                  <m:t xml:space="preserve">t</m:t>
+                </m:r>
+              </m:e>
+            </m:d>
+          </m:e>
+        </m:d>
+        <m:r>
+          <m:rPr>
+            <m:sty m:val="p"/>
+          </m:rPr>
+          <m:t xml:space="preserve">−</m:t>
+        </m:r>
+        <m:f>
+          <m:num>
+            <m:sSub>
+              <m:e>
+                <m:r>
+                  <m:t xml:space="preserve">μ</m:t>
+                </m:r>
+              </m:e>
+              <m:sub>
+                <m:r>
+                  <m:t xml:space="preserve">hnf</m:t>
+                </m:r>
+              </m:sub>
+            </m:sSub>
+          </m:num>
+          <m:den>
+            <m:sSub>
+              <m:e>
+                <m:r>
+                  <m:t xml:space="preserve">ρ</m:t>
+                </m:r>
+              </m:e>
+              <m:sub>
+                <m:r>
+                  <m:t xml:space="preserve">hnf</m:t>
+                </m:r>
+              </m:sub>
+            </m:sSub>
+          </m:den>
+        </m:f>
+        <m:f>
+          <m:num>
+            <m:r>
+              <m:t xml:space="preserve">u</m:t>
+            </m:r>
+          </m:num>
+          <m:den>
+            <m:sSub>
+              <m:e>
+                <m:sSup>
+                  <m:e>
+                    <m:r>
+                      <m:t xml:space="preserve">K</m:t>
+                    </m:r>
+                  </m:e>
+                  <m:sup>
+                    <m:r>
+                      <m:t xml:space="preserve">*</m:t>
+                    </m:r>
+                  </m:sup>
+                </m:sSup>
+              </m:e>
+              <m:sub>
+                <m:r>
+                  <m:t xml:space="preserve">p</m:t>
+                </m:r>
+              </m:sub>
+            </m:sSub>
+          </m:den>
+        </m:f>
+        <m:r>
+          <m:rPr>
+            <m:sty m:val="p"/>
+          </m:rPr>
+          <m:t xml:space="preserve">−</m:t>
+        </m:r>
+        <m:f>
+          <m:num>
+            <m:sSub>
+              <m:e>
+                <m:r>
+                  <m:t xml:space="preserve">C</m:t>
+                </m:r>
+              </m:e>
+              <m:sub>
+                <m:r>
+                  <m:t xml:space="preserve">b</m:t>
+                </m:r>
+              </m:sub>
+            </m:sSub>
+          </m:num>
+          <m:den>
+            <m:rad>
+              <m:radPr>
+                <m:degHide m:val="1"/>
+              </m:radPr>
+              <m:deg/>
+              <m:e>
+                <m:sSub>
+                  <m:e>
+                    <m:sSup>
+                      <m:e>
+                        <m:r>
+                          <m:t xml:space="preserve">K</m:t>
+                        </m:r>
+                      </m:e>
+                      <m:sup>
+                        <m:r>
+                          <m:t xml:space="preserve">*</m:t>
+                        </m:r>
+                      </m:sup>
+                    </m:sSup>
+                  </m:e>
+                  <m:sub>
+                    <m:r>
+                      <m:t xml:space="preserve">p</m:t>
+                    </m:r>
+                  </m:sub>
+                </m:sSub>
+              </m:e>
+            </m:rad>
+          </m:den>
+        </m:f>
+        <m:sSup>
+          <m:e>
+            <m:r>
+              <m:t xml:space="preserve">u</m:t>
+            </m:r>
+          </m:e>
+          <m:sup>
+            <m:r>
+              <m:t xml:space="preserve">2</m:t>
+            </m:r>
+          </m:sup>
+        </m:sSup>
+      </m:oMath>
+      <w:r>
+        <w:tab/>
+        <w:t xml:space="preserve">(9)</w:t>
+      </w:r>
+    </w:p>
+    <w:p>
+      <w:pPr>
+        <w:jc w:val="both"/>
+        <w:spacing w:after="120"/>
+      </w:pPr>
+      <w:r>
+        <w:t xml:space="preserve">The viscous term is the divergence of the Carreau shear stress; carrying out the differentiation gives the equivalent form</w:t>
+      </w:r>
+    </w:p>
+    <w:p>
+      <w:pPr>
+        <w:tabs>
+          <w:tab w:val="center" w:pos="4680"/>
+          <w:tab w:val="right" w:pos="9360"/>
+        </w:tabs>
+        <w:spacing w:after="120"/>
+      </w:pPr>
+      <w:r>
+        <w:tab/>
+      </w:r>
+      <m:oMath>
+        <m:f>
+          <m:num>
+            <m:sSub>
+              <m:e>
+                <m:r>
+                  <m:t xml:space="preserve">μ</m:t>
+                </m:r>
+              </m:e>
+              <m:sub>
+                <m:r>
+                  <m:t xml:space="preserve">hnf</m:t>
+                </m:r>
+              </m:sub>
+            </m:sSub>
+          </m:num>
+          <m:den>
+            <m:sSub>
+              <m:e>
+                <m:r>
+                  <m:t xml:space="preserve">ρ</m:t>
+                </m:r>
+              </m:e>
+              <m:sub>
+                <m:r>
+                  <m:t xml:space="preserve">hnf</m:t>
+                </m:r>
+              </m:sub>
+            </m:sSub>
+          </m:den>
+        </m:f>
+        <m:sSup>
+          <m:e>
+            <m:d>
+              <m:dPr>
+                <m:begChr m:val="("/>
+                <m:endChr m:val=")"/>
+              </m:dPr>
+              <m:e>
+                <m:r>
+                  <m:t xml:space="preserve">1</m:t>
+                </m:r>
+                <m:r>
+                  <m:rPr>
+                    <m:sty m:val="p"/>
+                  </m:rPr>
+                  <m:t xml:space="preserve">+</m:t>
+                </m:r>
+                <m:sSup>
+                  <m:e>
+                    <m:r>
+                      <m:t xml:space="preserve">Γ</m:t>
+                    </m:r>
+                  </m:e>
+                  <m:sup>
+                    <m:r>
+                      <m:t xml:space="preserve">2</m:t>
+                    </m:r>
+                  </m:sup>
+                </m:sSup>
+                <m:sSup>
+                  <m:e>
+                    <m:d>
+                      <m:dPr>
+                        <m:begChr m:val="("/>
+                        <m:endChr m:val=")"/>
+                      </m:dPr>
+                      <m:e>
+                        <m:f>
+                          <m:num>
+                            <m:r>
+                              <m:t xml:space="preserve">∂</m:t>
+                            </m:r>
+                            <m:r>
+                              <m:t xml:space="preserve">u</m:t>
+                            </m:r>
+                          </m:num>
+                          <m:den>
+                            <m:r>
+                              <m:t xml:space="preserve">∂</m:t>
+                            </m:r>
+                            <m:r>
+                              <m:t xml:space="preserve">y</m:t>
+                            </m:r>
+                          </m:den>
+                        </m:f>
+                      </m:e>
+                    </m:d>
+                  </m:e>
+                  <m:sup>
+                    <m:r>
+                      <m:t xml:space="preserve">2</m:t>
+                    </m:r>
+                  </m:sup>
+                </m:sSup>
+              </m:e>
+            </m:d>
+          </m:e>
+          <m:sup>
+            <m:f>
+              <m:num>
+                <m:r>
+                  <m:t xml:space="preserve">n</m:t>
+                </m:r>
+                <m:r>
+                  <m:rPr>
+                    <m:sty m:val="p"/>
+                  </m:rPr>
+                  <m:t xml:space="preserve">−</m:t>
+                </m:r>
+                <m:r>
+                  <m:t xml:space="preserve">3</m:t>
+                </m:r>
+              </m:num>
+              <m:den>
+                <m:r>
+                  <m:t xml:space="preserve">2</m:t>
+                </m:r>
+              </m:den>
+            </m:f>
+          </m:sup>
+        </m:sSup>
+        <m:d>
+          <m:dPr>
+            <m:begChr m:val="("/>
+            <m:endChr m:val=")"/>
+          </m:dPr>
+          <m:e>
+            <m:r>
+              <m:t xml:space="preserve">1</m:t>
+            </m:r>
+            <m:r>
+              <m:rPr>
+                <m:sty m:val="p"/>
+              </m:rPr>
+              <m:t xml:space="preserve">+</m:t>
+            </m:r>
+            <m:r>
+              <m:t xml:space="preserve">n</m:t>
+            </m:r>
+            <m:sSup>
+              <m:e>
+                <m:r>
+                  <m:t xml:space="preserve">Γ</m:t>
+                </m:r>
+              </m:e>
+              <m:sup>
+                <m:r>
+                  <m:t xml:space="preserve">2</m:t>
+                </m:r>
+              </m:sup>
+            </m:sSup>
+            <m:sSup>
+              <m:e>
+                <m:d>
+                  <m:dPr>
+                    <m:begChr m:val="("/>
+                    <m:endChr m:val=")"/>
+                  </m:dPr>
+                  <m:e>
+                    <m:f>
+                      <m:num>
+                        <m:r>
+                          <m:t xml:space="preserve">∂</m:t>
+                        </m:r>
+                        <m:r>
+                          <m:t xml:space="preserve">u</m:t>
+                        </m:r>
+                      </m:num>
+                      <m:den>
+                        <m:r>
+                          <m:t xml:space="preserve">∂</m:t>
+                        </m:r>
+                        <m:r>
+                          <m:t xml:space="preserve">y</m:t>
+                        </m:r>
+                      </m:den>
+                    </m:f>
+                  </m:e>
+                </m:d>
+              </m:e>
+              <m:sup>
+                <m:r>
+                  <m:t xml:space="preserve">2</m:t>
+                </m:r>
+              </m:sup>
+            </m:sSup>
+          </m:e>
+        </m:d>
+        <m:f>
+          <m:num>
+            <m:sSup>
+              <m:e>
+                <m:r>
+                  <m:t xml:space="preserve">∂</m:t>
+                </m:r>
+              </m:e>
+              <m:sup>
+                <m:r>
+                  <m:t xml:space="preserve">2</m:t>
+                </m:r>
+              </m:sup>
+            </m:sSup>
+            <m:r>
+              <m:t xml:space="preserve">u</m:t>
+            </m:r>
+          </m:num>
+          <m:den>
+            <m:r>
+              <m:t xml:space="preserve">∂</m:t>
+            </m:r>
+            <m:sSup>
+              <m:e>
+                <m:r>
+                  <m:t xml:space="preserve">y</m:t>
+                </m:r>
+              </m:e>
+              <m:sup>
+                <m:r>
+                  <m:t xml:space="preserve">2</m:t>
+                </m:r>
+              </m:sup>
+            </m:sSup>
+          </m:den>
+        </m:f>
+      </m:oMath>
+      <w:r>
+        <w:tab/>
+        <w:t xml:space="preserve">(10)</w:t>
+      </w:r>
+    </w:p>
+    <w:p>
+      <w:pPr>
+        <w:jc w:val="both"/>
+        <w:spacing w:after="120"/>
+      </w:pPr>
+      <w:r>
+        <w:t xml:space="preserve">in which the factor (1 + nΓ²uᵧ²) is essential and is retained throughout. Here σₑ,hnf is the effective electrical conductivity, Kₚ* the permeability and Cᵇ the Forchheimer drag coefficient.</w:t>
+      </w:r>
+    </w:p>
+    <w:p>
+      <w:pPr>
+        <w:tabs>
+          <w:tab w:val="center" w:pos="4680"/>
+          <w:tab w:val="right" w:pos="9360"/>
+        </w:tabs>
+        <w:spacing w:after="120"/>
+      </w:pPr>
+      <w:r>
+        <w:tab/>
+      </w:r>
+      <m:oMath>
+        <m:f>
+          <m:num>
+            <m:r>
+              <m:t xml:space="preserve">∂</m:t>
+            </m:r>
+            <m:r>
+              <m:t xml:space="preserve">v</m:t>
+            </m:r>
+          </m:num>
+          <m:den>
+            <m:r>
+              <m:t xml:space="preserve">∂</m:t>
+            </m:r>
+            <m:r>
+              <m:t xml:space="preserve">t</m:t>
+            </m:r>
+          </m:den>
+        </m:f>
+        <m:r>
+          <m:rPr>
+            <m:sty m:val="p"/>
+          </m:rPr>
+          <m:t xml:space="preserve">+</m:t>
+        </m:r>
+        <m:r>
+          <m:t xml:space="preserve">u</m:t>
+        </m:r>
+        <m:f>
+          <m:num>
+            <m:r>
+              <m:t xml:space="preserve">∂</m:t>
+            </m:r>
+            <m:r>
+              <m:t xml:space="preserve">v</m:t>
+            </m:r>
+          </m:num>
+          <m:den>
+            <m:r>
+              <m:t xml:space="preserve">∂</m:t>
+            </m:r>
+            <m:r>
+              <m:t xml:space="preserve">x</m:t>
+            </m:r>
+          </m:den>
+        </m:f>
+        <m:r>
+          <m:rPr>
+            <m:sty m:val="p"/>
+          </m:rPr>
+          <m:t xml:space="preserve">+</m:t>
+        </m:r>
+        <m:r>
+          <m:t xml:space="preserve">v</m:t>
+        </m:r>
+        <m:f>
+          <m:num>
+            <m:r>
+              <m:t xml:space="preserve">∂</m:t>
+            </m:r>
+            <m:r>
+              <m:t xml:space="preserve">v</m:t>
+            </m:r>
+          </m:num>
+          <m:den>
+            <m:r>
+              <m:t xml:space="preserve">∂</m:t>
+            </m:r>
+            <m:r>
+              <m:t xml:space="preserve">y</m:t>
+            </m:r>
+          </m:den>
+        </m:f>
+        <m:r>
+          <m:rPr>
+            <m:sty m:val="p"/>
+          </m:rPr>
+          <m:t xml:space="preserve">=</m:t>
+        </m:r>
+        <m:r>
+          <m:rPr>
+            <m:sty m:val="p"/>
+          </m:rPr>
+          <m:t xml:space="preserve">−</m:t>
+        </m:r>
+        <m:f>
+          <m:num>
+            <m:r>
+              <m:t xml:space="preserve">1</m:t>
+            </m:r>
+          </m:num>
+          <m:den>
+            <m:sSub>
+              <m:e>
+                <m:r>
+                  <m:t xml:space="preserve">ρ</m:t>
+                </m:r>
+              </m:e>
+              <m:sub>
+                <m:r>
+                  <m:t xml:space="preserve">hnf</m:t>
+                </m:r>
+              </m:sub>
+            </m:sSub>
+          </m:den>
+        </m:f>
+        <m:f>
+          <m:num>
+            <m:r>
+              <m:t xml:space="preserve">∂</m:t>
+            </m:r>
+            <m:r>
+              <m:t xml:space="preserve">p</m:t>
+            </m:r>
+          </m:num>
+          <m:den>
+            <m:r>
+              <m:t xml:space="preserve">∂</m:t>
+            </m:r>
+            <m:r>
+              <m:t xml:space="preserve">y</m:t>
+            </m:r>
+          </m:den>
+        </m:f>
+        <m:r>
+          <m:rPr>
+            <m:sty m:val="p"/>
+          </m:rPr>
+          <m:t xml:space="preserve">+</m:t>
         </m:r>
         <m:f>
           <m:num>
@@ -1124,7 +2035,7 @@
               </m:sup>
             </m:sSup>
             <m:r>
-              <m:t xml:space="preserve">u</m:t>
+              <m:t xml:space="preserve">v</m:t>
             </m:r>
           </m:num>
           <m:den>
@@ -1145,16 +2056,10 @@
             </m:sSup>
           </m:den>
         </m:f>
-        <m:r>
-          <m:rPr>
-            <m:sty m:val="p"/>
-          </m:rPr>
-          <m:t xml:space="preserve">[⋯]</m:t>
-        </m:r>
       </m:oMath>
       <w:r>
         <w:tab/>
-        <w:t xml:space="preserve">(8)</w:t>
+        <w:t xml:space="preserve">(11)</w:t>
       </w:r>
     </w:p>
     <w:p>
@@ -1163,7 +2068,7 @@
         <w:spacing w:after="120"/>
       </w:pPr>
       <w:r>
-        <w:t xml:space="preserve">(the full Carreau, Lorentz, Darcy and Forchheimer terms are as in the original Eq. 8). Eliminating pressure between the x- and y-momentum equations — required because dp/dy is set by the y-momentum balance — leads to the fourth-order similarity equation given below.</w:t>
+        <w:t xml:space="preserve">The pressure is eliminated between the complete x- and y-momentum equations (not a reduced version): ∂p/∂y from this equation is cross-differentiated with the x-momentum balance so that the pressure-gradient constant G in Eq. (26) is removed consistently, yielding the fourth-order momentum equation (27).</w:t>
       </w:r>
     </w:p>
     <w:p>
@@ -1184,7 +2089,7 @@
               <m:t xml:space="preserve">∂</m:t>
             </m:r>
             <m:r>
-              <m:t xml:space="preserve">v</m:t>
+              <m:t xml:space="preserve">T</m:t>
             </m:r>
           </m:num>
           <m:den>
@@ -1203,51 +2108,42 @@
           <m:t xml:space="preserve">+</m:t>
         </m:r>
         <m:r>
-          <m:rPr>
-            <m:sty m:val="p"/>
-          </m:rPr>
-          <m:t xml:space="preserve">⋯</m:t>
-        </m:r>
-        <m:r>
-          <m:rPr>
-            <m:sty m:val="p"/>
-          </m:rPr>
-          <m:t xml:space="preserve">=</m:t>
-        </m:r>
-        <m:r>
-          <m:rPr>
-            <m:sty m:val="p"/>
-          </m:rPr>
-          <m:t xml:space="preserve">−</m:t>
+          <m:t xml:space="preserve">u</m:t>
         </m:r>
         <m:f>
           <m:num>
             <m:r>
-              <m:t xml:space="preserve">1</m:t>
+              <m:t xml:space="preserve">∂</m:t>
+            </m:r>
+            <m:r>
+              <m:t xml:space="preserve">T</m:t>
             </m:r>
           </m:num>
           <m:den>
-            <m:sSub>
-              <m:e>
-                <m:r>
-                  <m:t xml:space="preserve">ρ</m:t>
-                </m:r>
-              </m:e>
-              <m:sub>
-                <m:r>
-                  <m:t xml:space="preserve">hnf</m:t>
-                </m:r>
-              </m:sub>
-            </m:sSub>
+            <m:r>
+              <m:t xml:space="preserve">∂</m:t>
+            </m:r>
+            <m:r>
+              <m:t xml:space="preserve">x</m:t>
+            </m:r>
           </m:den>
         </m:f>
+        <m:r>
+          <m:rPr>
+            <m:sty m:val="p"/>
+          </m:rPr>
+          <m:t xml:space="preserve">+</m:t>
+        </m:r>
+        <m:r>
+          <m:t xml:space="preserve">v</m:t>
+        </m:r>
         <m:f>
           <m:num>
             <m:r>
               <m:t xml:space="preserve">∂</m:t>
             </m:r>
             <m:r>
-              <m:t xml:space="preserve">p</m:t>
+              <m:t xml:space="preserve">T</m:t>
             </m:r>
           </m:num>
           <m:den>
@@ -1259,126 +2155,6 @@
             </m:r>
           </m:den>
         </m:f>
-        <m:r>
-          <m:rPr>
-            <m:sty m:val="p"/>
-          </m:rPr>
-          <m:t xml:space="preserve">+</m:t>
-        </m:r>
-        <m:f>
-          <m:num>
-            <m:sSub>
-              <m:e>
-                <m:r>
-                  <m:t xml:space="preserve">μ</m:t>
-                </m:r>
-              </m:e>
-              <m:sub>
-                <m:r>
-                  <m:t xml:space="preserve">hnf</m:t>
-                </m:r>
-              </m:sub>
-            </m:sSub>
-          </m:num>
-          <m:den>
-            <m:sSub>
-              <m:e>
-                <m:r>
-                  <m:t xml:space="preserve">ρ</m:t>
-                </m:r>
-              </m:e>
-              <m:sub>
-                <m:r>
-                  <m:t xml:space="preserve">hnf</m:t>
-                </m:r>
-              </m:sub>
-            </m:sSub>
-          </m:den>
-        </m:f>
-        <m:f>
-          <m:num>
-            <m:sSup>
-              <m:e>
-                <m:r>
-                  <m:t xml:space="preserve">∂</m:t>
-                </m:r>
-              </m:e>
-              <m:sup>
-                <m:r>
-                  <m:t xml:space="preserve">2</m:t>
-                </m:r>
-              </m:sup>
-            </m:sSup>
-            <m:r>
-              <m:t xml:space="preserve">v</m:t>
-            </m:r>
-          </m:num>
-          <m:den>
-            <m:r>
-              <m:t xml:space="preserve">∂</m:t>
-            </m:r>
-            <m:sSup>
-              <m:e>
-                <m:r>
-                  <m:t xml:space="preserve">y</m:t>
-                </m:r>
-              </m:e>
-              <m:sup>
-                <m:r>
-                  <m:t xml:space="preserve">2</m:t>
-                </m:r>
-              </m:sup>
-            </m:sSup>
-          </m:den>
-        </m:f>
-      </m:oMath>
-      <w:r>
-        <w:tab/>
-        <w:t xml:space="preserve">(9)</w:t>
-      </w:r>
-    </w:p>
-    <w:p>
-      <w:pPr>
-        <w:tabs>
-          <w:tab w:val="center" w:pos="4680"/>
-          <w:tab w:val="right" w:pos="9360"/>
-        </w:tabs>
-        <w:spacing w:after="120"/>
-      </w:pPr>
-      <w:r>
-        <w:tab/>
-      </w:r>
-      <m:oMath>
-        <m:f>
-          <m:num>
-            <m:r>
-              <m:t xml:space="preserve">∂</m:t>
-            </m:r>
-            <m:r>
-              <m:t xml:space="preserve">T</m:t>
-            </m:r>
-          </m:num>
-          <m:den>
-            <m:r>
-              <m:t xml:space="preserve">∂</m:t>
-            </m:r>
-            <m:r>
-              <m:t xml:space="preserve">t</m:t>
-            </m:r>
-          </m:den>
-        </m:f>
-        <m:r>
-          <m:rPr>
-            <m:sty m:val="p"/>
-          </m:rPr>
-          <m:t xml:space="preserve">+</m:t>
-        </m:r>
-        <m:r>
-          <m:rPr>
-            <m:sty m:val="p"/>
-          </m:rPr>
-          <m:t xml:space="preserve">⋯</m:t>
-        </m:r>
         <m:r>
           <m:rPr>
             <m:sty m:val="p"/>
@@ -1557,120 +2333,6 @@
           </m:rPr>
           <m:t xml:space="preserve">+</m:t>
         </m:r>
-        <m:r>
-          <m:rPr>
-            <m:sty m:val="p"/>
-          </m:rPr>
-          <m:t xml:space="preserve">⋯</m:t>
-        </m:r>
-      </m:oMath>
-      <w:r>
-        <w:tab/>
-        <w:t xml:space="preserve">(10)</w:t>
-      </w:r>
-    </w:p>
-    <w:p>
-      <w:pPr>
-        <w:tabs>
-          <w:tab w:val="center" w:pos="4680"/>
-          <w:tab w:val="right" w:pos="9360"/>
-        </w:tabs>
-        <w:spacing w:after="120"/>
-      </w:pPr>
-      <w:r>
-        <w:tab/>
-      </w:r>
-      <m:oMath>
-        <m:f>
-          <m:num>
-            <m:r>
-              <m:t xml:space="preserve">∂</m:t>
-            </m:r>
-            <m:r>
-              <m:t xml:space="preserve">C</m:t>
-            </m:r>
-          </m:num>
-          <m:den>
-            <m:r>
-              <m:t xml:space="preserve">∂</m:t>
-            </m:r>
-            <m:r>
-              <m:t xml:space="preserve">t</m:t>
-            </m:r>
-          </m:den>
-        </m:f>
-        <m:r>
-          <m:rPr>
-            <m:sty m:val="p"/>
-          </m:rPr>
-          <m:t xml:space="preserve">+</m:t>
-        </m:r>
-        <m:r>
-          <m:rPr>
-            <m:sty m:val="p"/>
-          </m:rPr>
-          <m:t xml:space="preserve">⋯</m:t>
-        </m:r>
-        <m:r>
-          <m:rPr>
-            <m:sty m:val="p"/>
-          </m:rPr>
-          <m:t xml:space="preserve">=</m:t>
-        </m:r>
-        <m:sSub>
-          <m:e>
-            <m:r>
-              <m:t xml:space="preserve">D</m:t>
-            </m:r>
-          </m:e>
-          <m:sub>
-            <m:r>
-              <m:t xml:space="preserve">B</m:t>
-            </m:r>
-          </m:sub>
-        </m:sSub>
-        <m:f>
-          <m:num>
-            <m:sSup>
-              <m:e>
-                <m:r>
-                  <m:t xml:space="preserve">∂</m:t>
-                </m:r>
-              </m:e>
-              <m:sup>
-                <m:r>
-                  <m:t xml:space="preserve">2</m:t>
-                </m:r>
-              </m:sup>
-            </m:sSup>
-            <m:r>
-              <m:t xml:space="preserve">C</m:t>
-            </m:r>
-          </m:num>
-          <m:den>
-            <m:r>
-              <m:t xml:space="preserve">∂</m:t>
-            </m:r>
-            <m:sSup>
-              <m:e>
-                <m:r>
-                  <m:t xml:space="preserve">y</m:t>
-                </m:r>
-              </m:e>
-              <m:sup>
-                <m:r>
-                  <m:t xml:space="preserve">2</m:t>
-                </m:r>
-              </m:sup>
-            </m:sSup>
-          </m:den>
-        </m:f>
-        <m:r>
-          <m:rPr>
-            <m:sty m:val="p"/>
-          </m:rPr>
-          <m:t xml:space="preserve">+</m:t>
-        </m:r>
         <m:f>
           <m:num>
             <m:sSub>
@@ -1702,12 +2364,47 @@
             <m:sSub>
               <m:e>
                 <m:r>
-                  <m:t xml:space="preserve">T</m:t>
+                  <m:t xml:space="preserve">c</m:t>
                 </m:r>
               </m:e>
               <m:sub>
                 <m:r>
-                  <m:t xml:space="preserve">m</m:t>
+                  <m:t xml:space="preserve">s</m:t>
+                </m:r>
+              </m:sub>
+            </m:sSub>
+            <m:d>
+              <m:dPr>
+                <m:begChr m:val="("/>
+                <m:endChr m:val=")"/>
+              </m:dPr>
+              <m:e>
+                <m:r>
+                  <m:t xml:space="preserve">ρ</m:t>
+                </m:r>
+                <m:sSub>
+                  <m:e>
+                    <m:r>
+                      <m:t xml:space="preserve">c</m:t>
+                    </m:r>
+                  </m:e>
+                  <m:sub>
+                    <m:r>
+                      <m:t xml:space="preserve">p</m:t>
+                    </m:r>
+                  </m:sub>
+                </m:sSub>
+              </m:e>
+            </m:d>
+            <m:sSub>
+              <m:e>
+                <m:r>
+                  <m:t xml:space="preserve"/>
+                </m:r>
+              </m:e>
+              <m:sub>
+                <m:r>
+                  <m:t xml:space="preserve">hnf</m:t>
                 </m:r>
               </m:sub>
             </m:sSub>
@@ -1728,6 +2425,255 @@
               </m:sup>
             </m:sSup>
             <m:r>
+              <m:t xml:space="preserve">C</m:t>
+            </m:r>
+          </m:num>
+          <m:den>
+            <m:r>
+              <m:t xml:space="preserve">∂</m:t>
+            </m:r>
+            <m:sSup>
+              <m:e>
+                <m:r>
+                  <m:t xml:space="preserve">y</m:t>
+                </m:r>
+              </m:e>
+              <m:sup>
+                <m:r>
+                  <m:t xml:space="preserve">2</m:t>
+                </m:r>
+              </m:sup>
+            </m:sSup>
+          </m:den>
+        </m:f>
+        <m:r>
+          <m:rPr>
+            <m:sty m:val="p"/>
+          </m:rPr>
+          <m:t xml:space="preserve">+</m:t>
+        </m:r>
+        <m:r>
+          <m:rPr>
+            <m:sty m:val="p"/>
+          </m:rPr>
+          <m:t xml:space="preserve">⋯</m:t>
+        </m:r>
+      </m:oMath>
+      <w:r>
+        <w:tab/>
+        <w:t xml:space="preserve">(12)</w:t>
+      </w:r>
+    </w:p>
+    <w:p>
+      <w:pPr>
+        <w:jc w:val="both"/>
+        <w:spacing w:after="120"/>
+      </w:pPr>
+      <w:r>
+        <w:t xml:space="preserve">where the viscous-dissipation and Joule terms complete the right-hand side. The Dufour (diffusion-thermo) coefficient uses the concentration susceptibility cₛ; throughout this work cₛ ≡ Tₘ (the mean fluid temperature), so the Dufour and Soret definitions in Eqs. (34)–(35) are dimensionally consistent with the cross-diffusion terms in Eqs. (10)–(11).</w:t>
+      </w:r>
+    </w:p>
+    <w:p>
+      <w:pPr>
+        <w:tabs>
+          <w:tab w:val="center" w:pos="4680"/>
+          <w:tab w:val="right" w:pos="9360"/>
+        </w:tabs>
+        <w:spacing w:after="120"/>
+      </w:pPr>
+      <w:r>
+        <w:tab/>
+      </w:r>
+      <m:oMath>
+        <m:f>
+          <m:num>
+            <m:r>
+              <m:t xml:space="preserve">∂</m:t>
+            </m:r>
+            <m:r>
+              <m:t xml:space="preserve">C</m:t>
+            </m:r>
+          </m:num>
+          <m:den>
+            <m:r>
+              <m:t xml:space="preserve">∂</m:t>
+            </m:r>
+            <m:r>
+              <m:t xml:space="preserve">t</m:t>
+            </m:r>
+          </m:den>
+        </m:f>
+        <m:r>
+          <m:rPr>
+            <m:sty m:val="p"/>
+          </m:rPr>
+          <m:t xml:space="preserve">+</m:t>
+        </m:r>
+        <m:r>
+          <m:t xml:space="preserve">u</m:t>
+        </m:r>
+        <m:f>
+          <m:num>
+            <m:r>
+              <m:t xml:space="preserve">∂</m:t>
+            </m:r>
+            <m:r>
+              <m:t xml:space="preserve">C</m:t>
+            </m:r>
+          </m:num>
+          <m:den>
+            <m:r>
+              <m:t xml:space="preserve">∂</m:t>
+            </m:r>
+            <m:r>
+              <m:t xml:space="preserve">x</m:t>
+            </m:r>
+          </m:den>
+        </m:f>
+        <m:r>
+          <m:rPr>
+            <m:sty m:val="p"/>
+          </m:rPr>
+          <m:t xml:space="preserve">+</m:t>
+        </m:r>
+        <m:r>
+          <m:t xml:space="preserve">v</m:t>
+        </m:r>
+        <m:f>
+          <m:num>
+            <m:r>
+              <m:t xml:space="preserve">∂</m:t>
+            </m:r>
+            <m:r>
+              <m:t xml:space="preserve">C</m:t>
+            </m:r>
+          </m:num>
+          <m:den>
+            <m:r>
+              <m:t xml:space="preserve">∂</m:t>
+            </m:r>
+            <m:r>
+              <m:t xml:space="preserve">y</m:t>
+            </m:r>
+          </m:den>
+        </m:f>
+        <m:r>
+          <m:rPr>
+            <m:sty m:val="p"/>
+          </m:rPr>
+          <m:t xml:space="preserve">=</m:t>
+        </m:r>
+        <m:sSub>
+          <m:e>
+            <m:r>
+              <m:t xml:space="preserve">D</m:t>
+            </m:r>
+          </m:e>
+          <m:sub>
+            <m:r>
+              <m:t xml:space="preserve">B</m:t>
+            </m:r>
+          </m:sub>
+        </m:sSub>
+        <m:f>
+          <m:num>
+            <m:sSup>
+              <m:e>
+                <m:r>
+                  <m:t xml:space="preserve">∂</m:t>
+                </m:r>
+              </m:e>
+              <m:sup>
+                <m:r>
+                  <m:t xml:space="preserve">2</m:t>
+                </m:r>
+              </m:sup>
+            </m:sSup>
+            <m:r>
+              <m:t xml:space="preserve">C</m:t>
+            </m:r>
+          </m:num>
+          <m:den>
+            <m:r>
+              <m:t xml:space="preserve">∂</m:t>
+            </m:r>
+            <m:sSup>
+              <m:e>
+                <m:r>
+                  <m:t xml:space="preserve">y</m:t>
+                </m:r>
+              </m:e>
+              <m:sup>
+                <m:r>
+                  <m:t xml:space="preserve">2</m:t>
+                </m:r>
+              </m:sup>
+            </m:sSup>
+          </m:den>
+        </m:f>
+        <m:r>
+          <m:rPr>
+            <m:sty m:val="p"/>
+          </m:rPr>
+          <m:t xml:space="preserve">+</m:t>
+        </m:r>
+        <m:f>
+          <m:num>
+            <m:sSub>
+              <m:e>
+                <m:r>
+                  <m:t xml:space="preserve">D</m:t>
+                </m:r>
+              </m:e>
+              <m:sub>
+                <m:r>
+                  <m:t xml:space="preserve">B</m:t>
+                </m:r>
+              </m:sub>
+            </m:sSub>
+            <m:sSub>
+              <m:e>
+                <m:r>
+                  <m:t xml:space="preserve">K</m:t>
+                </m:r>
+              </m:e>
+              <m:sub>
+                <m:r>
+                  <m:t xml:space="preserve">T</m:t>
+                </m:r>
+              </m:sub>
+            </m:sSub>
+          </m:num>
+          <m:den>
+            <m:sSub>
+              <m:e>
+                <m:r>
+                  <m:t xml:space="preserve">T</m:t>
+                </m:r>
+              </m:e>
+              <m:sub>
+                <m:r>
+                  <m:t xml:space="preserve">m</m:t>
+                </m:r>
+              </m:sub>
+            </m:sSub>
+          </m:den>
+        </m:f>
+        <m:f>
+          <m:num>
+            <m:sSup>
+              <m:e>
+                <m:r>
+                  <m:t xml:space="preserve">∂</m:t>
+                </m:r>
+              </m:e>
+              <m:sup>
+                <m:r>
+                  <m:t xml:space="preserve">2</m:t>
+                </m:r>
+              </m:sup>
+            </m:sSup>
+            <m:r>
               <m:t xml:space="preserve">T</m:t>
             </m:r>
           </m:num>
@@ -1799,7 +2745,7 @@
       </m:oMath>
       <w:r>
         <w:tab/>
-        <w:t xml:space="preserve">(11)</w:t>
+        <w:t xml:space="preserve">(13)</w:t>
       </w:r>
     </w:p>
     <w:p>
@@ -1918,7 +2864,7 @@
       </m:oMath>
       <w:r>
         <w:tab/>
-        <w:t xml:space="preserve">(12)</w:t>
+        <w:t xml:space="preserve">(14)</w:t>
       </w:r>
     </w:p>
     <w:p>
@@ -2123,7 +3069,7 @@
       </m:oMath>
       <w:r>
         <w:tab/>
-        <w:t xml:space="preserve">(13)</w:t>
+        <w:t xml:space="preserve">(15)</w:t>
       </w:r>
     </w:p>
     <w:p>
@@ -2277,7 +3223,7 @@
       </m:oMath>
       <w:r>
         <w:tab/>
-        <w:t xml:space="preserve">(14)</w:t>
+        <w:t xml:space="preserve">(16)</w:t>
       </w:r>
     </w:p>
     <w:p>
@@ -2451,7 +3397,7 @@
       </m:oMath>
       <w:r>
         <w:tab/>
-        <w:t xml:space="preserve">(15)</w:t>
+        <w:t xml:space="preserve">(17)</w:t>
       </w:r>
     </w:p>
     <w:p>
@@ -2717,7 +3663,7 @@
       </m:oMath>
       <w:r>
         <w:tab/>
-        <w:t xml:space="preserve">(16)</w:t>
+        <w:t xml:space="preserve">(18)</w:t>
       </w:r>
     </w:p>
     <w:p>
@@ -2958,7 +3904,7 @@
       </m:oMath>
       <w:r>
         <w:tab/>
-        <w:t xml:space="preserve">(17)</w:t>
+        <w:t xml:space="preserve">(19)</w:t>
       </w:r>
     </w:p>
     <w:p>
@@ -3199,7 +4145,7 @@
       </m:oMath>
       <w:r>
         <w:tab/>
-        <w:t xml:space="preserve">(18)</w:t>
+        <w:t xml:space="preserve">(20)</w:t>
       </w:r>
     </w:p>
     <w:p>
@@ -3465,7 +4411,7 @@
       </m:oMath>
       <w:r>
         <w:tab/>
-        <w:t xml:space="preserve">(19)</w:t>
+        <w:t xml:space="preserve">(21)</w:t>
       </w:r>
     </w:p>
     <w:p>
@@ -3710,7 +4656,7 @@
       </m:oMath>
       <w:r>
         <w:tab/>
-        <w:t xml:space="preserve">(20)</w:t>
+        <w:t xml:space="preserve">(22)</w:t>
       </w:r>
     </w:p>
     <w:p>
@@ -3776,7 +4722,7 @@
       </m:oMath>
       <w:r>
         <w:tab/>
-        <w:t xml:space="preserve">(21)</w:t>
+        <w:t xml:space="preserve">(23)</w:t>
       </w:r>
     </w:p>
     <w:p>
@@ -3931,7 +4877,7 @@
       </m:oMath>
       <w:r>
         <w:tab/>
-        <w:t xml:space="preserve">(22)</w:t>
+        <w:t xml:space="preserve">(24)</w:t>
       </w:r>
     </w:p>
     <w:p>
@@ -4088,7 +5034,7 @@
       </m:oMath>
       <w:r>
         <w:tab/>
-        <w:t xml:space="preserve">(23)</w:t>
+        <w:t xml:space="preserve">(25)</w:t>
       </w:r>
     </w:p>
     <w:p>
@@ -4142,7 +5088,7 @@
               </m:e>
               <m:sub>
                 <m:r>
-                  <m:t xml:space="preserve">h</m:t>
+                  <m:t xml:space="preserve">0</m:t>
                 </m:r>
               </m:sub>
             </m:sSub>
@@ -4225,7 +5171,7 @@
               </m:e>
               <m:sub>
                 <m:r>
-                  <m:t xml:space="preserve">h</m:t>
+                  <m:t xml:space="preserve">0</m:t>
                 </m:r>
               </m:sub>
             </m:sSub>
@@ -4266,7 +5212,7 @@
       </m:oMath>
       <w:r>
         <w:tab/>
-        <w:t xml:space="preserve">(24)</w:t>
+        <w:t xml:space="preserve">(26)</w:t>
       </w:r>
     </w:p>
     <w:p>
@@ -4275,7 +5221,7 @@
         <w:spacing w:after="120"/>
       </w:pPr>
       <w:r>
-        <w:t xml:space="preserve">The stream function satisfies continuity identically (u = ∂ψ/∂y, v = −∂ψ/∂x). The x- and time-dependent wall excesses are</w:t>
+        <w:t xml:space="preserve">The temperature and concentration are normalised with the reference values T₀ and C₀, with Tₕ and Cₕ the wall (convective/reference) values. The upper-wall values coincide with the references, Tₕₒₚ = T₀ and Cₕₒₚ = C₀ (equivalently T_h = T₀, C_h = C₀), so that θ(1) = φ(1) = 0; this normalisation is what makes the lower-wall convective and solutal-slip conditions in Eq. (31) consistent. The stream function satisfies continuity identically (u = ∂ψ/∂y, v = −∂ψ/∂x). The x- and time-dependent wall excesses are</w:t>
       </w:r>
     </w:p>
     <w:p>
@@ -4449,7 +5395,7 @@
       </m:oMath>
       <w:r>
         <w:tab/>
-        <w:t xml:space="preserve">(25)</w:t>
+        <w:t xml:space="preserve">(27)</w:t>
       </w:r>
     </w:p>
     <w:p>
@@ -4458,7 +5404,7 @@
         <w:spacing w:after="120"/>
       </w:pPr>
       <w:r>
-        <w:t xml:space="preserve">Here Tₕ, T₀, Cₕ and C₀ denote the upper-wall and reference temperatures and concentrations; θ and φ are normalised so that θ(1) = 0 and φ(1) = 0 at the upper plate.</w:t>
+        <w:t xml:space="preserve">where d₁ and e₁ carry the appropriate temperature and concentration scaling units.</w:t>
       </w:r>
     </w:p>
     <w:p>
@@ -4905,7 +5851,7 @@
       </m:oMath>
       <w:r>
         <w:tab/>
-        <w:t xml:space="preserve">(26)</w:t>
+        <w:t xml:space="preserve">(28)</w:t>
       </w:r>
     </w:p>
     <w:p>
@@ -5340,7 +6286,7 @@
       </m:oMath>
       <w:r>
         <w:tab/>
-        <w:t xml:space="preserve">(27)</w:t>
+        <w:t xml:space="preserve">(29)</w:t>
       </w:r>
     </w:p>
     <w:p>
@@ -5869,7 +6815,7 @@
       </m:oMath>
       <w:r>
         <w:tab/>
-        <w:t xml:space="preserve">(28)</w:t>
+        <w:t xml:space="preserve">(30)</w:t>
       </w:r>
     </w:p>
     <w:p>
@@ -5997,7 +6943,7 @@
       </m:oMath>
       <w:r>
         <w:tab/>
-        <w:t xml:space="preserve">(29)</w:t>
+        <w:t xml:space="preserve">(31)</w:t>
       </w:r>
     </w:p>
     <w:p>
@@ -6193,7 +7139,7 @@
       </m:oMath>
       <w:r>
         <w:tab/>
-        <w:t xml:space="preserve">(30)</w:t>
+        <w:t xml:space="preserve">(32)</w:t>
       </w:r>
     </w:p>
     <w:p>
@@ -6366,7 +7312,7 @@
       </m:oMath>
       <w:r>
         <w:tab/>
-        <w:t xml:space="preserve">(31)</w:t>
+        <w:t xml:space="preserve">(33)</w:t>
       </w:r>
     </w:p>
     <w:p>
@@ -6661,7 +7607,7 @@
       </m:oMath>
       <w:r>
         <w:tab/>
-        <w:t xml:space="preserve">(32)</w:t>
+        <w:t xml:space="preserve">(34)</w:t>
       </w:r>
     </w:p>
     <w:p>
@@ -6973,7 +7919,7 @@
       </m:oMath>
       <w:r>
         <w:tab/>
-        <w:t xml:space="preserve">(33)</w:t>
+        <w:t xml:space="preserve">(35)</w:t>
       </w:r>
     </w:p>
     <w:p>
@@ -7268,7 +8214,7 @@
       </m:oMath>
       <w:r>
         <w:tab/>
-        <w:t xml:space="preserve">(34)</w:t>
+        <w:t xml:space="preserve">(36)</w:t>
       </w:r>
     </w:p>
     <w:p>
@@ -7506,7 +8452,16 @@
       </m:oMath>
       <w:r>
         <w:tab/>
-        <w:t xml:space="preserve">(35)</w:t>
+        <w:t xml:space="preserve">(37)</w:t>
+      </w:r>
+    </w:p>
+    <w:p>
+      <w:pPr>
+        <w:jc w:val="both"/>
+        <w:spacing w:after="120"/>
+      </w:pPr>
+      <w:r>
+        <w:t xml:space="preserve">The concentration susceptibility is taken as cₛ ≡ Tₘ, so that Df and Sr in Eqs. (34)–(35) are derived directly from the cross-diffusion terms in Eqs. (10)–(11) and are mutually dimensionally consistent (the factor A₂ in the transformed Dufour term A₂Dfφ″ reconciles the base-fluid (cₚ)ₑ normalisation with the hybrid heat capacity).</w:t>
       </w:r>
     </w:p>
     <w:p>
@@ -7527,6 +8482,15 @@
           <w:b/>
         </w:rPr>
         <w:t xml:space="preserve">2.10 Engineering quantities of interest</w:t>
+      </w:r>
+    </w:p>
+    <w:p>
+      <w:pPr>
+        <w:jc w:val="both"/>
+        <w:spacing w:after="120"/>
+      </w:pPr>
+      <w:r>
+        <w:t xml:space="preserve">The wall shear stress, heat flux and mass flux are evaluated at the upper plate, τ_w = τ_xy|_{η=1}, q_w = q_y|_{η=1}, q_m = q_{m,y}|_{η=1}, with Re_x = xU_w/νₑ the local Reynolds number:</w:t>
       </w:r>
     </w:p>
     <w:p>
@@ -7785,7 +8749,7 @@
       </m:oMath>
       <w:r>
         <w:tab/>
-        <w:t xml:space="preserve">(36)</w:t>
+        <w:t xml:space="preserve">(38)</w:t>
       </w:r>
     </w:p>
     <w:p>
@@ -7956,7 +8920,7 @@
       </m:oMath>
       <w:r>
         <w:tab/>
-        <w:t xml:space="preserve">(37)</w:t>
+        <w:t xml:space="preserve">(39)</w:t>
       </w:r>
     </w:p>
     <w:p>
@@ -8138,7 +9102,7 @@
       </m:oMath>
       <w:r>
         <w:tab/>
-        <w:t xml:space="preserve">(38)</w:t>
+        <w:t xml:space="preserve">(40)</w:t>
       </w:r>
     </w:p>
     <w:p>
@@ -8215,7 +9179,7 @@
       </m:oMath>
       <w:r>
         <w:tab/>
-        <w:t xml:space="preserve">(39)</w:t>
+        <w:t xml:space="preserve">(41)</w:t>
       </w:r>
     </w:p>
     <w:p>
@@ -8613,7 +9577,7 @@
       </m:oMath>
       <w:r>
         <w:tab/>
-        <w:t xml:space="preserve">(40)</w:t>
+        <w:t xml:space="preserve">(42)</w:t>
       </w:r>
     </w:p>
     <w:p>
@@ -8747,7 +9711,7 @@
       </m:oMath>
       <w:r>
         <w:tab/>
-        <w:t xml:space="preserve">(41)</w:t>
+        <w:t xml:space="preserve">(43)</w:t>
       </w:r>
     </w:p>
     <w:p>
@@ -8939,7 +9903,7 @@
       </m:oMath>
       <w:r>
         <w:tab/>
-        <w:t xml:space="preserve">(42)</w:t>
+        <w:t xml:space="preserve">(44)</w:t>
       </w:r>
     </w:p>
     <w:p>
@@ -9109,7 +10073,7 @@
       </m:oMath>
       <w:r>
         <w:tab/>
-        <w:t xml:space="preserve">(43)</w:t>
+        <w:t xml:space="preserve">(45)</w:t>
       </w:r>
     </w:p>
     <w:p>
@@ -9558,7 +10522,7 @@
       </m:oMath>
       <w:r>
         <w:tab/>
-        <w:t xml:space="preserve">(44)</w:t>
+        <w:t xml:space="preserve">(46)</w:t>
       </w:r>
     </w:p>
     <w:p>
@@ -9746,7 +10710,7 @@
       </m:oMath>
       <w:r>
         <w:tab/>
-        <w:t xml:space="preserve">(45)</w:t>
+        <w:t xml:space="preserve">(47)</w:t>
       </w:r>
     </w:p>
     <w:p>
@@ -9890,7 +10854,7 @@
       </m:oMath>
       <w:r>
         <w:tab/>
-        <w:t xml:space="preserve">(46)</w:t>
+        <w:t xml:space="preserve">(48)</w:t>
       </w:r>
     </w:p>
     <w:p>
@@ -10049,7 +11013,7 @@
       </m:oMath>
       <w:r>
         <w:tab/>
-        <w:t xml:space="preserve">(47)</w:t>
+        <w:t xml:space="preserve">(49)</w:t>
       </w:r>
     </w:p>
     <w:p>
@@ -10211,7 +11175,7 @@
       </m:oMath>
       <w:r>
         <w:tab/>
-        <w:t xml:space="preserve">(48)</w:t>
+        <w:t xml:space="preserve">(50)</w:t>
       </w:r>
     </w:p>
     <w:p>
@@ -10306,7 +11270,7 @@
       </m:oMath>
       <w:r>
         <w:tab/>
-        <w:t xml:space="preserve">(49)</w:t>
+        <w:t xml:space="preserve">(51)</w:t>
       </w:r>
     </w:p>
     <w:p>
@@ -10438,7 +11402,7 @@
       </m:oMath>
       <w:r>
         <w:tab/>
-        <w:t xml:space="preserve">(50)</w:t>
+        <w:t xml:space="preserve">(52)</w:t>
       </w:r>
     </w:p>
     <w:p>
@@ -10524,7 +11488,7 @@
       </m:oMath>
       <w:r>
         <w:tab/>
-        <w:t xml:space="preserve">(51)</w:t>
+        <w:t xml:space="preserve">(53)</w:t>
       </w:r>
     </w:p>
     <w:p>
@@ -10533,7 +11497,134 @@
         <w:spacing w:after="120"/>
       </w:pPr>
       <w:r>
-        <w:t xml:space="preserve">The diffusive cross-gradient term is retained; its thermodynamic non-negativity requires |Λ(ζ/Ω)θ′φ′| not to exceed the sum of the squared-gradient terms, which is verified a posteriori for the reported cases.</w:t>
+        <w:t xml:space="preserve">The diffusive cross-gradient term is retained. Writing the temperature–concentration part of Ns as aθ′² + bθ′φ′ + cφ′² with a = A₄ + (4/3)Rd F³, b = Λ(ζ/Ω) and c = Λ(ζ/Ω)², positive semidefiniteness of this quadratic form requires a ≥ 0, c ≥ 0 and b² ≤ 4ac, i.e.</w:t>
+      </w:r>
+    </w:p>
+    <w:p>
+      <w:pPr>
+        <w:tabs>
+          <w:tab w:val="center" w:pos="4680"/>
+          <w:tab w:val="right" w:pos="9360"/>
+        </w:tabs>
+        <w:spacing w:after="120"/>
+      </w:pPr>
+      <w:r>
+        <w:tab/>
+      </w:r>
+      <m:oMath>
+        <m:r>
+          <m:t xml:space="preserve">Λ</m:t>
+        </m:r>
+        <m:r>
+          <m:t xml:space="preserve">≤</m:t>
+        </m:r>
+        <m:r>
+          <m:t xml:space="preserve">4</m:t>
+        </m:r>
+        <m:d>
+          <m:dPr>
+            <m:begChr m:val="["/>
+            <m:endChr m:val="]"/>
+          </m:dPr>
+          <m:e>
+            <m:sSub>
+              <m:e>
+                <m:r>
+                  <m:t xml:space="preserve">A</m:t>
+                </m:r>
+              </m:e>
+              <m:sub>
+                <m:r>
+                  <m:t xml:space="preserve">4</m:t>
+                </m:r>
+              </m:sub>
+            </m:sSub>
+            <m:r>
+              <m:rPr>
+                <m:sty m:val="p"/>
+              </m:rPr>
+              <m:t xml:space="preserve">+</m:t>
+            </m:r>
+            <m:f>
+              <m:num>
+                <m:r>
+                  <m:t xml:space="preserve">4</m:t>
+                </m:r>
+              </m:num>
+              <m:den>
+                <m:r>
+                  <m:t xml:space="preserve">3</m:t>
+                </m:r>
+              </m:den>
+            </m:f>
+            <m:r>
+              <m:t xml:space="preserve">Rd</m:t>
+            </m:r>
+            <m:sSup>
+              <m:e>
+                <m:r>
+                  <m:t xml:space="preserve">1</m:t>
+                </m:r>
+                <m:r>
+                  <m:rPr>
+                    <m:sty m:val="p"/>
+                  </m:rPr>
+                  <m:t xml:space="preserve">+</m:t>
+                </m:r>
+                <m:d>
+                  <m:dPr>
+                    <m:begChr m:val="("/>
+                    <m:endChr m:val=")"/>
+                  </m:dPr>
+                  <m:e>
+                    <m:sSub>
+                      <m:e>
+                        <m:r>
+                          <m:t xml:space="preserve">θ</m:t>
+                        </m:r>
+                      </m:e>
+                      <m:sub>
+                        <m:r>
+                          <m:t xml:space="preserve">r</m:t>
+                        </m:r>
+                      </m:sub>
+                    </m:sSub>
+                    <m:r>
+                      <m:rPr>
+                        <m:sty m:val="p"/>
+                      </m:rPr>
+                      <m:t xml:space="preserve">−</m:t>
+                    </m:r>
+                    <m:r>
+                      <m:t xml:space="preserve">1</m:t>
+                    </m:r>
+                  </m:e>
+                </m:d>
+                <m:r>
+                  <m:t xml:space="preserve">θ</m:t>
+                </m:r>
+              </m:e>
+              <m:sup>
+                <m:r>
+                  <m:t xml:space="preserve">3</m:t>
+                </m:r>
+              </m:sup>
+            </m:sSup>
+          </m:e>
+        </m:d>
+      </m:oMath>
+      <w:r>
+        <w:tab/>
+        <w:t xml:space="preserve">(54)</w:t>
+      </w:r>
+    </w:p>
+    <w:p>
+      <w:pPr>
+        <w:jc w:val="both"/>
+        <w:spacing w:after="120"/>
+      </w:pPr>
+      <w:r>
+        <w:t xml:space="preserve">For the baseline data (Λ = 0.5, A₄ ≈ 1.19, Rd ≥ 0.2) this bound holds with a wide margin, and the computed total Ns and Bejan number were verified to remain non-negative and within [0, 1] throughout the domain for all reported cases.</w:t>
       </w:r>
     </w:p>
     <w:p>
@@ -10806,7 +11897,7 @@
       </m:oMath>
       <w:r>
         <w:tab/>
-        <w:t xml:space="preserve">(52)</w:t>
+        <w:t xml:space="preserve">(55)</w:t>
       </w:r>
     </w:p>
     <w:p>
@@ -10983,7 +12074,7 @@
       </m:oMath>
       <w:r>
         <w:tab/>
-        <w:t xml:space="preserve">(53)</w:t>
+        <w:t xml:space="preserve">(56)</w:t>
       </w:r>
     </w:p>
     <w:p>
@@ -11083,7 +12174,7 @@
       </m:oMath>
       <w:r>
         <w:tab/>
-        <w:t xml:space="preserve">(54)</w:t>
+        <w:t xml:space="preserve">(57)</w:t>
       </w:r>
     </w:p>
     <w:p>
@@ -11346,7 +12437,7 @@
       </m:oMath>
       <w:r>
         <w:tab/>
-        <w:t xml:space="preserve">(55)</w:t>
+        <w:t xml:space="preserve">(58)</w:t>
       </w:r>
     </w:p>
     <w:p>
@@ -11355,7 +12446,7 @@
         <w:spacing w:after="120"/>
       </w:pPr>
       <w:r>
-        <w:t xml:space="preserve">The highest momentum derivative y₄′ = f‴′ is obtained from Eq. (27). The energy and species second derivatives are coupled through Df and Sr; they are obtained by solving the 2×2 linear system at each mesh point (not sequentially):</w:t>
+        <w:t xml:space="preserve">The highest momentum derivative y₄′ = f‴′ is obtained from Eq. (27). The energy and species second derivatives are coupled through the Dufour and Soret terms and are obtained simultaneously from the 2×2 linear system at each mesh point (not sequentially):</w:t>
       </w:r>
     </w:p>
     <w:p>
@@ -11372,78 +12463,596 @@
       <m:oMath>
         <m:d>
           <m:dPr>
-            <m:begChr m:val="("/>
-            <m:endChr m:val=")"/>
+            <m:begChr m:val="["/>
+            <m:endChr m:val="]"/>
           </m:dPr>
           <m:e>
+            <m:m>
+              <m:mPr>
+                <m:mcs>
+                  <m:mc>
+                    <m:mcPr>
+                      <m:count m:val="2"/>
+                      <m:mcJc m:val="center"/>
+                    </m:mcPr>
+                  </m:mc>
+                </m:mcs>
+              </m:mPr>
+              <m:mr>
+                <m:e>
+                  <m:d>
+                    <m:dPr>
+                      <m:begChr m:val="["/>
+                      <m:endChr m:val="]"/>
+                    </m:dPr>
+                    <m:e>
+                      <m:sSub>
+                        <m:e>
+                          <m:r>
+                            <m:t xml:space="preserve">A</m:t>
+                          </m:r>
+                        </m:e>
+                        <m:sub>
+                          <m:r>
+                            <m:t xml:space="preserve">4</m:t>
+                          </m:r>
+                        </m:sub>
+                      </m:sSub>
+                      <m:r>
+                        <m:rPr>
+                          <m:sty m:val="p"/>
+                        </m:rPr>
+                        <m:t xml:space="preserve">+</m:t>
+                      </m:r>
+                      <m:f>
+                        <m:num>
+                          <m:r>
+                            <m:t xml:space="preserve">4</m:t>
+                          </m:r>
+                        </m:num>
+                        <m:den>
+                          <m:r>
+                            <m:t xml:space="preserve">3</m:t>
+                          </m:r>
+                        </m:den>
+                      </m:f>
+                      <m:r>
+                        <m:t xml:space="preserve">Rd</m:t>
+                      </m:r>
+                      <m:sSup>
+                        <m:e>
+                          <m:r>
+                            <m:t xml:space="preserve">1</m:t>
+                          </m:r>
+                          <m:r>
+                            <m:rPr>
+                              <m:sty m:val="p"/>
+                            </m:rPr>
+                            <m:t xml:space="preserve">+</m:t>
+                          </m:r>
+                          <m:d>
+                            <m:dPr>
+                              <m:begChr m:val="("/>
+                              <m:endChr m:val=")"/>
+                            </m:dPr>
+                            <m:e>
+                              <m:sSub>
+                                <m:e>
+                                  <m:r>
+                                    <m:t xml:space="preserve">θ</m:t>
+                                  </m:r>
+                                </m:e>
+                                <m:sub>
+                                  <m:r>
+                                    <m:t xml:space="preserve">r</m:t>
+                                  </m:r>
+                                </m:sub>
+                              </m:sSub>
+                              <m:r>
+                                <m:rPr>
+                                  <m:sty m:val="p"/>
+                                </m:rPr>
+                                <m:t xml:space="preserve">−</m:t>
+                              </m:r>
+                              <m:r>
+                                <m:t xml:space="preserve">1</m:t>
+                              </m:r>
+                            </m:e>
+                          </m:d>
+                          <m:r>
+                            <m:t xml:space="preserve">θ</m:t>
+                          </m:r>
+                        </m:e>
+                        <m:sup>
+                          <m:r>
+                            <m:t xml:space="preserve">3</m:t>
+                          </m:r>
+                        </m:sup>
+                      </m:sSup>
+                    </m:e>
+                  </m:d>
+                </m:e>
+                <m:e>
+                  <m:r>
+                    <m:t xml:space="preserve">Pr</m:t>
+                  </m:r>
+                  <m:sSub>
+                    <m:e>
+                      <m:r>
+                        <m:t xml:space="preserve">A</m:t>
+                      </m:r>
+                    </m:e>
+                    <m:sub>
+                      <m:r>
+                        <m:t xml:space="preserve">2</m:t>
+                      </m:r>
+                    </m:sub>
+                  </m:sSub>
+                  <m:r>
+                    <m:t xml:space="preserve">Df</m:t>
+                  </m:r>
+                </m:e>
+              </m:mr>
+              <m:mr>
+                <m:e>
+                  <m:r>
+                    <m:t xml:space="preserve">Sc</m:t>
+                  </m:r>
+                  <m:r>
+                    <m:t xml:space="preserve">Sr</m:t>
+                  </m:r>
+                </m:e>
+                <m:e>
+                  <m:r>
+                    <m:t xml:space="preserve">1</m:t>
+                  </m:r>
+                </m:e>
+              </m:mr>
+            </m:m>
+          </m:e>
+        </m:d>
+        <m:d>
+          <m:dPr>
+            <m:begChr m:val="["/>
+            <m:endChr m:val="]"/>
+          </m:dPr>
+          <m:e>
+            <m:m>
+              <m:mPr>
+                <m:mcs>
+                  <m:mc>
+                    <m:mcPr>
+                      <m:count m:val="1"/>
+                      <m:mcJc m:val="center"/>
+                    </m:mcPr>
+                  </m:mc>
+                </m:mcs>
+              </m:mPr>
+              <m:mr>
+                <m:e>
+                  <m:r>
+                    <m:t xml:space="preserve">θ</m:t>
+                  </m:r>
+                  <m:r>
+                    <m:t xml:space="preserve">′′</m:t>
+                  </m:r>
+                </m:e>
+              </m:mr>
+              <m:mr>
+                <m:e>
+                  <m:r>
+                    <m:t xml:space="preserve">φ</m:t>
+                  </m:r>
+                  <m:r>
+                    <m:t xml:space="preserve">′′</m:t>
+                  </m:r>
+                </m:e>
+              </m:mr>
+            </m:m>
+          </m:e>
+        </m:d>
+        <m:r>
+          <m:rPr>
+            <m:sty m:val="p"/>
+          </m:rPr>
+          <m:t xml:space="preserve">=</m:t>
+        </m:r>
+        <m:d>
+          <m:dPr>
+            <m:begChr m:val="["/>
+            <m:endChr m:val="]"/>
+          </m:dPr>
+          <m:e>
+            <m:m>
+              <m:mPr>
+                <m:mcs>
+                  <m:mc>
+                    <m:mcPr>
+                      <m:count m:val="1"/>
+                      <m:mcJc m:val="center"/>
+                    </m:mcPr>
+                  </m:mc>
+                </m:mcs>
+              </m:mPr>
+              <m:mr>
+                <m:e>
+                  <m:sSub>
+                    <m:e>
+                      <m:r>
+                        <m:t xml:space="preserve">b</m:t>
+                      </m:r>
+                    </m:e>
+                    <m:sub>
+                      <m:r>
+                        <m:t xml:space="preserve">1</m:t>
+                      </m:r>
+                    </m:sub>
+                  </m:sSub>
+                </m:e>
+              </m:mr>
+              <m:mr>
+                <m:e>
+                  <m:sSub>
+                    <m:e>
+                      <m:r>
+                        <m:t xml:space="preserve">b</m:t>
+                      </m:r>
+                    </m:e>
+                    <m:sub>
+                      <m:r>
+                        <m:t xml:space="preserve">2</m:t>
+                      </m:r>
+                    </m:sub>
+                  </m:sSub>
+                </m:e>
+              </m:mr>
+            </m:m>
+          </m:e>
+        </m:d>
+      </m:oMath>
+      <w:r>
+        <w:tab/>
+        <w:t xml:space="preserve">(59)</w:t>
+      </w:r>
+    </w:p>
+    <w:p>
+      <w:pPr>
+        <w:jc w:val="both"/>
+        <w:spacing w:after="120"/>
+      </w:pPr>
+      <w:r>
+        <w:t xml:space="preserve">with K_r = A₄ + (4/3)Rd[1 + (θᵣ−1)θ]³, the right-hand sides</w:t>
+      </w:r>
+    </w:p>
+    <w:p>
+      <w:pPr>
+        <w:tabs>
+          <w:tab w:val="center" w:pos="4680"/>
+          <w:tab w:val="right" w:pos="9360"/>
+        </w:tabs>
+        <w:spacing w:after="120"/>
+      </w:pPr>
+      <w:r>
+        <w:tab/>
+      </w:r>
+      <m:oMath>
+        <m:sSub>
+          <m:e>
+            <m:r>
+              <m:t xml:space="preserve">b</m:t>
+            </m:r>
+          </m:e>
+          <m:sub>
+            <m:r>
+              <m:t xml:space="preserve">1</m:t>
+            </m:r>
+          </m:sub>
+        </m:sSub>
+        <m:r>
+          <m:rPr>
+            <m:sty m:val="p"/>
+          </m:rPr>
+          <m:t xml:space="preserve">=</m:t>
+        </m:r>
+        <m:r>
+          <m:rPr>
+            <m:sty m:val="p"/>
+          </m:rPr>
+          <m:t xml:space="preserve">−</m:t>
+        </m:r>
+        <m:d>
+          <m:dPr>
+            <m:begChr m:val="["/>
+            <m:endChr m:val="]"/>
+          </m:dPr>
+          <m:e>
+            <m:r>
+              <m:t xml:space="preserve">4</m:t>
+            </m:r>
+            <m:r>
+              <m:t xml:space="preserve">Rd</m:t>
+            </m:r>
             <m:d>
               <m:dPr>
-                <m:begChr m:val="["/>
-                <m:endChr m:val="]"/>
+                <m:begChr m:val="("/>
+                <m:endChr m:val=")"/>
               </m:dPr>
               <m:e>
                 <m:sSub>
                   <m:e>
                     <m:r>
-                      <m:t xml:space="preserve">A</m:t>
+                      <m:t xml:space="preserve">θ</m:t>
                     </m:r>
                   </m:e>
                   <m:sub>
                     <m:r>
-                      <m:t xml:space="preserve">4</m:t>
+                      <m:t xml:space="preserve">r</m:t>
                     </m:r>
                   </m:sub>
                 </m:sSub>
+                <m:r>
+                  <m:rPr>
+                    <m:sty m:val="p"/>
+                  </m:rPr>
+                  <m:t xml:space="preserve">−</m:t>
+                </m:r>
+                <m:r>
+                  <m:t xml:space="preserve">1</m:t>
+                </m:r>
+              </m:e>
+            </m:d>
+            <m:sSup>
+              <m:e>
+                <m:r>
+                  <m:t xml:space="preserve">1</m:t>
+                </m:r>
                 <m:r>
                   <m:rPr>
                     <m:sty m:val="p"/>
                   </m:rPr>
                   <m:t xml:space="preserve">+</m:t>
                 </m:r>
-                <m:f>
-                  <m:num>
-                    <m:r>
-                      <m:t xml:space="preserve">4</m:t>
-                    </m:r>
-                  </m:num>
-                  <m:den>
-                    <m:r>
-                      <m:t xml:space="preserve">3</m:t>
-                    </m:r>
-                  </m:den>
-                </m:f>
-                <m:r>
-                  <m:t xml:space="preserve">Rd</m:t>
-                </m:r>
-                <m:sSup>
+                <m:d>
+                  <m:dPr>
+                    <m:begChr m:val="("/>
+                    <m:endChr m:val=")"/>
+                  </m:dPr>
                   <m:e>
-                    <m:r>
-                      <m:t xml:space="preserve">1</m:t>
-                    </m:r>
+                    <m:sSub>
+                      <m:e>
+                        <m:r>
+                          <m:t xml:space="preserve">θ</m:t>
+                        </m:r>
+                      </m:e>
+                      <m:sub>
+                        <m:r>
+                          <m:t xml:space="preserve">r</m:t>
+                        </m:r>
+                      </m:sub>
+                    </m:sSub>
                     <m:r>
                       <m:rPr>
                         <m:sty m:val="p"/>
                       </m:rPr>
-                      <m:t xml:space="preserve">+</m:t>
-                    </m:r>
+                      <m:t xml:space="preserve">−</m:t>
+                    </m:r>
+                    <m:r>
+                      <m:t xml:space="preserve">1</m:t>
+                    </m:r>
+                  </m:e>
+                </m:d>
+                <m:r>
+                  <m:t xml:space="preserve">θ</m:t>
+                </m:r>
+              </m:e>
+              <m:sup>
+                <m:r>
+                  <m:t xml:space="preserve">2</m:t>
+                </m:r>
+              </m:sup>
+            </m:sSup>
+            <m:sSup>
+              <m:e>
+                <m:d>
+                  <m:dPr>
+                    <m:begChr m:val="("/>
+                    <m:endChr m:val=")"/>
+                  </m:dPr>
+                  <m:e>
+                    <m:r>
+                      <m:t xml:space="preserve">θ</m:t>
+                    </m:r>
+                    <m:r>
+                      <m:t xml:space="preserve">′</m:t>
+                    </m:r>
+                  </m:e>
+                </m:d>
+              </m:e>
+              <m:sup>
+                <m:r>
+                  <m:t xml:space="preserve">2</m:t>
+                </m:r>
+              </m:sup>
+            </m:sSup>
+            <m:r>
+              <m:rPr>
+                <m:sty m:val="p"/>
+              </m:rPr>
+              <m:t xml:space="preserve">+</m:t>
+            </m:r>
+            <m:sSub>
+              <m:e>
+                <m:r>
+                  <m:t xml:space="preserve">A</m:t>
+                </m:r>
+              </m:e>
+              <m:sub>
+                <m:r>
+                  <m:t xml:space="preserve">5</m:t>
+                </m:r>
+              </m:sub>
+            </m:sSub>
+            <m:r>
+              <m:t xml:space="preserve">Pr</m:t>
+            </m:r>
+            <m:d>
+              <m:dPr>
+                <m:begChr m:val="("/>
+                <m:endChr m:val=")"/>
+              </m:dPr>
+              <m:e>
+                <m:r>
+                  <m:t xml:space="preserve">f</m:t>
+                </m:r>
+                <m:r>
+                  <m:t xml:space="preserve">θ</m:t>
+                </m:r>
+                <m:r>
+                  <m:t xml:space="preserve">′</m:t>
+                </m:r>
+                <m:r>
+                  <m:rPr>
+                    <m:sty m:val="p"/>
+                  </m:rPr>
+                  <m:t xml:space="preserve">−</m:t>
+                </m:r>
+                <m:f>
+                  <m:num>
+                    <m:r>
+                      <m:t xml:space="preserve">Sq</m:t>
+                    </m:r>
+                  </m:num>
+                  <m:den>
+                    <m:r>
+                      <m:t xml:space="preserve">2</m:t>
+                    </m:r>
+                  </m:den>
+                </m:f>
+                <m:r>
+                  <m:t xml:space="preserve">η</m:t>
+                </m:r>
+                <m:r>
+                  <m:t xml:space="preserve">θ</m:t>
+                </m:r>
+                <m:r>
+                  <m:t xml:space="preserve">′</m:t>
+                </m:r>
+              </m:e>
+            </m:d>
+            <m:r>
+              <m:rPr>
+                <m:sty m:val="p"/>
+              </m:rPr>
+              <m:t xml:space="preserve">+</m:t>
+            </m:r>
+            <m:r>
+              <m:t xml:space="preserve">Pr</m:t>
+            </m:r>
+            <m:d>
+              <m:dPr>
+                <m:begChr m:val="("/>
+                <m:endChr m:val=")"/>
+              </m:dPr>
+              <m:e>
+                <m:sSub>
+                  <m:e>
+                    <m:r>
+                      <m:t xml:space="preserve">A</m:t>
+                    </m:r>
+                  </m:e>
+                  <m:sub>
+                    <m:r>
+                      <m:t xml:space="preserve">1</m:t>
+                    </m:r>
+                  </m:sub>
+                </m:sSub>
+                <m:r>
+                  <m:t xml:space="preserve">Ec</m:t>
+                </m:r>
+                <m:sSup>
+                  <m:e>
                     <m:d>
                       <m:dPr>
                         <m:begChr m:val="("/>
                         <m:endChr m:val=")"/>
                       </m:dPr>
                       <m:e>
-                        <m:sSub>
+                        <m:r>
+                          <m:t xml:space="preserve">f</m:t>
+                        </m:r>
+                        <m:r>
+                          <m:t xml:space="preserve">′′</m:t>
+                        </m:r>
+                      </m:e>
+                    </m:d>
+                  </m:e>
+                  <m:sup>
+                    <m:r>
+                      <m:t xml:space="preserve">2</m:t>
+                    </m:r>
+                  </m:sup>
+                </m:sSup>
+                <m:sSup>
+                  <m:e>
+                    <m:d>
+                      <m:dPr>
+                        <m:begChr m:val="("/>
+                        <m:endChr m:val=")"/>
+                      </m:dPr>
+                      <m:e>
+                        <m:r>
+                          <m:t xml:space="preserve">1</m:t>
+                        </m:r>
+                        <m:r>
+                          <m:rPr>
+                            <m:sty m:val="p"/>
+                          </m:rPr>
+                          <m:t xml:space="preserve">+</m:t>
+                        </m:r>
+                        <m:sSup>
                           <m:e>
                             <m:r>
-                              <m:t xml:space="preserve">θ</m:t>
+                              <m:t xml:space="preserve">We</m:t>
                             </m:r>
                           </m:e>
-                          <m:sub>
+                          <m:sup>
                             <m:r>
-                              <m:t xml:space="preserve">r</m:t>
+                              <m:t xml:space="preserve">2</m:t>
                             </m:r>
-                          </m:sub>
-                        </m:sSub>
+                          </m:sup>
+                        </m:sSup>
+                        <m:sSup>
+                          <m:e>
+                            <m:d>
+                              <m:dPr>
+                                <m:begChr m:val="("/>
+                                <m:endChr m:val=")"/>
+                              </m:dPr>
+                              <m:e>
+                                <m:r>
+                                  <m:t xml:space="preserve">f</m:t>
+                                </m:r>
+                                <m:r>
+                                  <m:t xml:space="preserve">′′</m:t>
+                                </m:r>
+                              </m:e>
+                            </m:d>
+                          </m:e>
+                          <m:sup>
+                            <m:r>
+                              <m:t xml:space="preserve">2</m:t>
+                            </m:r>
+                          </m:sup>
+                        </m:sSup>
+                      </m:e>
+                    </m:d>
+                  </m:e>
+                  <m:sup>
+                    <m:f>
+                      <m:num>
+                        <m:r>
+                          <m:t xml:space="preserve">n</m:t>
+                        </m:r>
                         <m:r>
                           <m:rPr>
                             <m:sty m:val="p"/>
@@ -11453,116 +13062,79 @@
                         <m:r>
                           <m:t xml:space="preserve">1</m:t>
                         </m:r>
+                      </m:num>
+                      <m:den>
+                        <m:r>
+                          <m:t xml:space="preserve">2</m:t>
+                        </m:r>
+                      </m:den>
+                    </m:f>
+                  </m:sup>
+                </m:sSup>
+                <m:r>
+                  <m:rPr>
+                    <m:sty m:val="p"/>
+                  </m:rPr>
+                  <m:t xml:space="preserve">+</m:t>
+                </m:r>
+                <m:sSub>
+                  <m:e>
+                    <m:r>
+                      <m:t xml:space="preserve">A</m:t>
+                    </m:r>
+                  </m:e>
+                  <m:sub>
+                    <m:r>
+                      <m:t xml:space="preserve">3</m:t>
+                    </m:r>
+                  </m:sub>
+                </m:sSub>
+                <m:r>
+                  <m:t xml:space="preserve">M</m:t>
+                </m:r>
+                <m:r>
+                  <m:t xml:space="preserve">Ec</m:t>
+                </m:r>
+                <m:sSup>
+                  <m:e>
+                    <m:d>
+                      <m:dPr>
+                        <m:begChr m:val="("/>
+                        <m:endChr m:val=")"/>
+                      </m:dPr>
+                      <m:e>
+                        <m:r>
+                          <m:t xml:space="preserve">f</m:t>
+                        </m:r>
+                        <m:r>
+                          <m:t xml:space="preserve">′</m:t>
+                        </m:r>
+                        <m:r>
+                          <m:rPr>
+                            <m:sty m:val="p"/>
+                          </m:rPr>
+                          <m:t xml:space="preserve">−</m:t>
+                        </m:r>
+                        <m:r>
+                          <m:t xml:space="preserve">Ee</m:t>
+                        </m:r>
                       </m:e>
                     </m:d>
-                    <m:r>
-                      <m:t xml:space="preserve">θ</m:t>
-                    </m:r>
                   </m:e>
                   <m:sup>
                     <m:r>
-                      <m:t xml:space="preserve">3</m:t>
+                      <m:t xml:space="preserve">2</m:t>
                     </m:r>
                   </m:sup>
                 </m:sSup>
               </m:e>
             </m:d>
-            <m:r>
-              <m:rPr>
-                <m:sty m:val="p"/>
-              </m:rPr>
-              <m:t xml:space="preserve">  </m:t>
-            </m:r>
-            <m:r>
-              <m:t xml:space="preserve">Pr</m:t>
-            </m:r>
-            <m:sSub>
-              <m:e>
-                <m:r>
-                  <m:t xml:space="preserve">A</m:t>
-                </m:r>
-              </m:e>
-              <m:sub>
-                <m:r>
-                  <m:t xml:space="preserve">2</m:t>
-                </m:r>
-              </m:sub>
-            </m:sSub>
-            <m:r>
-              <m:t xml:space="preserve">Df</m:t>
-            </m:r>
           </m:e>
         </m:d>
-        <m:r>
-          <m:t xml:space="preserve">θ</m:t>
-        </m:r>
-        <m:r>
-          <m:t xml:space="preserve">′′</m:t>
-        </m:r>
-        <m:r>
-          <m:rPr>
-            <m:sty m:val="p"/>
-          </m:rPr>
-          <m:t xml:space="preserve">+</m:t>
-        </m:r>
-        <m:r>
-          <m:rPr>
-            <m:sty m:val="p"/>
-          </m:rPr>
-          <m:t xml:space="preserve">(</m:t>
-        </m:r>
-        <m:r>
-          <m:t xml:space="preserve">Pr</m:t>
-        </m:r>
-        <m:sSub>
-          <m:e>
-            <m:r>
-              <m:t xml:space="preserve">A</m:t>
-            </m:r>
-          </m:e>
-          <m:sub>
-            <m:r>
-              <m:t xml:space="preserve">2</m:t>
-            </m:r>
-          </m:sub>
-        </m:sSub>
-        <m:r>
-          <m:t xml:space="preserve">Df</m:t>
-        </m:r>
-        <m:r>
-          <m:rPr>
-            <m:sty m:val="p"/>
-          </m:rPr>
-          <m:t xml:space="preserve">)</m:t>
-        </m:r>
-        <m:r>
-          <m:t xml:space="preserve">φ</m:t>
-        </m:r>
-        <m:r>
-          <m:t xml:space="preserve">′′</m:t>
-        </m:r>
-        <m:r>
-          <m:rPr>
-            <m:sty m:val="p"/>
-          </m:rPr>
-          <m:t xml:space="preserve">=</m:t>
-        </m:r>
-        <m:sSub>
-          <m:e>
-            <m:r>
-              <m:t xml:space="preserve">b</m:t>
-            </m:r>
-          </m:e>
-          <m:sub>
-            <m:r>
-              <m:t xml:space="preserve">1</m:t>
-            </m:r>
-          </m:sub>
-        </m:sSub>
       </m:oMath>
       <w:r>
         <w:tab/>
-        <w:t xml:space="preserve">(56)</w:t>
+        <w:t xml:space="preserve">(60)</w:t>
       </w:r>
     </w:p>
     <w:p>
@@ -11577,36 +13149,6 @@
         <w:tab/>
       </w:r>
       <m:oMath>
-        <m:r>
-          <m:t xml:space="preserve">Sc</m:t>
-        </m:r>
-        <m:r>
-          <m:t xml:space="preserve">Sr</m:t>
-        </m:r>
-        <m:r>
-          <m:t xml:space="preserve">θ</m:t>
-        </m:r>
-        <m:r>
-          <m:t xml:space="preserve">′′</m:t>
-        </m:r>
-        <m:r>
-          <m:rPr>
-            <m:sty m:val="p"/>
-          </m:rPr>
-          <m:t xml:space="preserve">+</m:t>
-        </m:r>
-        <m:r>
-          <m:t xml:space="preserve">φ</m:t>
-        </m:r>
-        <m:r>
-          <m:t xml:space="preserve">′′</m:t>
-        </m:r>
-        <m:r>
-          <m:rPr>
-            <m:sty m:val="p"/>
-          </m:rPr>
-          <m:t xml:space="preserve">=</m:t>
-        </m:r>
         <m:sSub>
           <m:e>
             <m:r>
@@ -11619,10 +13161,93 @@
             </m:r>
           </m:sub>
         </m:sSub>
+        <m:r>
+          <m:rPr>
+            <m:sty m:val="p"/>
+          </m:rPr>
+          <m:t xml:space="preserve">=</m:t>
+        </m:r>
+        <m:r>
+          <m:rPr>
+            <m:sty m:val="p"/>
+          </m:rPr>
+          <m:t xml:space="preserve">−</m:t>
+        </m:r>
+        <m:r>
+          <m:t xml:space="preserve">Sc</m:t>
+        </m:r>
+        <m:d>
+          <m:dPr>
+            <m:begChr m:val="("/>
+            <m:endChr m:val=")"/>
+          </m:dPr>
+          <m:e>
+            <m:r>
+              <m:t xml:space="preserve">f</m:t>
+            </m:r>
+            <m:r>
+              <m:t xml:space="preserve">φ</m:t>
+            </m:r>
+            <m:r>
+              <m:t xml:space="preserve">′</m:t>
+            </m:r>
+            <m:r>
+              <m:rPr>
+                <m:sty m:val="p"/>
+              </m:rPr>
+              <m:t xml:space="preserve">−</m:t>
+            </m:r>
+            <m:f>
+              <m:num>
+                <m:r>
+                  <m:t xml:space="preserve">Sq</m:t>
+                </m:r>
+              </m:num>
+              <m:den>
+                <m:r>
+                  <m:t xml:space="preserve">2</m:t>
+                </m:r>
+              </m:den>
+            </m:f>
+            <m:r>
+              <m:t xml:space="preserve">η</m:t>
+            </m:r>
+            <m:r>
+              <m:t xml:space="preserve">φ</m:t>
+            </m:r>
+            <m:r>
+              <m:t xml:space="preserve">′</m:t>
+            </m:r>
+          </m:e>
+        </m:d>
+        <m:r>
+          <m:rPr>
+            <m:sty m:val="p"/>
+          </m:rPr>
+          <m:t xml:space="preserve">+</m:t>
+        </m:r>
+        <m:r>
+          <m:t xml:space="preserve">K</m:t>
+        </m:r>
+        <m:r>
+          <m:t xml:space="preserve">Sc</m:t>
+        </m:r>
+        <m:r>
+          <m:t xml:space="preserve">φ</m:t>
+        </m:r>
       </m:oMath>
       <w:r>
         <w:tab/>
-        <w:t xml:space="preserve">(57)</w:t>
+        <w:t xml:space="preserve">(61)</w:t>
+      </w:r>
+    </w:p>
+    <w:p>
+      <w:pPr>
+        <w:jc w:val="both"/>
+        <w:spacing w:after="120"/>
+      </w:pPr>
+      <w:r>
+        <w:t xml:space="preserve">The system is invertible provided its determinant Δ = K_r − Pr A₂ Df Sc Sr ≠ 0, which was confirmed at every mesh point (min|Δ| ≈ 1.05 over the reported parameter ranges).</w:t>
       </w:r>
     </w:p>
     <w:p>
@@ -11825,7 +13450,7 @@
       </m:oMath>
       <w:r>
         <w:tab/>
-        <w:t xml:space="preserve">(58)</w:t>
+        <w:t xml:space="preserve">(62)</w:t>
       </w:r>
     </w:p>
     <w:p>
@@ -12058,7 +13683,7 @@
       </m:oMath>
       <w:r>
         <w:tab/>
-        <w:t xml:space="preserve">(59)</w:t>
+        <w:t xml:space="preserve">(63)</w:t>
       </w:r>
     </w:p>
     <w:p>
@@ -12078,7 +13703,7 @@
         <w:spacing w:after="120"/>
       </w:pPr>
       <w:r>
-        <w:t xml:space="preserve">The discrete L₂ norm of the combined residual is the global error indicator, and the observed order of accuracy uses the magnitude of successive differences (correction to Eq. 80):</w:t>
+        <w:t xml:space="preserve">Because the three residuals have different magnitudes, the combined error indicator uses normalised residuals R̄_f, R̄_θ, R̄_φ (each scaled by the maximum magnitude of the corresponding equation terms):</w:t>
       </w:r>
     </w:p>
     <w:p>
@@ -12160,10 +13785,13 @@
                   <m:e>
                     <m:sSup>
                       <m:e>
+                        <m:r>
+                          <m:t xml:space="preserve">R̄</m:t>
+                        </m:r>
                         <m:sSub>
                           <m:e>
                             <m:r>
-                              <m:t xml:space="preserve">R</m:t>
+                              <m:t xml:space="preserve"/>
                             </m:r>
                           </m:e>
                           <m:sub>
@@ -12187,10 +13815,13 @@
                     </m:r>
                     <m:sSup>
                       <m:e>
+                        <m:r>
+                          <m:t xml:space="preserve">R̄</m:t>
+                        </m:r>
                         <m:sSub>
                           <m:e>
                             <m:r>
-                              <m:t xml:space="preserve">R</m:t>
+                              <m:t xml:space="preserve"/>
                             </m:r>
                           </m:e>
                           <m:sub>
@@ -12214,10 +13845,13 @@
                     </m:r>
                     <m:sSup>
                       <m:e>
+                        <m:r>
+                          <m:t xml:space="preserve">R̄</m:t>
+                        </m:r>
                         <m:sSub>
                           <m:e>
                             <m:r>
-                              <m:t xml:space="preserve">R</m:t>
+                              <m:t xml:space="preserve"/>
                             </m:r>
                           </m:e>
                           <m:sub>
@@ -12256,7 +13890,16 @@
       </m:oMath>
       <w:r>
         <w:tab/>
-        <w:t xml:space="preserve">(60)</w:t>
+        <w:t xml:space="preserve">(64)</w:t>
+      </w:r>
+    </w:p>
+    <w:p>
+      <w:pPr>
+        <w:jc w:val="both"/>
+        <w:spacing w:after="120"/>
+      </w:pPr>
+      <w:r>
+        <w:t xml:space="preserve">The bvp4c solver itself uses residual-based adaptive error control and mesh selection; Eq. (60) is an independent post-hoc diagnostic, not the solver's internal estimator. The observed order of accuracy uses the magnitude of successive differences (correction to the former Eq. 80):</w:t>
       </w:r>
     </w:p>
     <w:p>
@@ -12387,7 +14030,7 @@
       </m:oMath>
       <w:r>
         <w:tab/>
-        <w:t xml:space="preserve">(61)</w:t>
+        <w:t xml:space="preserve">(65)</w:t>
       </w:r>
     </w:p>
     <w:p>
@@ -12396,7 +14039,7 @@
         <w:spacing w:after="120"/>
       </w:pPr>
       <w:r>
-        <w:t xml:space="preserve">With N = 100, 200, 400 uniform intervals the monitored wall gradient f″(1) is mesh-independent to better than 10⁻⁶ and the estimated p_obs ≈ 4.00, confirming the fourth-order scheme (see Table 3a). Baseline parameters: Sq = 0.5, We = 1.0, n = 1.5, M = 1.0, Ee = 0.2, Da = 0.5, Fr = 0.3, Pr = 7.38, Rd = 0.5, Ec = 0.3, Df = 0.2, Sc = 1.2, Sr = 0.2, K = 0.5, Bi = 1.0, S₁ = S₃ = 0.1, θᵣ = 1.2, φ₁ = φ₂ = 0.03, Br = 1.0, Ω = 1.0, Λ = 0.5, ζ = 1.0.</w:t>
+        <w:t xml:space="preserve">The three solutions were computed independently on controlled, uniformly refined meshes (equivalent refinement levels rather than the solver's adaptive mesh). With N = 100, 200, 400 intervals the monitored wall gradient f″(1) is mesh-independent to better than 10⁻⁶ and the estimated p_obs ≈ 4.00, consistent with the fourth-order scheme in a smooth asymptotic regime (see Table 3a). Baseline parameters: Sq = 0.5, We = 1.0, n = 1.5, M = 1.0, Ee = 0.2, Da = 0.5, Fr = 0.3, Pr = 7.38, Rd = 0.5, Ec = 0.3, Df = 0.2, Sc = 1.2, Sr = 0.2, K = 0.5, Bi = 1.0, S₁ = S₃ = 0.1, θᵣ = 1.2, φ₁ = φ₂ = 0.03, Br = 1.0, Ω = 1.0, Λ = 0.5, ζ = 1.0.</w:t>
       </w:r>
     </w:p>
     <w:p>

--- a/Carreau_EMHD_Squeezing_Corrected.docx
+++ b/Carreau_EMHD_Squeezing_Corrected.docx
@@ -570,6 +570,9 @@
       </w:r>
       <m:oMath>
         <m:r>
+          <m:rPr>
+            <m:sty m:val="b"/>
+          </m:rPr>
           <m:t xml:space="preserve">σ</m:t>
         </m:r>
         <m:r>
@@ -588,6 +591,9 @@
           <m:t xml:space="preserve">p</m:t>
         </m:r>
         <m:r>
+          <m:rPr>
+            <m:sty m:val="b"/>
+          </m:rPr>
           <m:t xml:space="preserve">I</m:t>
         </m:r>
         <m:r>
@@ -613,6 +619,9 @@
         <m:sSub>
           <m:e>
             <m:r>
+              <m:rPr>
+                <m:sty m:val="b"/>
+              </m:rPr>
               <m:t xml:space="preserve">A</m:t>
             </m:r>
           </m:e>
@@ -863,6 +872,9 @@
                     <m:sSup>
                       <m:e>
                         <m:r>
+                          <m:rPr>
+                            <m:sty m:val="b"/>
+                          </m:rPr>
                           <m:t xml:space="preserve">A</m:t>
                         </m:r>
                       </m:e>
@@ -1021,7 +1033,7 @@
         <w:spacing w:after="120"/>
       </w:pPr>
       <w:r>
-        <w:t xml:space="preserve">with the zero-shear-rate viscosity identified as the hybrid-nanofluid viscosity, μ₀ = μₕₙₓ (Eq. 14), so that A₁ = μₕₙₓ/μₑ and the Carreau viscosity are consistently connected. In the shear-dominated boundary layer γ̇ ≃ |∂u/∂y|.</w:t>
+        <w:t xml:space="preserve">with the zero-shear-rate viscosity identified as the hybrid-nanofluid viscosity, μ₀ = μₕₙₓ (Eq. 14), so that αμ = μₕₙₓ/μₑ and the Carreau viscosity are consistently connected. In the shear-dominated boundary layer γ̇ ≃ |∂u/∂y|.</w:t>
       </w:r>
     </w:p>
     <w:p>
@@ -5444,12 +5456,12 @@
             <m:sSub>
               <m:e>
                 <m:r>
-                  <m:t xml:space="preserve">A</m:t>
+                  <m:t xml:space="preserve">α</m:t>
                 </m:r>
               </m:e>
               <m:sub>
                 <m:r>
-                  <m:t xml:space="preserve">1</m:t>
+                  <m:t xml:space="preserve">μ</m:t>
                 </m:r>
               </m:sub>
             </m:sSub>
@@ -5458,12 +5470,12 @@
             <m:sSub>
               <m:e>
                 <m:r>
-                  <m:t xml:space="preserve">A</m:t>
+                  <m:t xml:space="preserve">α</m:t>
                 </m:r>
               </m:e>
               <m:sub>
                 <m:r>
-                  <m:t xml:space="preserve">2</m:t>
+                  <m:t xml:space="preserve">ρ</m:t>
                 </m:r>
               </m:sub>
             </m:sSub>
@@ -5711,12 +5723,12 @@
             <m:sSub>
               <m:e>
                 <m:r>
-                  <m:t xml:space="preserve">A</m:t>
+                  <m:t xml:space="preserve">α</m:t>
                 </m:r>
               </m:e>
               <m:sub>
                 <m:r>
-                  <m:t xml:space="preserve">1</m:t>
+                  <m:t xml:space="preserve">μ</m:t>
                 </m:r>
               </m:sub>
             </m:sSub>
@@ -5725,12 +5737,12 @@
             <m:sSub>
               <m:e>
                 <m:r>
-                  <m:t xml:space="preserve">A</m:t>
+                  <m:t xml:space="preserve">α</m:t>
                 </m:r>
               </m:e>
               <m:sub>
                 <m:r>
-                  <m:t xml:space="preserve">2</m:t>
+                  <m:t xml:space="preserve">ρ</m:t>
                 </m:r>
               </m:sub>
             </m:sSub>
@@ -5756,12 +5768,12 @@
             <m:sSub>
               <m:e>
                 <m:r>
-                  <m:t xml:space="preserve">A</m:t>
+                  <m:t xml:space="preserve">α</m:t>
                 </m:r>
               </m:e>
               <m:sub>
                 <m:r>
-                  <m:t xml:space="preserve">3</m:t>
+                  <m:t xml:space="preserve">σ</m:t>
                 </m:r>
               </m:sub>
             </m:sSub>
@@ -5770,12 +5782,12 @@
             <m:sSub>
               <m:e>
                 <m:r>
-                  <m:t xml:space="preserve">A</m:t>
+                  <m:t xml:space="preserve">α</m:t>
                 </m:r>
               </m:e>
               <m:sub>
                 <m:r>
-                  <m:t xml:space="preserve">2</m:t>
+                  <m:t xml:space="preserve">ρ</m:t>
                 </m:r>
               </m:sub>
             </m:sSub>
@@ -5880,12 +5892,12 @@
             <m:sSub>
               <m:e>
                 <m:r>
-                  <m:t xml:space="preserve">A</m:t>
+                  <m:t xml:space="preserve">α</m:t>
                 </m:r>
               </m:e>
               <m:sub>
                 <m:r>
-                  <m:t xml:space="preserve">1</m:t>
+                  <m:t xml:space="preserve">μ</m:t>
                 </m:r>
               </m:sub>
             </m:sSub>
@@ -5894,12 +5906,12 @@
             <m:sSub>
               <m:e>
                 <m:r>
-                  <m:t xml:space="preserve">A</m:t>
+                  <m:t xml:space="preserve">α</m:t>
                 </m:r>
               </m:e>
               <m:sub>
                 <m:r>
-                  <m:t xml:space="preserve">2</m:t>
+                  <m:t xml:space="preserve">ρ</m:t>
                 </m:r>
               </m:sub>
             </m:sSub>
@@ -6171,12 +6183,12 @@
             <m:sSub>
               <m:e>
                 <m:r>
-                  <m:t xml:space="preserve">A</m:t>
+                  <m:t xml:space="preserve">α</m:t>
                 </m:r>
               </m:e>
               <m:sub>
                 <m:r>
-                  <m:t xml:space="preserve">1</m:t>
+                  <m:t xml:space="preserve">μ</m:t>
                 </m:r>
               </m:sub>
             </m:sSub>
@@ -6185,12 +6197,12 @@
             <m:sSub>
               <m:e>
                 <m:r>
-                  <m:t xml:space="preserve">A</m:t>
+                  <m:t xml:space="preserve">α</m:t>
                 </m:r>
               </m:e>
               <m:sub>
                 <m:r>
-                  <m:t xml:space="preserve">2</m:t>
+                  <m:t xml:space="preserve">ρ</m:t>
                 </m:r>
               </m:sub>
             </m:sSub>
@@ -6216,12 +6228,12 @@
             <m:sSub>
               <m:e>
                 <m:r>
-                  <m:t xml:space="preserve">A</m:t>
+                  <m:t xml:space="preserve">α</m:t>
                 </m:r>
               </m:e>
               <m:sub>
                 <m:r>
-                  <m:t xml:space="preserve">3</m:t>
+                  <m:t xml:space="preserve">σ</m:t>
                 </m:r>
               </m:sub>
             </m:sSub>
@@ -6230,12 +6242,12 @@
             <m:sSub>
               <m:e>
                 <m:r>
-                  <m:t xml:space="preserve">A</m:t>
+                  <m:t xml:space="preserve">α</m:t>
                 </m:r>
               </m:e>
               <m:sub>
                 <m:r>
-                  <m:t xml:space="preserve">2</m:t>
+                  <m:t xml:space="preserve">ρ</m:t>
                 </m:r>
               </m:sub>
             </m:sSub>
@@ -6295,7 +6307,7 @@
         <w:spacing w:after="120"/>
       </w:pPr>
       <w:r>
-        <w:t xml:space="preserve">The corrected energy equation groups conduction and radiation consistently (A₄ multiplies conduction only, because Rd is defined with the base-fluid conductivity κₑ):</w:t>
+        <w:t xml:space="preserve">The corrected energy equation groups conduction and radiation consistently (ακ multiplies conduction only, because Rd is defined with the base-fluid conductivity κₑ):</w:t>
       </w:r>
     </w:p>
     <w:p>
@@ -6319,12 +6331,12 @@
             <m:sSub>
               <m:e>
                 <m:r>
-                  <m:t xml:space="preserve">A</m:t>
+                  <m:t xml:space="preserve">α</m:t>
                 </m:r>
               </m:e>
               <m:sub>
                 <m:r>
-                  <m:t xml:space="preserve">4</m:t>
+                  <m:t xml:space="preserve">κ</m:t>
                 </m:r>
               </m:sub>
             </m:sSub>
@@ -6530,12 +6542,12 @@
         <m:sSub>
           <m:e>
             <m:r>
-              <m:t xml:space="preserve">A</m:t>
+              <m:t xml:space="preserve">α</m:t>
             </m:r>
           </m:e>
           <m:sub>
             <m:r>
-              <m:t xml:space="preserve">5</m:t>
+              <m:t xml:space="preserve">c</m:t>
             </m:r>
           </m:sub>
         </m:sSub>
@@ -6604,12 +6616,12 @@
             <m:sSub>
               <m:e>
                 <m:r>
-                  <m:t xml:space="preserve">A</m:t>
+                  <m:t xml:space="preserve">α</m:t>
                 </m:r>
               </m:e>
               <m:sub>
                 <m:r>
-                  <m:t xml:space="preserve">1</m:t>
+                  <m:t xml:space="preserve">μ</m:t>
                 </m:r>
               </m:sub>
             </m:sSub>
@@ -6727,12 +6739,12 @@
             <m:sSub>
               <m:e>
                 <m:r>
-                  <m:t xml:space="preserve">A</m:t>
+                  <m:t xml:space="preserve">α</m:t>
                 </m:r>
               </m:e>
               <m:sub>
                 <m:r>
-                  <m:t xml:space="preserve">3</m:t>
+                  <m:t xml:space="preserve">σ</m:t>
                 </m:r>
               </m:sub>
             </m:sSub>
@@ -6783,12 +6795,12 @@
             <m:sSub>
               <m:e>
                 <m:r>
-                  <m:t xml:space="preserve">A</m:t>
+                  <m:t xml:space="preserve">α</m:t>
                 </m:r>
               </m:e>
               <m:sub>
                 <m:r>
-                  <m:t xml:space="preserve">2</m:t>
+                  <m:t xml:space="preserve">ρ</m:t>
                 </m:r>
               </m:sub>
             </m:sSub>
@@ -6952,31 +6964,7 @@
         <w:spacing w:after="120"/>
       </w:pPr>
       <w:r>
-        <w:t xml:space="preserve">The property ratios are A₁ = μₕₙₓ/μₑ, A₂ = ρₕₙₓ/ρₑ, A₃ = σₕₙₓ/σₑ, A₄ = κₕₙₓ/κₑ and A₅ = </w:t>
-      </w:r>
-      <m:oMath/>
-      <w:r>
-        <w:t xml:space="preserve">(ρcₚ)ₕₙₓ/(ρcₚ)ₑ (Eq. 30).</w:t>
-      </w:r>
-    </w:p>
-    <w:p>
-      <w:pPr>
-        <w:pStyle w:val="Heading2"/>
-      </w:pPr>
-      <w:r>
-        <w:rPr>
-          <w:b/>
-        </w:rPr>
-        <w:t xml:space="preserve">2.8 Boundary conditions (corrected: four momentum conditions)</w:t>
-      </w:r>
-    </w:p>
-    <w:p>
-      <w:pPr>
-        <w:jc w:val="both"/>
-        <w:spacing w:after="120"/>
-      </w:pPr>
-      <w:r>
-        <w:t xml:space="preserve">Because the momentum equation is now fourth order, four momentum conditions are appropriate. With energy (second order) and species (second order) the total system order is eight, matching the eight boundary conditions:</w:t>
+        <w:t xml:space="preserve">The dimensionless thermophysical property ratios are denoted with α (to avoid any collision with the Rivlin–Ericksen tensor A₁):</w:t>
       </w:r>
     </w:p>
     <w:p>
@@ -6991,6 +6979,360 @@
         <w:tab/>
       </w:r>
       <m:oMath>
+        <m:sSub>
+          <m:e>
+            <m:r>
+              <m:t xml:space="preserve">α</m:t>
+            </m:r>
+          </m:e>
+          <m:sub>
+            <m:r>
+              <m:t xml:space="preserve">μ</m:t>
+            </m:r>
+          </m:sub>
+        </m:sSub>
+        <m:r>
+          <m:rPr>
+            <m:sty m:val="p"/>
+          </m:rPr>
+          <m:t xml:space="preserve">=</m:t>
+        </m:r>
+        <m:f>
+          <m:num>
+            <m:sSub>
+              <m:e>
+                <m:r>
+                  <m:t xml:space="preserve">μ</m:t>
+                </m:r>
+              </m:e>
+              <m:sub>
+                <m:r>
+                  <m:t xml:space="preserve">hnf</m:t>
+                </m:r>
+              </m:sub>
+            </m:sSub>
+          </m:num>
+          <m:den>
+            <m:sSub>
+              <m:e>
+                <m:r>
+                  <m:t xml:space="preserve">μ</m:t>
+                </m:r>
+              </m:e>
+              <m:sub>
+                <m:r>
+                  <m:t xml:space="preserve">f</m:t>
+                </m:r>
+              </m:sub>
+            </m:sSub>
+          </m:den>
+        </m:f>
+        <m:r>
+          <m:rPr>
+            <m:sty m:val="p"/>
+          </m:rPr>
+          <m:t xml:space="preserve">,  </m:t>
+        </m:r>
+        <m:sSub>
+          <m:e>
+            <m:r>
+              <m:t xml:space="preserve">α</m:t>
+            </m:r>
+          </m:e>
+          <m:sub>
+            <m:r>
+              <m:t xml:space="preserve">ρ</m:t>
+            </m:r>
+          </m:sub>
+        </m:sSub>
+        <m:r>
+          <m:rPr>
+            <m:sty m:val="p"/>
+          </m:rPr>
+          <m:t xml:space="preserve">=</m:t>
+        </m:r>
+        <m:f>
+          <m:num>
+            <m:sSub>
+              <m:e>
+                <m:r>
+                  <m:t xml:space="preserve">ρ</m:t>
+                </m:r>
+              </m:e>
+              <m:sub>
+                <m:r>
+                  <m:t xml:space="preserve">hnf</m:t>
+                </m:r>
+              </m:sub>
+            </m:sSub>
+          </m:num>
+          <m:den>
+            <m:sSub>
+              <m:e>
+                <m:r>
+                  <m:t xml:space="preserve">ρ</m:t>
+                </m:r>
+              </m:e>
+              <m:sub>
+                <m:r>
+                  <m:t xml:space="preserve">f</m:t>
+                </m:r>
+              </m:sub>
+            </m:sSub>
+          </m:den>
+        </m:f>
+        <m:r>
+          <m:rPr>
+            <m:sty m:val="p"/>
+          </m:rPr>
+          <m:t xml:space="preserve">,  </m:t>
+        </m:r>
+        <m:sSub>
+          <m:e>
+            <m:r>
+              <m:t xml:space="preserve">α</m:t>
+            </m:r>
+          </m:e>
+          <m:sub>
+            <m:r>
+              <m:t xml:space="preserve">σ</m:t>
+            </m:r>
+          </m:sub>
+        </m:sSub>
+        <m:r>
+          <m:rPr>
+            <m:sty m:val="p"/>
+          </m:rPr>
+          <m:t xml:space="preserve">=</m:t>
+        </m:r>
+        <m:f>
+          <m:num>
+            <m:sSub>
+              <m:e>
+                <m:r>
+                  <m:t xml:space="preserve">σ</m:t>
+                </m:r>
+              </m:e>
+              <m:sub>
+                <m:r>
+                  <m:t xml:space="preserve">e</m:t>
+                </m:r>
+                <m:r>
+                  <m:t xml:space="preserve">,hnf</m:t>
+                </m:r>
+              </m:sub>
+            </m:sSub>
+          </m:num>
+          <m:den>
+            <m:sSub>
+              <m:e>
+                <m:r>
+                  <m:t xml:space="preserve">σ</m:t>
+                </m:r>
+              </m:e>
+              <m:sub>
+                <m:r>
+                  <m:t xml:space="preserve">e</m:t>
+                </m:r>
+                <m:r>
+                  <m:t xml:space="preserve">,f</m:t>
+                </m:r>
+              </m:sub>
+            </m:sSub>
+          </m:den>
+        </m:f>
+        <m:r>
+          <m:rPr>
+            <m:sty m:val="p"/>
+          </m:rPr>
+          <m:t xml:space="preserve">,  </m:t>
+        </m:r>
+        <m:sSub>
+          <m:e>
+            <m:r>
+              <m:t xml:space="preserve">α</m:t>
+            </m:r>
+          </m:e>
+          <m:sub>
+            <m:r>
+              <m:t xml:space="preserve">κ</m:t>
+            </m:r>
+          </m:sub>
+        </m:sSub>
+        <m:r>
+          <m:rPr>
+            <m:sty m:val="p"/>
+          </m:rPr>
+          <m:t xml:space="preserve">=</m:t>
+        </m:r>
+        <m:f>
+          <m:num>
+            <m:sSub>
+              <m:e>
+                <m:r>
+                  <m:t xml:space="preserve">κ</m:t>
+                </m:r>
+              </m:e>
+              <m:sub>
+                <m:r>
+                  <m:t xml:space="preserve">hnf</m:t>
+                </m:r>
+              </m:sub>
+            </m:sSub>
+          </m:num>
+          <m:den>
+            <m:sSub>
+              <m:e>
+                <m:r>
+                  <m:t xml:space="preserve">κ</m:t>
+                </m:r>
+              </m:e>
+              <m:sub>
+                <m:r>
+                  <m:t xml:space="preserve">f</m:t>
+                </m:r>
+              </m:sub>
+            </m:sSub>
+          </m:den>
+        </m:f>
+        <m:r>
+          <m:rPr>
+            <m:sty m:val="p"/>
+          </m:rPr>
+          <m:t xml:space="preserve">,  </m:t>
+        </m:r>
+        <m:sSub>
+          <m:e>
+            <m:r>
+              <m:t xml:space="preserve">α</m:t>
+            </m:r>
+          </m:e>
+          <m:sub>
+            <m:r>
+              <m:t xml:space="preserve">c</m:t>
+            </m:r>
+          </m:sub>
+        </m:sSub>
+        <m:r>
+          <m:rPr>
+            <m:sty m:val="p"/>
+          </m:rPr>
+          <m:t xml:space="preserve">=</m:t>
+        </m:r>
+        <m:f>
+          <m:num>
+            <m:d>
+              <m:dPr>
+                <m:begChr m:val="("/>
+                <m:endChr m:val=")"/>
+              </m:dPr>
+              <m:e>
+                <m:r>
+                  <m:t xml:space="preserve">ρ</m:t>
+                </m:r>
+                <m:sSub>
+                  <m:e>
+                    <m:r>
+                      <m:t xml:space="preserve">c</m:t>
+                    </m:r>
+                  </m:e>
+                  <m:sub>
+                    <m:r>
+                      <m:t xml:space="preserve">p</m:t>
+                    </m:r>
+                  </m:sub>
+                </m:sSub>
+              </m:e>
+            </m:d>
+            <m:sSub>
+              <m:e>
+                <m:r>
+                  <m:t xml:space="preserve"/>
+                </m:r>
+              </m:e>
+              <m:sub>
+                <m:r>
+                  <m:t xml:space="preserve">hnf</m:t>
+                </m:r>
+              </m:sub>
+            </m:sSub>
+          </m:num>
+          <m:den>
+            <m:d>
+              <m:dPr>
+                <m:begChr m:val="("/>
+                <m:endChr m:val=")"/>
+              </m:dPr>
+              <m:e>
+                <m:r>
+                  <m:t xml:space="preserve">ρ</m:t>
+                </m:r>
+                <m:sSub>
+                  <m:e>
+                    <m:r>
+                      <m:t xml:space="preserve">c</m:t>
+                    </m:r>
+                  </m:e>
+                  <m:sub>
+                    <m:r>
+                      <m:t xml:space="preserve">p</m:t>
+                    </m:r>
+                  </m:sub>
+                </m:sSub>
+              </m:e>
+            </m:d>
+            <m:sSub>
+              <m:e>
+                <m:r>
+                  <m:t xml:space="preserve"/>
+                </m:r>
+              </m:e>
+              <m:sub>
+                <m:r>
+                  <m:t xml:space="preserve">f</m:t>
+                </m:r>
+              </m:sub>
+            </m:sSub>
+          </m:den>
+        </m:f>
+      </m:oMath>
+      <w:r>
+        <w:tab/>
+        <w:t xml:space="preserve">(32)</w:t>
+      </w:r>
+    </w:p>
+    <w:p>
+      <w:pPr>
+        <w:pStyle w:val="Heading2"/>
+      </w:pPr>
+      <w:r>
+        <w:rPr>
+          <w:b/>
+        </w:rPr>
+        <w:t xml:space="preserve">2.8 Boundary conditions (corrected: four momentum conditions)</w:t>
+      </w:r>
+    </w:p>
+    <w:p>
+      <w:pPr>
+        <w:jc w:val="both"/>
+        <w:spacing w:after="120"/>
+      </w:pPr>
+      <w:r>
+        <w:t xml:space="preserve">Because the momentum equation is now fourth order, four momentum conditions are appropriate. With energy (second order) and species (second order) the total system order is eight, matching the eight boundary conditions:</w:t>
+      </w:r>
+    </w:p>
+    <w:p>
+      <w:pPr>
+        <w:tabs>
+          <w:tab w:val="center" w:pos="4680"/>
+          <w:tab w:val="right" w:pos="9360"/>
+        </w:tabs>
+        <w:spacing w:after="120"/>
+      </w:pPr>
+      <w:r>
+        <w:tab/>
+      </w:r>
+      <m:oMath>
         <m:r>
           <m:t xml:space="preserve">f</m:t>
         </m:r>
@@ -7139,7 +7481,7 @@
       </m:oMath>
       <w:r>
         <w:tab/>
-        <w:t xml:space="preserve">(32)</w:t>
+        <w:t xml:space="preserve">(33)</w:t>
       </w:r>
     </w:p>
     <w:p>
@@ -7312,7 +7654,7 @@
       </m:oMath>
       <w:r>
         <w:tab/>
-        <w:t xml:space="preserve">(33)</w:t>
+        <w:t xml:space="preserve">(34)</w:t>
       </w:r>
     </w:p>
     <w:p>
@@ -7607,7 +7949,7 @@
       </m:oMath>
       <w:r>
         <w:tab/>
-        <w:t xml:space="preserve">(34)</w:t>
+        <w:t xml:space="preserve">(35)</w:t>
       </w:r>
     </w:p>
     <w:p>
@@ -7919,7 +8261,7 @@
       </m:oMath>
       <w:r>
         <w:tab/>
-        <w:t xml:space="preserve">(35)</w:t>
+        <w:t xml:space="preserve">(36)</w:t>
       </w:r>
     </w:p>
     <w:p>
@@ -8214,7 +8556,7 @@
       </m:oMath>
       <w:r>
         <w:tab/>
-        <w:t xml:space="preserve">(36)</w:t>
+        <w:t xml:space="preserve">(37)</w:t>
       </w:r>
     </w:p>
     <w:p>
@@ -8452,7 +8794,7 @@
       </m:oMath>
       <w:r>
         <w:tab/>
-        <w:t xml:space="preserve">(37)</w:t>
+        <w:t xml:space="preserve">(38)</w:t>
       </w:r>
     </w:p>
     <w:p>
@@ -8461,7 +8803,7 @@
         <w:spacing w:after="120"/>
       </w:pPr>
       <w:r>
-        <w:t xml:space="preserve">The concentration susceptibility is taken as cₛ ≡ Tₘ, so that Df and Sr in Eqs. (34)–(35) are derived directly from the cross-diffusion terms in Eqs. (10)–(11) and are mutually dimensionally consistent (the factor A₂ in the transformed Dufour term A₂Dfφ″ reconciles the base-fluid (cₚ)ₑ normalisation with the hybrid heat capacity).</w:t>
+        <w:t xml:space="preserve">The concentration susceptibility is taken as cₛ ≡ Tₘ, so that Df and Sr in Eqs. (34)–(35) are derived directly from the cross-diffusion terms in Eqs. (10)–(11) and are mutually dimensionally consistent (the factor αρ in the transformed Dufour term αρ Dfφ″ reconciles the base-fluid (cₚ)ₑ normalisation with the hybrid heat capacity).</w:t>
       </w:r>
     </w:p>
     <w:p>
@@ -8749,7 +9091,16 @@
       </m:oMath>
       <w:r>
         <w:tab/>
-        <w:t xml:space="preserve">(38)</w:t>
+        <w:t xml:space="preserve">(39)</w:t>
+      </w:r>
+    </w:p>
+    <w:p>
+      <w:pPr>
+        <w:jc w:val="both"/>
+        <w:spacing w:after="120"/>
+      </w:pPr>
+      <w:r>
+        <w:t xml:space="preserve">with the wall shear stress (Carreau), the total conductive-plus-radiative heat flux and the mass flux at η = 1</w:t>
       </w:r>
     </w:p>
     <w:p>
@@ -8764,6 +9115,354 @@
         <w:tab/>
       </w:r>
       <m:oMath>
+        <m:sSub>
+          <m:e>
+            <m:r>
+              <m:t xml:space="preserve">τ</m:t>
+            </m:r>
+          </m:e>
+          <m:sub>
+            <m:r>
+              <m:t xml:space="preserve">w</m:t>
+            </m:r>
+          </m:sub>
+        </m:sSub>
+        <m:r>
+          <m:rPr>
+            <m:sty m:val="p"/>
+          </m:rPr>
+          <m:t xml:space="preserve">=</m:t>
+        </m:r>
+        <m:sSub>
+          <m:e>
+            <m:r>
+              <m:t xml:space="preserve">μ</m:t>
+            </m:r>
+          </m:e>
+          <m:sub>
+            <m:r>
+              <m:t xml:space="preserve">hnf</m:t>
+            </m:r>
+          </m:sub>
+        </m:sSub>
+        <m:f>
+          <m:num>
+            <m:r>
+              <m:t xml:space="preserve">∂</m:t>
+            </m:r>
+            <m:r>
+              <m:t xml:space="preserve">u</m:t>
+            </m:r>
+          </m:num>
+          <m:den>
+            <m:r>
+              <m:t xml:space="preserve">∂</m:t>
+            </m:r>
+            <m:r>
+              <m:t xml:space="preserve">y</m:t>
+            </m:r>
+          </m:den>
+        </m:f>
+        <m:sSup>
+          <m:e>
+            <m:d>
+              <m:dPr>
+                <m:begChr m:val="("/>
+                <m:endChr m:val=")"/>
+              </m:dPr>
+              <m:e>
+                <m:r>
+                  <m:t xml:space="preserve">1</m:t>
+                </m:r>
+                <m:r>
+                  <m:rPr>
+                    <m:sty m:val="p"/>
+                  </m:rPr>
+                  <m:t xml:space="preserve">+</m:t>
+                </m:r>
+                <m:sSup>
+                  <m:e>
+                    <m:r>
+                      <m:t xml:space="preserve">Γ</m:t>
+                    </m:r>
+                  </m:e>
+                  <m:sup>
+                    <m:r>
+                      <m:t xml:space="preserve">2</m:t>
+                    </m:r>
+                  </m:sup>
+                </m:sSup>
+                <m:sSup>
+                  <m:e>
+                    <m:d>
+                      <m:dPr>
+                        <m:begChr m:val="("/>
+                        <m:endChr m:val=")"/>
+                      </m:dPr>
+                      <m:e>
+                        <m:f>
+                          <m:num>
+                            <m:r>
+                              <m:t xml:space="preserve">∂</m:t>
+                            </m:r>
+                            <m:r>
+                              <m:t xml:space="preserve">u</m:t>
+                            </m:r>
+                          </m:num>
+                          <m:den>
+                            <m:r>
+                              <m:t xml:space="preserve">∂</m:t>
+                            </m:r>
+                            <m:r>
+                              <m:t xml:space="preserve">y</m:t>
+                            </m:r>
+                          </m:den>
+                        </m:f>
+                      </m:e>
+                    </m:d>
+                  </m:e>
+                  <m:sup>
+                    <m:r>
+                      <m:t xml:space="preserve">2</m:t>
+                    </m:r>
+                  </m:sup>
+                </m:sSup>
+              </m:e>
+            </m:d>
+          </m:e>
+          <m:sup>
+            <m:f>
+              <m:num>
+                <m:r>
+                  <m:t xml:space="preserve">n</m:t>
+                </m:r>
+                <m:r>
+                  <m:rPr>
+                    <m:sty m:val="p"/>
+                  </m:rPr>
+                  <m:t xml:space="preserve">−</m:t>
+                </m:r>
+                <m:r>
+                  <m:t xml:space="preserve">1</m:t>
+                </m:r>
+              </m:num>
+              <m:den>
+                <m:r>
+                  <m:t xml:space="preserve">2</m:t>
+                </m:r>
+              </m:den>
+            </m:f>
+          </m:sup>
+        </m:sSup>
+        <m:r>
+          <m:rPr>
+            <m:sty m:val="p"/>
+          </m:rPr>
+          <m:t xml:space="preserve">  ,  </m:t>
+        </m:r>
+        <m:sSub>
+          <m:e>
+            <m:r>
+              <m:t xml:space="preserve">q</m:t>
+            </m:r>
+          </m:e>
+          <m:sub>
+            <m:r>
+              <m:t xml:space="preserve">w</m:t>
+            </m:r>
+          </m:sub>
+        </m:sSub>
+        <m:r>
+          <m:rPr>
+            <m:sty m:val="p"/>
+          </m:rPr>
+          <m:t xml:space="preserve">=</m:t>
+        </m:r>
+        <m:r>
+          <m:rPr>
+            <m:sty m:val="p"/>
+          </m:rPr>
+          <m:t xml:space="preserve">−</m:t>
+        </m:r>
+        <m:d>
+          <m:dPr>
+            <m:begChr m:val="("/>
+            <m:endChr m:val=")"/>
+          </m:dPr>
+          <m:e>
+            <m:sSub>
+              <m:e>
+                <m:r>
+                  <m:t xml:space="preserve">κ</m:t>
+                </m:r>
+              </m:e>
+              <m:sub>
+                <m:r>
+                  <m:t xml:space="preserve">hnf</m:t>
+                </m:r>
+              </m:sub>
+            </m:sSub>
+            <m:r>
+              <m:rPr>
+                <m:sty m:val="p"/>
+              </m:rPr>
+              <m:t xml:space="preserve">+</m:t>
+            </m:r>
+            <m:f>
+              <m:num>
+                <m:r>
+                  <m:t xml:space="preserve">16</m:t>
+                </m:r>
+                <m:sSup>
+                  <m:e>
+                    <m:r>
+                      <m:t xml:space="preserve">σ</m:t>
+                    </m:r>
+                  </m:e>
+                  <m:sup>
+                    <m:r>
+                      <m:t xml:space="preserve">*</m:t>
+                    </m:r>
+                  </m:sup>
+                </m:sSup>
+                <m:sSup>
+                  <m:e>
+                    <m:r>
+                      <m:t xml:space="preserve">T</m:t>
+                    </m:r>
+                  </m:e>
+                  <m:sup>
+                    <m:r>
+                      <m:t xml:space="preserve">3</m:t>
+                    </m:r>
+                  </m:sup>
+                </m:sSup>
+              </m:num>
+              <m:den>
+                <m:r>
+                  <m:t xml:space="preserve">3</m:t>
+                </m:r>
+                <m:sSup>
+                  <m:e>
+                    <m:r>
+                      <m:t xml:space="preserve">k</m:t>
+                    </m:r>
+                  </m:e>
+                  <m:sup>
+                    <m:r>
+                      <m:t xml:space="preserve">*</m:t>
+                    </m:r>
+                  </m:sup>
+                </m:sSup>
+              </m:den>
+            </m:f>
+          </m:e>
+        </m:d>
+        <m:f>
+          <m:num>
+            <m:r>
+              <m:t xml:space="preserve">∂</m:t>
+            </m:r>
+            <m:r>
+              <m:t xml:space="preserve">T</m:t>
+            </m:r>
+          </m:num>
+          <m:den>
+            <m:r>
+              <m:t xml:space="preserve">∂</m:t>
+            </m:r>
+            <m:r>
+              <m:t xml:space="preserve">y</m:t>
+            </m:r>
+          </m:den>
+        </m:f>
+        <m:r>
+          <m:rPr>
+            <m:sty m:val="p"/>
+          </m:rPr>
+          <m:t xml:space="preserve">  ,  </m:t>
+        </m:r>
+        <m:sSub>
+          <m:e>
+            <m:r>
+              <m:t xml:space="preserve">q</m:t>
+            </m:r>
+          </m:e>
+          <m:sub>
+            <m:r>
+              <m:t xml:space="preserve">m</m:t>
+            </m:r>
+          </m:sub>
+        </m:sSub>
+        <m:r>
+          <m:rPr>
+            <m:sty m:val="p"/>
+          </m:rPr>
+          <m:t xml:space="preserve">=</m:t>
+        </m:r>
+        <m:r>
+          <m:rPr>
+            <m:sty m:val="p"/>
+          </m:rPr>
+          <m:t xml:space="preserve">−</m:t>
+        </m:r>
+        <m:sSub>
+          <m:e>
+            <m:r>
+              <m:t xml:space="preserve">D</m:t>
+            </m:r>
+          </m:e>
+          <m:sub>
+            <m:r>
+              <m:t xml:space="preserve">B</m:t>
+            </m:r>
+          </m:sub>
+        </m:sSub>
+        <m:f>
+          <m:num>
+            <m:r>
+              <m:t xml:space="preserve">∂</m:t>
+            </m:r>
+            <m:r>
+              <m:t xml:space="preserve">C</m:t>
+            </m:r>
+          </m:num>
+          <m:den>
+            <m:r>
+              <m:t xml:space="preserve">∂</m:t>
+            </m:r>
+            <m:r>
+              <m:t xml:space="preserve">y</m:t>
+            </m:r>
+          </m:den>
+        </m:f>
+      </m:oMath>
+      <w:r>
+        <w:tab/>
+        <w:t xml:space="preserve">(40)</w:t>
+      </w:r>
+    </w:p>
+    <w:p>
+      <w:pPr>
+        <w:jc w:val="both"/>
+        <w:spacing w:after="120"/>
+      </w:pPr>
+      <w:r>
+        <w:t xml:space="preserve">all evaluated at the upper plate (η = 1). The engineering quantities are reported at the upper (squeezing) plate for consistency with the imposed thermal and solutal conditions there; if the stretching lower-plate friction is required instead, f″(1) is replaced by f″(0). Thus, in dimensionless form,</w:t>
+      </w:r>
+    </w:p>
+    <w:p>
+      <w:pPr>
+        <w:tabs>
+          <w:tab w:val="center" w:pos="4680"/>
+          <w:tab w:val="right" w:pos="9360"/>
+        </w:tabs>
+        <w:spacing w:after="120"/>
+      </w:pPr>
+      <w:r>
+        <w:tab/>
+      </w:r>
+      <m:oMath>
         <m:sSubSup>
           <m:e>
             <m:r>
@@ -8811,12 +9510,12 @@
         <m:sSub>
           <m:e>
             <m:r>
-              <m:t xml:space="preserve">A</m:t>
+              <m:t xml:space="preserve">α</m:t>
             </m:r>
           </m:e>
           <m:sub>
             <m:r>
-              <m:t xml:space="preserve">1</m:t>
+              <m:t xml:space="preserve">μ</m:t>
             </m:r>
           </m:sub>
         </m:sSub>
@@ -8920,7 +9619,7 @@
       </m:oMath>
       <w:r>
         <w:tab/>
-        <w:t xml:space="preserve">(39)</w:t>
+        <w:t xml:space="preserve">(41)</w:t>
       </w:r>
     </w:p>
     <w:p>
@@ -8991,12 +9690,12 @@
             <m:sSub>
               <m:e>
                 <m:r>
-                  <m:t xml:space="preserve">A</m:t>
+                  <m:t xml:space="preserve">α</m:t>
                 </m:r>
               </m:e>
               <m:sub>
                 <m:r>
-                  <m:t xml:space="preserve">4</m:t>
+                  <m:t xml:space="preserve">κ</m:t>
                 </m:r>
               </m:sub>
             </m:sSub>
@@ -9102,7 +9801,7 @@
       </m:oMath>
       <w:r>
         <w:tab/>
-        <w:t xml:space="preserve">(40)</w:t>
+        <w:t xml:space="preserve">(42)</w:t>
       </w:r>
     </w:p>
     <w:p>
@@ -9179,7 +9878,7 @@
       </m:oMath>
       <w:r>
         <w:tab/>
-        <w:t xml:space="preserve">(41)</w:t>
+        <w:t xml:space="preserve">(43)</w:t>
       </w:r>
     </w:p>
     <w:p>
@@ -9577,7 +10276,7 @@
       </m:oMath>
       <w:r>
         <w:tab/>
-        <w:t xml:space="preserve">(42)</w:t>
+        <w:t xml:space="preserve">(44)</w:t>
       </w:r>
     </w:p>
     <w:p>
@@ -9711,7 +10410,7 @@
       </m:oMath>
       <w:r>
         <w:tab/>
-        <w:t xml:space="preserve">(43)</w:t>
+        <w:t xml:space="preserve">(45)</w:t>
       </w:r>
     </w:p>
     <w:p>
@@ -9903,7 +10602,7 @@
       </m:oMath>
       <w:r>
         <w:tab/>
-        <w:t xml:space="preserve">(44)</w:t>
+        <w:t xml:space="preserve">(46)</w:t>
       </w:r>
     </w:p>
     <w:p>
@@ -9923,7 +10622,7 @@
         <w:spacing w:after="120"/>
       </w:pPr>
       <w:r>
-        <w:t xml:space="preserve">For consistency, the reference entropy generation rate is normalised with the base-fluid conductivity κₑ so that A₄ appears once, on conduction only (correction to Eqs. 45–46):</w:t>
+        <w:t xml:space="preserve">For consistency, the reference entropy generation rate is normalised with the base-fluid conductivity κₑ so that ακ appears once, on conduction only (correction to Eqs. 45–46):</w:t>
       </w:r>
     </w:p>
     <w:p>
@@ -10073,7 +10772,7 @@
       </m:oMath>
       <w:r>
         <w:tab/>
-        <w:t xml:space="preserve">(45)</w:t>
+        <w:t xml:space="preserve">(47)</w:t>
       </w:r>
     </w:p>
     <w:p>
@@ -10115,12 +10814,12 @@
             <m:sSub>
               <m:e>
                 <m:r>
-                  <m:t xml:space="preserve">A</m:t>
+                  <m:t xml:space="preserve">α</m:t>
                 </m:r>
               </m:e>
               <m:sub>
                 <m:r>
-                  <m:t xml:space="preserve">4</m:t>
+                  <m:t xml:space="preserve">κ</m:t>
                 </m:r>
               </m:sub>
             </m:sSub>
@@ -10231,12 +10930,12 @@
             <m:sSub>
               <m:e>
                 <m:r>
-                  <m:t xml:space="preserve">A</m:t>
+                  <m:t xml:space="preserve">α</m:t>
                 </m:r>
               </m:e>
               <m:sub>
                 <m:r>
-                  <m:t xml:space="preserve">1</m:t>
+                  <m:t xml:space="preserve">μ</m:t>
                 </m:r>
               </m:sub>
             </m:sSub>
@@ -10363,12 +11062,12 @@
             <m:sSub>
               <m:e>
                 <m:r>
-                  <m:t xml:space="preserve">A</m:t>
+                  <m:t xml:space="preserve">α</m:t>
                 </m:r>
               </m:e>
               <m:sub>
                 <m:r>
-                  <m:t xml:space="preserve">3</m:t>
+                  <m:t xml:space="preserve">σ</m:t>
                 </m:r>
               </m:sub>
             </m:sSub>
@@ -10522,7 +11221,7 @@
       </m:oMath>
       <w:r>
         <w:tab/>
-        <w:t xml:space="preserve">(46)</w:t>
+        <w:t xml:space="preserve">(48)</w:t>
       </w:r>
     </w:p>
     <w:p>
@@ -10710,7 +11409,7 @@
       </m:oMath>
       <w:r>
         <w:tab/>
-        <w:t xml:space="preserve">(47)</w:t>
+        <w:t xml:space="preserve">(49)</w:t>
       </w:r>
     </w:p>
     <w:p>
@@ -10854,7 +11553,7 @@
       </m:oMath>
       <w:r>
         <w:tab/>
-        <w:t xml:space="preserve">(48)</w:t>
+        <w:t xml:space="preserve">(50)</w:t>
       </w:r>
     </w:p>
     <w:p>
@@ -10905,12 +11604,12 @@
             <m:sSub>
               <m:e>
                 <m:r>
-                  <m:t xml:space="preserve">A</m:t>
+                  <m:t xml:space="preserve">α</m:t>
                 </m:r>
               </m:e>
               <m:sub>
                 <m:r>
-                  <m:t xml:space="preserve">4</m:t>
+                  <m:t xml:space="preserve">κ</m:t>
                 </m:r>
               </m:sub>
             </m:sSub>
@@ -11013,7 +11712,7 @@
       </m:oMath>
       <w:r>
         <w:tab/>
-        <w:t xml:space="preserve">(49)</w:t>
+        <w:t xml:space="preserve">(51)</w:t>
       </w:r>
     </w:p>
     <w:p>
@@ -11051,12 +11750,12 @@
             <m:sSub>
               <m:e>
                 <m:r>
-                  <m:t xml:space="preserve">A</m:t>
+                  <m:t xml:space="preserve">α</m:t>
                 </m:r>
               </m:e>
               <m:sub>
                 <m:r>
-                  <m:t xml:space="preserve">1</m:t>
+                  <m:t xml:space="preserve">μ</m:t>
                 </m:r>
               </m:sub>
             </m:sSub>
@@ -11175,7 +11874,7 @@
       </m:oMath>
       <w:r>
         <w:tab/>
-        <w:t xml:space="preserve">(50)</w:t>
+        <w:t xml:space="preserve">(52)</w:t>
       </w:r>
     </w:p>
     <w:p>
@@ -11213,12 +11912,12 @@
             <m:sSub>
               <m:e>
                 <m:r>
-                  <m:t xml:space="preserve">A</m:t>
+                  <m:t xml:space="preserve">α</m:t>
                 </m:r>
               </m:e>
               <m:sub>
                 <m:r>
-                  <m:t xml:space="preserve">3</m:t>
+                  <m:t xml:space="preserve">σ</m:t>
                 </m:r>
               </m:sub>
             </m:sSub>
@@ -11270,7 +11969,7 @@
       </m:oMath>
       <w:r>
         <w:tab/>
-        <w:t xml:space="preserve">(51)</w:t>
+        <w:t xml:space="preserve">(53)</w:t>
       </w:r>
     </w:p>
     <w:p>
@@ -11402,7 +12101,7 @@
       </m:oMath>
       <w:r>
         <w:tab/>
-        <w:t xml:space="preserve">(52)</w:t>
+        <w:t xml:space="preserve">(54)</w:t>
       </w:r>
     </w:p>
     <w:p>
@@ -11488,7 +12187,7 @@
       </m:oMath>
       <w:r>
         <w:tab/>
-        <w:t xml:space="preserve">(53)</w:t>
+        <w:t xml:space="preserve">(55)</w:t>
       </w:r>
     </w:p>
     <w:p>
@@ -11497,7 +12196,7 @@
         <w:spacing w:after="120"/>
       </w:pPr>
       <w:r>
-        <w:t xml:space="preserve">The diffusive cross-gradient term is retained. Writing the temperature–concentration part of Ns as aθ′² + bθ′φ′ + cφ′² with a = A₄ + (4/3)Rd F³, b = Λ(ζ/Ω) and c = Λ(ζ/Ω)², positive semidefiniteness of this quadratic form requires a ≥ 0, c ≥ 0 and b² ≤ 4ac, i.e.</w:t>
+        <w:t xml:space="preserve">The diffusive cross-gradient term is retained. Writing the temperature–concentration part of Ns as aθ′² + bθ′φ′ + cφ′² with a = ακ + (4/3)Rd F³, b = Λ(ζ/Ω) and c = Λ(ζ/Ω)², positive semidefiniteness of this quadratic form requires a ≥ 0, c ≥ 0 and b² ≤ 4ac, i.e.</w:t>
       </w:r>
     </w:p>
     <w:p>
@@ -11530,12 +12229,12 @@
             <m:sSub>
               <m:e>
                 <m:r>
-                  <m:t xml:space="preserve">A</m:t>
+                  <m:t xml:space="preserve">α</m:t>
                 </m:r>
               </m:e>
               <m:sub>
                 <m:r>
-                  <m:t xml:space="preserve">4</m:t>
+                  <m:t xml:space="preserve">κ</m:t>
                 </m:r>
               </m:sub>
             </m:sSub>
@@ -11615,7 +12314,7 @@
       </m:oMath>
       <w:r>
         <w:tab/>
-        <w:t xml:space="preserve">(54)</w:t>
+        <w:t xml:space="preserve">(56)</w:t>
       </w:r>
     </w:p>
     <w:p>
@@ -11624,7 +12323,7 @@
         <w:spacing w:after="120"/>
       </w:pPr>
       <w:r>
-        <w:t xml:space="preserve">For the baseline data (Λ = 0.5, A₄ ≈ 1.19, Rd ≥ 0.2) this bound holds with a wide margin, and the computed total Ns and Bejan number were verified to remain non-negative and within [0, 1] throughout the domain for all reported cases.</w:t>
+        <w:t xml:space="preserve">For the baseline data (Λ = 0.5, ακ ≈ 1.19, Rd ≥ 0.2) this bound holds with a wide margin, and the computed total Ns and Bejan number were verified to remain non-negative and within [0, 1] throughout the domain for all reported cases.</w:t>
       </w:r>
     </w:p>
     <w:p>
@@ -11644,7 +12343,7 @@
         <w:spacing w:after="120"/>
       </w:pPr>
       <w:r>
-        <w:t xml:space="preserve">The thermal irreversibility no longer double-counts A₄ on the radiation part (correction to Eq. 66):</w:t>
+        <w:t xml:space="preserve">The thermal irreversibility no longer double-counts ακ on the radiation part (correction to Eq. 66):</w:t>
       </w:r>
     </w:p>
     <w:p>
@@ -11789,12 +12488,12 @@
             <m:sSub>
               <m:e>
                 <m:r>
-                  <m:t xml:space="preserve">A</m:t>
+                  <m:t xml:space="preserve">α</m:t>
                 </m:r>
               </m:e>
               <m:sub>
                 <m:r>
-                  <m:t xml:space="preserve">4</m:t>
+                  <m:t xml:space="preserve">κ</m:t>
                 </m:r>
               </m:sub>
             </m:sSub>
@@ -11897,7 +12596,7 @@
       </m:oMath>
       <w:r>
         <w:tab/>
-        <w:t xml:space="preserve">(55)</w:t>
+        <w:t xml:space="preserve">(57)</w:t>
       </w:r>
     </w:p>
     <w:p>
@@ -12074,7 +12773,7 @@
       </m:oMath>
       <w:r>
         <w:tab/>
-        <w:t xml:space="preserve">(56)</w:t>
+        <w:t xml:space="preserve">(58)</w:t>
       </w:r>
     </w:p>
     <w:p>
@@ -12174,7 +12873,7 @@
       </m:oMath>
       <w:r>
         <w:tab/>
-        <w:t xml:space="preserve">(57)</w:t>
+        <w:t xml:space="preserve">(59)</w:t>
       </w:r>
     </w:p>
     <w:p>
@@ -12437,7 +13136,7 @@
       </m:oMath>
       <w:r>
         <w:tab/>
-        <w:t xml:space="preserve">(58)</w:t>
+        <w:t xml:space="preserve">(60)</w:t>
       </w:r>
     </w:p>
     <w:p>
@@ -12489,12 +13188,12 @@
                       <m:sSub>
                         <m:e>
                           <m:r>
-                            <m:t xml:space="preserve">A</m:t>
+                            <m:t xml:space="preserve">α</m:t>
                           </m:r>
                         </m:e>
                         <m:sub>
                           <m:r>
-                            <m:t xml:space="preserve">4</m:t>
+                            <m:t xml:space="preserve">κ</m:t>
                           </m:r>
                         </m:sub>
                       </m:sSub>
@@ -12579,12 +13278,12 @@
                   <m:sSub>
                     <m:e>
                       <m:r>
-                        <m:t xml:space="preserve">A</m:t>
+                        <m:t xml:space="preserve">α</m:t>
                       </m:r>
                     </m:e>
                     <m:sub>
                       <m:r>
-                        <m:t xml:space="preserve">2</m:t>
+                        <m:t xml:space="preserve">ρ</m:t>
                       </m:r>
                     </m:sub>
                   </m:sSub>
@@ -12712,7 +13411,7 @@
       </m:oMath>
       <w:r>
         <w:tab/>
-        <w:t xml:space="preserve">(59)</w:t>
+        <w:t xml:space="preserve">(61)</w:t>
       </w:r>
     </w:p>
     <w:p>
@@ -12721,7 +13420,7 @@
         <w:spacing w:after="120"/>
       </w:pPr>
       <w:r>
-        <w:t xml:space="preserve">with K_r = A₄ + (4/3)Rd[1 + (θᵣ−1)θ]³, the right-hand sides</w:t>
+        <w:t xml:space="preserve">with K_r = ακ + (4/3)Rd[1 + (θᵣ−1)θ]³, the right-hand sides</w:t>
       </w:r>
     </w:p>
     <w:p>
@@ -12883,12 +13582,12 @@
             <m:sSub>
               <m:e>
                 <m:r>
-                  <m:t xml:space="preserve">A</m:t>
+                  <m:t xml:space="preserve">α</m:t>
                 </m:r>
               </m:e>
               <m:sub>
                 <m:r>
-                  <m:t xml:space="preserve">5</m:t>
+                  <m:t xml:space="preserve">c</m:t>
                 </m:r>
               </m:sub>
             </m:sSub>
@@ -12957,12 +13656,12 @@
                 <m:sSub>
                   <m:e>
                     <m:r>
-                      <m:t xml:space="preserve">A</m:t>
+                      <m:t xml:space="preserve">α</m:t>
                     </m:r>
                   </m:e>
                   <m:sub>
                     <m:r>
-                      <m:t xml:space="preserve">1</m:t>
+                      <m:t xml:space="preserve">μ</m:t>
                     </m:r>
                   </m:sub>
                 </m:sSub>
@@ -13080,12 +13779,12 @@
                 <m:sSub>
                   <m:e>
                     <m:r>
-                      <m:t xml:space="preserve">A</m:t>
+                      <m:t xml:space="preserve">α</m:t>
                     </m:r>
                   </m:e>
                   <m:sub>
                     <m:r>
-                      <m:t xml:space="preserve">3</m:t>
+                      <m:t xml:space="preserve">σ</m:t>
                     </m:r>
                   </m:sub>
                 </m:sSub>
@@ -13134,7 +13833,7 @@
       </m:oMath>
       <w:r>
         <w:tab/>
-        <w:t xml:space="preserve">(60)</w:t>
+        <w:t xml:space="preserve">(62)</w:t>
       </w:r>
     </w:p>
     <w:p>
@@ -13238,7 +13937,7 @@
       </m:oMath>
       <w:r>
         <w:tab/>
-        <w:t xml:space="preserve">(61)</w:t>
+        <w:t xml:space="preserve">(63)</w:t>
       </w:r>
     </w:p>
     <w:p>
@@ -13450,7 +14149,7 @@
       </m:oMath>
       <w:r>
         <w:tab/>
-        <w:t xml:space="preserve">(62)</w:t>
+        <w:t xml:space="preserve">(64)</w:t>
       </w:r>
     </w:p>
     <w:p>
@@ -13683,7 +14382,7 @@
       </m:oMath>
       <w:r>
         <w:tab/>
-        <w:t xml:space="preserve">(63)</w:t>
+        <w:t xml:space="preserve">(65)</w:t>
       </w:r>
     </w:p>
     <w:p>
@@ -13890,7 +14589,7 @@
       </m:oMath>
       <w:r>
         <w:tab/>
-        <w:t xml:space="preserve">(64)</w:t>
+        <w:t xml:space="preserve">(66)</w:t>
       </w:r>
     </w:p>
     <w:p>
@@ -14030,7 +14729,7 @@
       </m:oMath>
       <w:r>
         <w:tab/>
-        <w:t xml:space="preserve">(65)</w:t>
+        <w:t xml:space="preserve">(67)</w:t>
       </w:r>
     </w:p>
     <w:p>
@@ -14791,7 +15490,7 @@
         <w:spacing w:after="120"/>
       </w:pPr>
       <w:r>
-        <w:t xml:space="preserve">Figure 4 shows the temperature θ(η) for varying Rd and Ec. Larger Ec raises the temperature through viscous dissipation and Joule heating. With the corrected radiation grouping [A₄ + (4/3)Rd F³]θ″, an increase in Rd raises the effective conductivity, which redistributes heat and moderates the dissipation-driven peak for the present boundary conditions.</w:t>
+        <w:t xml:space="preserve">Figure 4 shows the temperature θ(η) for varying Rd and Ec. Larger Ec raises the temperature through viscous dissipation and Joule heating. With the corrected radiation grouping [ακ + (4/3)Rd F³]θ″, an increase in Rd raises the effective conductivity, which redistributes heat and moderates the dissipation-driven peak for the present boundary conditions.</w:t>
       </w:r>
     </w:p>
     <w:p>
@@ -17126,6 +17825,71 @@
     </w:p>
     <w:p>
       <w:pPr>
+        <w:pStyle w:val="Heading2"/>
+      </w:pPr>
+      <w:r>
+        <w:rPr>
+          <w:b/>
+        </w:rPr>
+        <w:t xml:space="preserve">6.8 Comparison with previous studies</w:t>
+      </w:r>
+    </w:p>
+    <w:p>
+      <w:pPr>
+        <w:jc w:val="both"/>
+        <w:spacing w:after="120"/>
+      </w:pPr>
+      <w:r>
+        <w:t xml:space="preserve">The present corrected results are now discussed against the established literature, both qualitatively (trend agreement) and, where a common limit exists, quantitatively.</w:t>
+      </w:r>
+    </w:p>
+    <w:p>
+      <w:pPr>
+        <w:jc w:val="both"/>
+        <w:spacing w:after="120"/>
+      </w:pPr>
+      <w:r>
+        <w:t xml:space="preserve">Velocity field. The dual (crossover) behaviour of f′(η) with the squeezing parameter, with near-wall acceleration and core deceleration and a crossover near η ≈ 0.45 (Figure 2), reproduces the classical viscous squeezing-channel response first characterised for Newtonian films by Stefan [18] and Grimm [19], and matches the Newtonian and Casson squeezing profiles of Sobamowo and Akinshilo [20] and Bhaskar and Sharma [23]. In the Newtonian clear-fluid limit the present fourth-order momentum equation collapses to the Wang squeezing form; the recomputed wall gradient f″(1) in Table 3b (e.g. 0.4222 at Sq = 0.5) is of the same order and sign as the reduced wall-shear values reported by Yadav and Kumar [42] for squeezing MHD nanofluid flow, the small differences being attributable to the different constitutive model (Carreau vs. Casson) and to slip. As emphasised in the Validation section, the Carreau Newtonian limit does not itself reproduce the Casson model of [23]; the comparison is therefore restricted to the common Newtonian limit.</w:t>
+      </w:r>
+    </w:p>
+    <w:p>
+      <w:pPr>
+        <w:jc w:val="both"/>
+        <w:spacing w:after="120"/>
+      </w:pPr>
+      <w:r>
+        <w:t xml:space="preserve">Weissenberg-number and magnetic effects. For the shear-thickening index n = 1.5, increasing We thickens the momentum layer and raises the axial velocity (Figure 3), consistent with the dilatant Carreau behaviour reported by Wahab et al. [14] and the Carreau hybrid-nanofluid analysis of Mkhatshwa and Khumalo [15]; the opposite trend holds in the shear-thinning regime (0 &lt; n &lt; 1), so the present result is regime-specific. A stronger magnetic parameter retards the flow through the Lorentz force and raises the skin friction (Table 4: Re^{1/2}Cf trend with M), in line with Shahzad et al. [33] and the EMHD analyses of Sharma et al. [29] and Bhatti et al. [38].</w:t>
+      </w:r>
+    </w:p>
+    <w:p>
+      <w:pPr>
+        <w:jc w:val="both"/>
+        <w:spacing w:after="120"/>
+      </w:pPr>
+      <w:r>
+        <w:t xml:space="preserve">Temperature and cross-diffusion. The temperature rises with Ec (viscous dissipation and Joule heating) and with the Dufour number, and falls with the Soret number (Table 4: Nu increases with Rd and Df), reproducing the reciprocal Soret–Dufour behaviour reported by Bhaskar and Sharma [23], Shojaei et al. [26] and Kumar et al. [28]. With the corrected radiation grouping [ακ + (4/3)Rd F³]θ″, an increase in Rd enlarges the effective conductivity and moderates the dissipation-driven peak, which is the physically correct behaviour and differs from formulations that (incorrectly) multiply the radiative term by the conductivity ratio. The heat-transfer enhancement with hybrid loading (Table 6: Re^{-1/2}Nu rises from 2.98 at φ = 0 to 3.85 at φ = 0.05, about 29%) is consistent in direction with the AA7072–AA7075/methanol enhancement of Tlili et al. [8].</w:t>
+      </w:r>
+    </w:p>
+    <w:p>
+      <w:pPr>
+        <w:jc w:val="both"/>
+        <w:spacing w:after="120"/>
+      </w:pPr>
+      <w:r>
+        <w:t xml:space="preserve">Entropy generation and Bejan number. Entropy generation is maximal near the plates and minimal in the core (Figure 5), the classical near-wall irreversibility signature of Bejan [34, 35]. The entropy number increases strongly with the Brinkman number: Table 5 shows Ns(0) rising from 4.12 to 10.42 as Br increases from 0.5 to 1.5 (about 153%), while Be(0) falls from 0.236 to 0.093, i.e. a shift from thermal to friction/Joule dominance. This Br-sensitivity and the opposing Ns–Be trend agree with Khan et al. [36], Bhatti et al. [38, 40] and Ali et al. [41]. Increasing M raises Ns(0) (7.27 → 7.99 as M goes 1.0 → 2.0) and lowers Be(0), consistent with the Joule-dominated irreversibility of Sharma et al. [29]; increasing Rd or Ω raises the relative thermal share, matching Bhatti et al. [40] and Siva et al. [39]. The Bejan number remains within [0, 1] for all reported cases (verified numerically, Be ∈ [0.039, 0.999]), rising toward the walls where conduction dominates and dropping in the core — the same spatial transition reported by Yadav and Kumar [42] and Ali et al. [41].</w:t>
+      </w:r>
+    </w:p>
+    <w:p>
+      <w:pPr>
+        <w:jc w:val="both"/>
+        <w:spacing w:after="120"/>
+      </w:pPr>
+      <w:r>
+        <w:t xml:space="preserve">Heat-transfer–irreversibility trade-off. Table 6 shows that hybrid loading raises both the Nusselt number and the gap-averaged entropy (Ns,avg from 5.39 to 6.99 as φ goes 0 → 0.05), quantifying the thermodynamic trade-off between enhanced thermal transport and additional viscous/ohmic irreversibility that was highlighted qualitatively by Mkhatshwa and Khumalo [15] and Ali et al. [41] for stretching-surface configurations; the present study extends that observation to a moving-boundary squeezing channel. Overall, the corrected formulation reproduces every established qualitative trend while removing the inconsistencies (momentum order, radiation grouping, entropy normalisation) that affected the uncorrected model, and the quantitative differences from prior work are consistent with the distinct rheology, geometry and slip conditions considered here.</w:t>
+      </w:r>
+    </w:p>
+    <w:p>
+      <w:pPr>
         <w:pStyle w:val="Heading1"/>
       </w:pPr>
       <w:r>
@@ -17159,7 +17923,7 @@
         <w:spacing w:after="120"/>
       </w:pPr>
       <w:r>
-        <w:t xml:space="preserve">2. The energy equation groups conduction and radiation as [A₄ + (4/3)Rd F³]θ″, with A₄ multiplying conduction only.</w:t>
+        <w:t xml:space="preserve">2. The energy equation groups conduction and radiation as [ακ + (4/3)Rd F³]θ″, with ακ multiplying conduction only.</w:t>
       </w:r>
     </w:p>
     <w:p>
@@ -17226,12 +17990,12 @@
             <m:sSub>
               <m:e>
                 <m:r>
-                  <m:t xml:space="preserve">A</m:t>
+                  <m:t xml:space="preserve">α</m:t>
                 </m:r>
               </m:e>
               <m:sub>
                 <m:r>
-                  <m:t xml:space="preserve">1</m:t>
+                  <m:t xml:space="preserve">μ</m:t>
                 </m:r>
               </m:sub>
             </m:sSub>
@@ -17240,12 +18004,12 @@
             <m:sSub>
               <m:e>
                 <m:r>
-                  <m:t xml:space="preserve">A</m:t>
+                  <m:t xml:space="preserve">α</m:t>
                 </m:r>
               </m:e>
               <m:sub>
                 <m:r>
-                  <m:t xml:space="preserve">2</m:t>
+                  <m:t xml:space="preserve">ρ</m:t>
                 </m:r>
               </m:sub>
             </m:sSub>
@@ -17359,12 +18123,12 @@
             <m:sSub>
               <m:e>
                 <m:r>
-                  <m:t xml:space="preserve">A</m:t>
+                  <m:t xml:space="preserve">α</m:t>
                 </m:r>
               </m:e>
               <m:sub>
                 <m:r>
-                  <m:t xml:space="preserve">1</m:t>
+                  <m:t xml:space="preserve">μ</m:t>
                 </m:r>
               </m:sub>
             </m:sSub>
@@ -17373,12 +18137,12 @@
             <m:sSub>
               <m:e>
                 <m:r>
-                  <m:t xml:space="preserve">A</m:t>
+                  <m:t xml:space="preserve">α</m:t>
                 </m:r>
               </m:e>
               <m:sub>
                 <m:r>
-                  <m:t xml:space="preserve">2</m:t>
+                  <m:t xml:space="preserve">ρ</m:t>
                 </m:r>
               </m:sub>
             </m:sSub>
@@ -17404,12 +18168,12 @@
             <m:sSub>
               <m:e>
                 <m:r>
-                  <m:t xml:space="preserve">A</m:t>
+                  <m:t xml:space="preserve">α</m:t>
                 </m:r>
               </m:e>
               <m:sub>
                 <m:r>
-                  <m:t xml:space="preserve">3</m:t>
+                  <m:t xml:space="preserve">σ</m:t>
                 </m:r>
               </m:sub>
             </m:sSub>
@@ -17418,12 +18182,12 @@
             <m:sSub>
               <m:e>
                 <m:r>
-                  <m:t xml:space="preserve">A</m:t>
+                  <m:t xml:space="preserve">α</m:t>
                 </m:r>
               </m:e>
               <m:sub>
                 <m:r>
-                  <m:t xml:space="preserve">2</m:t>
+                  <m:t xml:space="preserve">ρ</m:t>
                 </m:r>
               </m:sub>
             </m:sSub>
@@ -17517,12 +18281,12 @@
         <m:sSub>
           <m:e>
             <m:r>
-              <m:t xml:space="preserve">A</m:t>
+              <m:t xml:space="preserve">α</m:t>
             </m:r>
           </m:e>
           <m:sub>
             <m:r>
-              <m:t xml:space="preserve">1</m:t>
+              <m:t xml:space="preserve">μ</m:t>
             </m:r>
           </m:sub>
         </m:sSub>
@@ -17535,12 +18299,12 @@
         <m:sSub>
           <m:e>
             <m:r>
-              <m:t xml:space="preserve">A</m:t>
+              <m:t xml:space="preserve">α</m:t>
             </m:r>
           </m:e>
           <m:sub>
             <m:r>
-              <m:t xml:space="preserve">2</m:t>
+              <m:t xml:space="preserve">ρ</m:t>
             </m:r>
           </m:sub>
         </m:sSub>
@@ -17553,12 +18317,12 @@
         <m:sSub>
           <m:e>
             <m:r>
-              <m:t xml:space="preserve">A</m:t>
+              <m:t xml:space="preserve">α</m:t>
             </m:r>
           </m:e>
           <m:sub>
             <m:r>
-              <m:t xml:space="preserve">3</m:t>
+              <m:t xml:space="preserve">σ</m:t>
             </m:r>
           </m:sub>
         </m:sSub>
@@ -17571,12 +18335,12 @@
         <m:sSub>
           <m:e>
             <m:r>
-              <m:t xml:space="preserve">A</m:t>
+              <m:t xml:space="preserve">α</m:t>
             </m:r>
           </m:e>
           <m:sub>
             <m:r>
-              <m:t xml:space="preserve">4</m:t>
+              <m:t xml:space="preserve">κ</m:t>
             </m:r>
           </m:sub>
         </m:sSub>
@@ -17589,12 +18353,12 @@
         <m:sSub>
           <m:e>
             <m:r>
-              <m:t xml:space="preserve">A</m:t>
+              <m:t xml:space="preserve">α</m:t>
             </m:r>
           </m:e>
           <m:sub>
             <m:r>
-              <m:t xml:space="preserve">5</m:t>
+              <m:t xml:space="preserve">c</m:t>
             </m:r>
           </m:sub>
         </m:sSub>
@@ -17880,12 +18644,12 @@
             <m:sSub>
               <m:e>
                 <m:r>
-                  <m:t xml:space="preserve">A</m:t>
+                  <m:t xml:space="preserve">α</m:t>
                 </m:r>
               </m:e>
               <m:sub>
                 <m:r>
-                  <m:t xml:space="preserve">1</m:t>
+                  <m:t xml:space="preserve">μ</m:t>
                 </m:r>
               </m:sub>
             </m:sSub>
@@ -17894,12 +18658,12 @@
             <m:sSub>
               <m:e>
                 <m:r>
-                  <m:t xml:space="preserve">A</m:t>
+                  <m:t xml:space="preserve">α</m:t>
                 </m:r>
               </m:e>
               <m:sub>
                 <m:r>
-                  <m:t xml:space="preserve">2</m:t>
+                  <m:t xml:space="preserve">ρ</m:t>
                 </m:r>
               </m:sub>
             </m:sSub>
@@ -18147,12 +18911,12 @@
             <m:sSub>
               <m:e>
                 <m:r>
-                  <m:t xml:space="preserve">A</m:t>
+                  <m:t xml:space="preserve">α</m:t>
                 </m:r>
               </m:e>
               <m:sub>
                 <m:r>
-                  <m:t xml:space="preserve">1</m:t>
+                  <m:t xml:space="preserve">μ</m:t>
                 </m:r>
               </m:sub>
             </m:sSub>
@@ -18161,12 +18925,12 @@
             <m:sSub>
               <m:e>
                 <m:r>
-                  <m:t xml:space="preserve">A</m:t>
+                  <m:t xml:space="preserve">α</m:t>
                 </m:r>
               </m:e>
               <m:sub>
                 <m:r>
-                  <m:t xml:space="preserve">2</m:t>
+                  <m:t xml:space="preserve">ρ</m:t>
                 </m:r>
               </m:sub>
             </m:sSub>
@@ -18254,12 +19018,12 @@
             <m:sSub>
               <m:e>
                 <m:r>
-                  <m:t xml:space="preserve">A</m:t>
+                  <m:t xml:space="preserve">α</m:t>
                 </m:r>
               </m:e>
               <m:sub>
                 <m:r>
-                  <m:t xml:space="preserve">1</m:t>
+                  <m:t xml:space="preserve">μ</m:t>
                 </m:r>
               </m:sub>
             </m:sSub>
@@ -18268,12 +19032,12 @@
             <m:sSub>
               <m:e>
                 <m:r>
-                  <m:t xml:space="preserve">A</m:t>
+                  <m:t xml:space="preserve">α</m:t>
                 </m:r>
               </m:e>
               <m:sub>
                 <m:r>
-                  <m:t xml:space="preserve">2</m:t>
+                  <m:t xml:space="preserve">ρ</m:t>
                 </m:r>
               </m:sub>
             </m:sSub>
@@ -18521,12 +19285,12 @@
             <m:sSub>
               <m:e>
                 <m:r>
-                  <m:t xml:space="preserve">A</m:t>
+                  <m:t xml:space="preserve">α</m:t>
                 </m:r>
               </m:e>
               <m:sub>
                 <m:r>
-                  <m:t xml:space="preserve">3</m:t>
+                  <m:t xml:space="preserve">σ</m:t>
                 </m:r>
               </m:sub>
             </m:sSub>
@@ -18535,12 +19299,12 @@
             <m:sSub>
               <m:e>
                 <m:r>
-                  <m:t xml:space="preserve">A</m:t>
+                  <m:t xml:space="preserve">α</m:t>
                 </m:r>
               </m:e>
               <m:sub>
                 <m:r>
-                  <m:t xml:space="preserve">2</m:t>
+                  <m:t xml:space="preserve">ρ</m:t>
                 </m:r>
               </m:sub>
             </m:sSub>
@@ -18611,12 +19375,12 @@
         <m:sSub>
           <m:e>
             <m:r>
-              <m:t xml:space="preserve">A</m:t>
+              <m:t xml:space="preserve">α</m:t>
             </m:r>
           </m:e>
           <m:sub>
             <m:r>
-              <m:t xml:space="preserve">4</m:t>
+              <m:t xml:space="preserve">κ</m:t>
             </m:r>
           </m:sub>
         </m:sSub>
@@ -18635,12 +19399,12 @@
         <m:sSub>
           <m:e>
             <m:r>
-              <m:t xml:space="preserve">A</m:t>
+              <m:t xml:space="preserve">α</m:t>
             </m:r>
           </m:e>
           <m:sub>
             <m:r>
-              <m:t xml:space="preserve">5</m:t>
+              <m:t xml:space="preserve">c</m:t>
             </m:r>
           </m:sub>
         </m:sSub>
@@ -18709,12 +19473,12 @@
             <m:sSub>
               <m:e>
                 <m:r>
-                  <m:t xml:space="preserve">A</m:t>
+                  <m:t xml:space="preserve">α</m:t>
                 </m:r>
               </m:e>
               <m:sub>
                 <m:r>
-                  <m:t xml:space="preserve">1</m:t>
+                  <m:t xml:space="preserve">μ</m:t>
                 </m:r>
               </m:sub>
             </m:sSub>
@@ -18832,12 +19596,12 @@
             <m:sSub>
               <m:e>
                 <m:r>
-                  <m:t xml:space="preserve">A</m:t>
+                  <m:t xml:space="preserve">α</m:t>
                 </m:r>
               </m:e>
               <m:sub>
                 <m:r>
-                  <m:t xml:space="preserve">3</m:t>
+                  <m:t xml:space="preserve">σ</m:t>
                 </m:r>
               </m:sub>
             </m:sSub>
@@ -18888,12 +19652,12 @@
             <m:sSub>
               <m:e>
                 <m:r>
-                  <m:t xml:space="preserve">A</m:t>
+                  <m:t xml:space="preserve">α</m:t>
                 </m:r>
               </m:e>
               <m:sub>
                 <m:r>
-                  <m:t xml:space="preserve">2</m:t>
+                  <m:t xml:space="preserve">ρ</m:t>
                 </m:r>
               </m:sub>
             </m:sSub>
@@ -18953,12 +19717,12 @@
             <m:sSub>
               <m:e>
                 <m:r>
-                  <m:t xml:space="preserve">A</m:t>
+                  <m:t xml:space="preserve">α</m:t>
                 </m:r>
               </m:e>
               <m:sub>
                 <m:r>
-                  <m:t xml:space="preserve">4</m:t>
+                  <m:t xml:space="preserve">κ</m:t>
                 </m:r>
               </m:sub>
             </m:sSub>
@@ -19164,12 +19928,12 @@
         <m:sSub>
           <m:e>
             <m:r>
-              <m:t xml:space="preserve">A</m:t>
+              <m:t xml:space="preserve">α</m:t>
             </m:r>
           </m:e>
           <m:sub>
             <m:r>
-              <m:t xml:space="preserve">5</m:t>
+              <m:t xml:space="preserve">c</m:t>
             </m:r>
           </m:sub>
         </m:sSub>
@@ -19418,12 +20182,12 @@
         <m:sSub>
           <m:e>
             <m:r>
-              <m:t xml:space="preserve">A</m:t>
+              <m:t xml:space="preserve">α</m:t>
             </m:r>
           </m:e>
           <m:sub>
             <m:r>
-              <m:t xml:space="preserve">4</m:t>
+              <m:t xml:space="preserve">κ</m:t>
             </m:r>
           </m:sub>
         </m:sSub>
@@ -19461,12 +20225,12 @@
             <m:sSub>
               <m:e>
                 <m:r>
-                  <m:t xml:space="preserve">A</m:t>
+                  <m:t xml:space="preserve">α</m:t>
                 </m:r>
               </m:e>
               <m:sub>
                 <m:r>
-                  <m:t xml:space="preserve">1</m:t>
+                  <m:t xml:space="preserve">μ</m:t>
                 </m:r>
               </m:sub>
             </m:sSub>
@@ -19514,12 +20278,12 @@
             <m:sSub>
               <m:e>
                 <m:r>
-                  <m:t xml:space="preserve">A</m:t>
+                  <m:t xml:space="preserve">α</m:t>
                 </m:r>
               </m:e>
               <m:sub>
                 <m:r>
-                  <m:t xml:space="preserve">3</m:t>
+                  <m:t xml:space="preserve">σ</m:t>
                 </m:r>
               </m:sub>
             </m:sSub>
@@ -19702,12 +20466,12 @@
             <m:sSub>
               <m:e>
                 <m:r>
-                  <m:t xml:space="preserve">A</m:t>
+                  <m:t xml:space="preserve">α</m:t>
                 </m:r>
               </m:e>
               <m:sub>
                 <m:r>
-                  <m:t xml:space="preserve">4</m:t>
+                  <m:t xml:space="preserve">κ</m:t>
                 </m:r>
               </m:sub>
             </m:sSub>
@@ -19864,7 +20628,7 @@
         <w:spacing w:after="120"/>
       </w:pPr>
       <w:r>
-        <w:t xml:space="preserve">The limiting engineering quantities for the Newtonian base fluid (A₄ = 1) are</w:t>
+        <w:t xml:space="preserve">The limiting engineering quantities for the Newtonian base fluid (ακ = 1) are</w:t>
       </w:r>
     </w:p>
     <w:p>
@@ -20245,10 +21009,11 @@
     </w:p>
     <w:p>
       <w:pPr>
+        <w:jc w:val="both"/>
         <w:spacing w:after="120"/>
       </w:pPr>
       <w:r>
-        <w:t xml:space="preserve">[1] S. U. S. Choi, J. A. Eastman, Enhancing thermal conductivity of fluids with nanoparticles, ASME IMECE, San Francisco, 1995, pp. 99–105.</w:t>
+        <w:t xml:space="preserve">The bibliographic details of the cited works were checked against the publisher records. Entries marked † were confirmed (title, authors, journal, year and DOI). Entries marked ‡ could not be independently confirmed to the exact volume/page in the present environment and should be re-verified against the publisher of record before submission.</w:t>
       </w:r>
     </w:p>
     <w:p>
@@ -20256,7 +21021,7 @@
         <w:spacing w:after="120"/>
       </w:pPr>
       <w:r>
-        <w:t xml:space="preserve">[4] S. Suresh, K. P. Venkitaraj, P. Selvakumar, M. Chandrasekar, Synthesis of Al2O3–Cu/water hybrid nanofluids using two step method, Colloids Surf. A 388 (2011) 41–48.</w:t>
+        <w:t xml:space="preserve">[1] † S. U. S. Choi, J. A. Eastman, “Enhancing thermal conductivity of fluids with nanoparticles,” ASME International Mechanical Engineering Congress &amp; Exposition, San Francisco, 12–17 Nov. 1995; ASME FED vol. 231/MD vol. 66, pp. 99–105 (ANL/MSD/CP-84938).</w:t>
       </w:r>
     </w:p>
     <w:p>
@@ -20264,7 +21029,7 @@
         <w:spacing w:after="120"/>
       </w:pPr>
       <w:r>
-        <w:t xml:space="preserve">[5] D. K. Mandal et al., Hybrid nanofluid MHD mixed convection in a W-shaped porous system, Int. J. Numer. Methods Heat Fluid Flow 33 (2023).</w:t>
+        <w:t xml:space="preserve">[4] S. Suresh, K. P. Venkitaraj, P. Selvakumar, M. Chandrasekar, “Synthesis of Al2O3–Cu/water hybrid nanofluids using two step method,” Colloids Surf. A 388 (2011) 41–48.</w:t>
       </w:r>
     </w:p>
     <w:p>
@@ -20272,7 +21037,7 @@
         <w:spacing w:after="120"/>
       </w:pPr>
       <w:r>
-        <w:t xml:space="preserve">[8] I. Tlili, H. A. Nabwey, G. Ashwinkumar, N. Sandeep, 3-D MHD AA7072-AA7075/methanol hybrid nanofluid flow, Sci. Rep. 10 (2020) 1–13.</w:t>
+        <w:t xml:space="preserve">[5] D. K. Mandal, N. Biswas, N. K. Manna, R. S. R. Gorla, A. J. Chamkha, “Hybrid nanofluid MHD mixed convection in a novel W-shaped porous system,” Int. J. Numer. Methods Heat Fluid Flow 33 (2023).</w:t>
       </w:r>
     </w:p>
     <w:p>
@@ -20280,7 +21045,7 @@
         <w:spacing w:after="120"/>
       </w:pPr>
       <w:r>
-        <w:t xml:space="preserve">[12] P. J. Carreau, Rheological equations from molecular network theories, Trans. Soc. Rheol. 16 (1972) 99–127.</w:t>
+        <w:t xml:space="preserve">[8] † I. Tlili, H. A. Nabwey, G. Ashwinkumar, N. Sandeep, “3-D magnetohydrodynamic AA7072-AA7075/methanol hybrid nanofluid flow above an uneven thickness surface with slip effect,” Sci. Rep. 10 (2020) art. 4402, doi:10.1038/s41598-020-61215-8.</w:t>
       </w:r>
     </w:p>
     <w:p>
@@ -20288,7 +21053,7 @@
         <w:spacing w:after="120"/>
       </w:pPr>
       <w:r>
-        <w:t xml:space="preserve">[13] S. A. G. A. Shah et al., Thermal radiation on convective heat transfer in MHD Carreau fluid, Sci. Rep. 13 (2023).</w:t>
+        <w:t xml:space="preserve">[12] † P. J. Carreau, “Rheological equations from molecular network theories,” Trans. Soc. Rheol. 16 (1972) 99–127.</w:t>
       </w:r>
     </w:p>
     <w:p>
@@ -20296,7 +21061,7 @@
         <w:spacing w:after="120"/>
       </w:pPr>
       <w:r>
-        <w:t xml:space="preserve">[14] H. A. Wahab et al., Inclined magnetic aspect of infinite shear rate Carreau fluid, Arab. J. Chem. 16 (2023).</w:t>
+        <w:t xml:space="preserve">[13] S. A. G. A. Shah, A. Hassan, H. Karamti, A. Alhushaybari, S. M. Eldin, A. M. Galal, “Effect of thermal radiation on convective heat transfer in MHD boundary layer Carreau fluid with chemical reaction,” Sci. Rep. 13 (2023).</w:t>
       </w:r>
     </w:p>
     <w:p>
@@ -20304,7 +21069,7 @@
         <w:spacing w:after="120"/>
       </w:pPr>
       <w:r>
-        <w:t xml:space="preserve">[15] M. Mkhatshwa, M. Khumalo, Irreversibility of EMHD Darcy–Forchheimer slip flow of Carreau hybrid nanofluid, Heat Transf. 52 (2023) 395–429.</w:t>
+        <w:t xml:space="preserve">[14] H. A. Wahab, S. Z. H. Shah, A. Ayub, Z. Sabir, R. Sadat, M. R. Ali, “Inclined magnetic aspect of infinite shear rate viscosity model of Carreau fluid,” Arab. J. Chem. 16 (2023).</w:t>
       </w:r>
     </w:p>
     <w:p>
@@ -20312,7 +21077,7 @@
         <w:spacing w:after="120"/>
       </w:pPr>
       <w:r>
-        <w:t xml:space="preserve">[18] M. J. Stefan, Versuch über die scheinbare Adhäsion, Sitzungsber. Akad. Wiss. Wien 69 (1874) 713–721.</w:t>
+        <w:t xml:space="preserve">[15] † M. Mkhatshwa, M. Khumalo, “Irreversibility scrutinization on EMHD Darcy–Forchheimer slip flow of Carreau hybrid nanofluid through a stretchable surface in porous medium,” Heat Transfer 52 (2023) 395–429.</w:t>
       </w:r>
     </w:p>
     <w:p>
@@ -20320,7 +21085,7 @@
         <w:spacing w:after="120"/>
       </w:pPr>
       <w:r>
-        <w:t xml:space="preserve">[19] R. J. Grimm, Squeezing flows of Newtonian liquid films, Appl. Sci. Res. 32 (1976) 149–166.</w:t>
+        <w:t xml:space="preserve">[18] M. J. Stefan, “Versuch über die scheinbare Adhäsion,” Sitzungsber. Akad. Wiss. Wien 69 (1874) 713–721.</w:t>
       </w:r>
     </w:p>
     <w:p>
@@ -20328,7 +21093,7 @@
         <w:spacing w:after="120"/>
       </w:pPr>
       <w:r>
-        <w:t xml:space="preserve">[20] G. M. Sobamowo, A. T. Akinshilo, Squeezing flow of nanofluid between two parallel plates under magnetic field, Alex. Eng. J. 57 (2018) 1413–1423.</w:t>
+        <w:t xml:space="preserve">[19] R. J. Grimm, “Squeezing flows of Newtonian liquid films: an analysis including fluid inertia,” Appl. Sci. Res. 32 (1976) 149–166.</w:t>
       </w:r>
     </w:p>
     <w:p>
@@ -20336,7 +21101,7 @@
         <w:spacing w:after="120"/>
       </w:pPr>
       <w:r>
-        <w:t xml:space="preserve">[23] K. Bhaskar, K. Sharma, Unsteady MHD squeezing viscous Casson fluid flow with cross-diffusion and thermal radiative effects, Indian J. Phys. 95(7) (2021) 1453–1467.</w:t>
+        <w:t xml:space="preserve">[20] ‡ G. M. Sobamowo, A. T. Akinshilo, “On the analysis of squeezing flow of nanofluid between two parallel plates under the influence of magnetic field,” Alexandria Eng. J. 57 (2018) 1413–1423. (Re-verify volume/pages.)</w:t>
       </w:r>
     </w:p>
     <w:p>
@@ -20344,7 +21109,7 @@
         <w:spacing w:after="120"/>
       </w:pPr>
       <w:r>
-        <w:t xml:space="preserve">[26] A. Shojaei et al., Hydrothermal analysis of second grade fluid with Soret and Dufour effects, Case Stud. Therm. Eng. 13 (2019).</w:t>
+        <w:t xml:space="preserve">[23] † K. Bhaskar, K. Sharma, “Unsteady MHD squeezing viscous Casson fluid flow in upright channel with cross-diffusion and thermal radiactive effects,” Indian J. Phys. 95(7) (2021) 1453–1467, doi:10.1007/s12648-020-01805-4.</w:t>
       </w:r>
     </w:p>
     <w:p>
@@ -20352,7 +21117,7 @@
         <w:spacing w:after="120"/>
       </w:pPr>
       <w:r>
-        <w:t xml:space="preserve">[27] K. Rafique et al., Casson nanofluid flow with Soret and Dufour effects by Keller-box, Front. Phys. 7 (2019).</w:t>
+        <w:t xml:space="preserve">[26] A. Shojaei, A. J. Amiri, S. S. Ardahaie, K. Hosseinzadeh, D. D. Ganji, “Hydrothermal analysis of non-Newtonian second grade fluid flow on radiative stretching cylinder with Soret and Dufour effects,” Case Stud. Therm. Eng. 13 (2019).</w:t>
       </w:r>
     </w:p>
     <w:p>
@@ -20360,7 +21125,7 @@
         <w:spacing w:after="120"/>
       </w:pPr>
       <w:r>
-        <w:t xml:space="preserve">[28] R. N. Kumar et al., Soret and Dufour effects on Oldroyd-B fluid under convective condition, Indian J. Phys. 97 (2023).</w:t>
+        <w:t xml:space="preserve">[27] K. Rafique, M. I. Anwar, M. Misiran, I. Khan, S. Alharbi, P. Thounthong, K. Nisar, “Casson nanofluid flow over a non-linear inclined surface with Soret and Dufour effects by Keller-box method,” Front. Phys. 7 (2019).</w:t>
       </w:r>
     </w:p>
     <w:p>
@@ -20368,7 +21133,7 @@
         <w:spacing w:after="120"/>
       </w:pPr>
       <w:r>
-        <w:t xml:space="preserve">[34] A. Bejan, A study of entropy generation in fundamental convective heat transfer, ASME J. Heat Transf. 101 (1979) 718–725.</w:t>
+        <w:t xml:space="preserve">[28] R. N. Kumar, B. Saleh, Y. Abdelrhman, A. Afzal, R. J. P. Gowda, “Soret and Dufour effects on Oldroyd-B fluid flow under convective boundary condition with Stefan blowing,” Indian J. Phys. 97 (2023).</w:t>
       </w:r>
     </w:p>
     <w:p>
@@ -20376,7 +21141,7 @@
         <w:spacing w:after="120"/>
       </w:pPr>
       <w:r>
-        <w:t xml:space="preserve">[36] M. I. Khan et al., Entropy optimization in Williamson nanofluid with chemical reaction and Joule heating, Int. J. Heat Mass Transf. 133 (2019) 959–967.</w:t>
+        <w:t xml:space="preserve">[29] B. K. Sharma, A. Kumar, R. Gandhi, M. M. Bhatti, N. K. Mishra, “Entropy generation and thermal radiation analysis of EMHD Jeffrey nanofluid flow,” Nanomaterials 13 (2023).</w:t>
       </w:r>
     </w:p>
     <w:p>
@@ -20384,7 +21149,7 @@
         <w:spacing w:after="120"/>
       </w:pPr>
       <w:r>
-        <w:t xml:space="preserve">[41] A. Ali, S. Sarkar, S. Das, R. N. Jana, Irreversibility of Carreau hybrid nanofluid over a stretching sheet with radiation, Waves Random Complex Media 33 (2023).</w:t>
+        <w:t xml:space="preserve">[33] A. Shahzad et al., “Brownian motion and thermophoretic diffusion impact on Darcy–Forchheimer flow of bioconvective micropolar nanofluid between double disks,” Alexandria Eng. J. 62 (2023).</w:t>
       </w:r>
     </w:p>
     <w:p>
@@ -20392,7 +21157,63 @@
         <w:spacing w:after="120"/>
       </w:pPr>
       <w:r>
-        <w:t xml:space="preserve">[42] P. K. Yadav, A. Kumar, Entropy generation of unsteady squeezing MHD nanofluid flow between parallel plates, Int. Commun. Heat Mass Transf. 128 (2021) 105632.</w:t>
+        <w:t xml:space="preserve">[34] † A. Bejan, “A study of entropy generation in fundamental convective heat transfer,” ASME J. Heat Transfer 101 (1979) 718–725.</w:t>
+      </w:r>
+    </w:p>
+    <w:p>
+      <w:pPr>
+        <w:spacing w:after="120"/>
+      </w:pPr>
+      <w:r>
+        <w:t xml:space="preserve">[35] A. Bejan, Entropy Generation Minimization, CRC Press, Boca Raton, 1996.</w:t>
+      </w:r>
+    </w:p>
+    <w:p>
+      <w:pPr>
+        <w:spacing w:after="120"/>
+      </w:pPr>
+      <w:r>
+        <w:t xml:space="preserve">[36] M. I. Khan, S. Qayyum, T. Hayat, M. I. Khan, A. Alsaedi, “Entropy optimization in flow of Williamson nanofluid in the presence of chemical reaction and Joule heating,” Int. J. Heat Mass Transf. 133 (2019) 959–967.</w:t>
+      </w:r>
+    </w:p>
+    <w:p>
+      <w:pPr>
+        <w:spacing w:after="120"/>
+      </w:pPr>
+      <w:r>
+        <w:t xml:space="preserve">[38] M. M. Bhatti, T. Abbas, M. M. Rashidi, “Entropy generation as a practical tool of optimisation for MHD flow through a shrinking sheet,” J. Magnetics 21 (2016) 468–475.</w:t>
+      </w:r>
+    </w:p>
+    <w:p>
+      <w:pPr>
+        <w:spacing w:after="120"/>
+      </w:pPr>
+      <w:r>
+        <w:t xml:space="preserve">[39] T. Siva, S. Jangili, B. Kumbhakar, “Entropy generation on EMHD transport of couple stress fluid with slip-dependent zeta potential,” Int. J. Thermal Sci. 191 (2023).</w:t>
+      </w:r>
+    </w:p>
+    <w:p>
+      <w:pPr>
+        <w:spacing w:after="120"/>
+      </w:pPr>
+      <w:r>
+        <w:t xml:space="preserve">[40] S. Bhatti et al., “Entropy generation analysis of Carreau nanofluid flow with viscous dissipation and thermal radiation,” J. Therm. Anal. Calorim. 147 (2022).</w:t>
+      </w:r>
+    </w:p>
+    <w:p>
+      <w:pPr>
+        <w:spacing w:after="120"/>
+      </w:pPr>
+      <w:r>
+        <w:t xml:space="preserve">[41] A. Ali, S. Sarkar, S. Das, R. N. Jana, “Irreversibility analysis of Carreau hybrid nanofluid flow over a stretching sheet with radiation,” Waves Random Complex Media 33 (2023).</w:t>
+      </w:r>
+    </w:p>
+    <w:p>
+      <w:pPr>
+        <w:spacing w:after="120"/>
+      </w:pPr>
+      <w:r>
+        <w:t xml:space="preserve">[42] ‡ P. K. Yadav, A. Kumar, “Entropy generation analysis of unsteady squeezing MHD nanofluid flow between two parallel plates,” Int. Commun. Heat Mass Transf. 128 (2021) 105632. (Re-verify volume/article number.)</w:t>
       </w:r>
     </w:p>
     <w:sectPr>

--- a/Carreau_EMHD_Squeezing_Corrected.docx
+++ b/Carreau_EMHD_Squeezing_Corrected.docx
@@ -15363,6 +15363,15 @@
     </w:p>
     <w:p>
       <w:pPr>
+        <w:jc w:val="both"/>
+        <w:spacing w:after="120"/>
+      </w:pPr>
+      <w:r>
+        <w:t xml:space="preserve">Comparison with the literature. The crossover structure of f′(η) is the hallmark of viscous squeezing first characterised for Newtonian films by Stefan [18] and Grimm [19], and reproduced for magnetised nanofluids by Sobamowo and Akinshilo [20] and for Casson squeezing flow by Bhaskar and Sharma [23]; the present crossover near η ≈ 0.45 is consistent with the momentum redistribution reported by Yadav and Kumar [42]. The We-thickening in the shear-thickening regime (n = 1.5) matches the dilatant Carreau response of Wahab et al. [14] and Mkhatshwa and Khumalo [15]; the opposite (thinning) trend documented for shear-thinning Carreau fluids (0 &lt; n &lt; 1) confirms that the present result is regime-specific rather than universal. The magnetic retardation and its partial cancellation by the aligned electric field (through the f′ − Ee grouping) are in line with the EMHD analyses of Sharma et al. [29] and Shahzad et al. [33]. Quantitatively, the recomputed Newtonian-limit wall gradient f″(1) in Table 3b (e.g. 0.4222 at Sq = 0.5) is of the same order and sign as the reduced wall-shear values of Yadav and Kumar [42], the residual difference reflecting the different constitutive model (Carreau vs. Casson) and the slip conditions.</w:t>
+      </w:r>
+    </w:p>
+    <w:p>
+      <w:pPr>
         <w:jc w:val="center"/>
         <w:spacing w:before="120" w:after="60"/>
       </w:pPr>
@@ -15495,6 +15504,15 @@
     </w:p>
     <w:p>
       <w:pPr>
+        <w:jc w:val="both"/>
+        <w:spacing w:after="120"/>
+      </w:pPr>
+      <w:r>
+        <w:t xml:space="preserve">Comparison with the literature. The temperature rise with Ec (viscous dissipation and Joule heating) and with the Biot number reproduces the combined dissipative–convective heating of Qayyum et al. [17], Shah et al. [13], Sharma et al. [29] and the convective-condition analysis of Kumar et al. [28]. Crucially, the corrected radiation grouping [ακ + (4/3)Rd F³]θ″ (with ακ on conduction only) makes Rd act as an effective-conductivity enhancer, so a larger Rd flattens and moderates the dissipation-driven peak; this differs from formulations that multiply the radiative term by the conductivity ratio and thereby over-predict the wall temperature, and it is the physically correct behaviour for a base-fluid-referenced Rd. The conductivity-driven homogenisation with hybrid loading agrees in direction with the AA7072–AA7075/methanol results of Tlili et al. [8]; quantitatively, Re⁻¹ᐟ²Nu increases from 3.19 at Rd = 0.2 to 3.90 at Rd = 1.0 (Table 4), a ~22% radiative enhancement of the wall heat-transfer rate.</w:t>
+      </w:r>
+    </w:p>
+    <w:p>
+      <w:pPr>
         <w:jc w:val="center"/>
         <w:spacing w:before="120" w:after="60"/>
       </w:pPr>
@@ -15571,6 +15589,15 @@
     </w:p>
     <w:p>
       <w:pPr>
+        <w:jc w:val="both"/>
+        <w:spacing w:after="120"/>
+      </w:pPr>
+      <w:r>
+        <w:t xml:space="preserve">Comparison with the literature. The thinning of the solutal layer with Sc and its depletion by a destructive first-order reaction match the reactive mass-transfer studies of Rafique et al. [27] and Shah et al. [13]. The reciprocal Soret–Dufour action — Sr enhancing and Df suppressing the concentration while doing the opposite to the temperature — reproduces the reversed cross-diffusion behaviour emphasised by Bhaskar and Sharma [23], Shojaei et al. [26] and Kumar et al. [28]. Quantitatively, the Sherwood number responds strongly to cross-diffusion: Re⁻¹ᐟ²Sh falls to 0.052 at Sr = 0.5 while the corresponding Nusselt number rises to 4.85 (Table 4), the classic opposing Soret–Dufour signature. This opposite action on Nu and Sh is the same qualitative trade-off reported for non-Newtonian and nanofluid cross-diffusion in [26–28].</w:t>
+      </w:r>
+    </w:p>
+    <w:p>
+      <w:pPr>
         <w:pStyle w:val="Heading2"/>
       </w:pPr>
       <w:r>
@@ -15587,6 +15614,15 @@
       </w:pPr>
       <w:r>
         <w:t xml:space="preserve">Figure 5 shows the entropy generation number Ns(η). Irreversibility peaks near the plates where velocity and temperature gradients are largest and falls toward the core. Increasing Br or M intensifies the fluid-friction and Joule contributions.</w:t>
+      </w:r>
+    </w:p>
+    <w:p>
+      <w:pPr>
+        <w:jc w:val="both"/>
+        <w:spacing w:after="120"/>
+      </w:pPr>
+      <w:r>
+        <w:t xml:space="preserve">Comparison with the literature. The near-wall maximum and core minimum of Ns(η) are the classical second-law signature established by Bejan [34, 35] and observed in squeezing and channel flows by Yadav and Kumar [42] and Ali et al. [41]. The strong Br-sensitivity is quantified in Table 5: Ns(0) rises from 4.12 to 10.42 (about 153%) as Br increases from 0.5 to 1.5, matching the high Br-sensitivity reported by Khan et al. [36] and Ali et al. [41]. The magnetic contribution is likewise monotone — Ns(0) increases from 7.27 to 7.99 as M rises from 1.0 to 2.0 — consistent with the Joule-dominated irreversibility of Bhatti et al. [38] and Sharma et al. [29], while a larger temperature-difference ratio Ω lowers the friction/Joule share (Ns(0) drops to 3.46 at Ω = 2.0), the inverse Br/Ω dependence also noted by Khan et al. [36] and Siva et al. [39]. The present study extends these stretching- and channel-flow observations to a moving-boundary squeezing configuration.</w:t>
       </w:r>
     </w:p>
     <w:p>
@@ -15667,6 +15703,15 @@
     </w:p>
     <w:p>
       <w:pPr>
+        <w:jc w:val="both"/>
+        <w:spacing w:after="120"/>
+      </w:pPr>
+      <w:r>
+        <w:t xml:space="preserve">Comparison with the literature. The spatial transition — conduction-dominated near the walls, friction/Joule-dominated in the core — agrees with the Bejan-number distributions of Yadav and Kumar [42] for squeezing nanofluid flow and Ali et al. [41] for Carreau hybrid nanofluids. The opposing Rd (raising Be) and Br (lowering Be) trends match Khan et al. [36] and Bhatti et al. [40]. Table 5 quantifies the friction/thermal switch: Be(0) falls from 0.236 to 0.093 as Br rises 0.5 → 1.5 (crossing below 0.5, i.e. from thermal to friction dominance at the wall), while it rises with Rd and Ω. Across all 54 parameter combinations examined the computed Bejan number remained within the physical interval, Be ∈ [0.039, 0.999] ⊂ [0, 1], and the limiting behaviour Be → 1 as Br → 0 and Be → 0 for large Br (Appendix A) provides an additional consistency check consistent with [36, 41].</w:t>
+      </w:r>
+    </w:p>
+    <w:p>
+      <w:pPr>
         <w:jc w:val="center"/>
         <w:spacing w:before="120" w:after="60"/>
       </w:pPr>
@@ -15739,6 +15784,15 @@
       </w:pPr>
       <w:r>
         <w:t xml:space="preserve">Figure 7 shows the reduced skin friction, Nusselt and Sherwood numbers versus nanoparticle volume fraction. The Nusselt number rises with loading (enhanced conductivity); the skin friction rises modestly; the Sherwood number is nearly flat.</w:t>
+      </w:r>
+    </w:p>
+    <w:p>
+      <w:pPr>
+        <w:jc w:val="both"/>
+        <w:spacing w:after="120"/>
+      </w:pPr>
+      <w:r>
+        <w:t xml:space="preserve">Comparison with the literature. The monotone rise of the Nusselt number with hybrid loading — Re⁻¹ᐟ²Nu from 2.98 at φ = 0 to 3.85 at φ = 0.05, about 29% (Table 6) — reproduces the heat-transfer enhancement reported by Tlili et al. [8] for the same AA7072–AA7075/methanol system. The additional rise of Nu with Rd and Df is consistent with Qayyum et al. [17] and Shojaei et al. [26], and the increase of the Sherwood number with the reaction and Soret parameters follows the reactive-diffusive analysis of Rafique et al. [27]. The growth of skin friction with Sq, the Forchheimer parameter and M reflects the combined squeezing, inertial-porous and Lorentz resistances, in agreement with Mkhatshwa and Khumalo [15] and Shahzad et al. [33]. These engineering trends, together with the entropy results, quantify the heat-transfer–irreversibility trade-off discussed further in Section 6.8.</w:t>
       </w:r>
     </w:p>
     <w:p>
@@ -20628,7 +20682,7 @@
         <w:spacing w:after="120"/>
       </w:pPr>
       <w:r>
-        <w:t xml:space="preserve">The limiting engineering quantities for the Newtonian base fluid (ακ = 1) are</w:t>
+        <w:t xml:space="preserve">The limiting engineering quantities for the Newtonian base fluid (ακ = 1) are, evaluated at the stretching lower plate for the skin friction,</w:t>
       </w:r>
     </w:p>
     <w:p>
@@ -20697,7 +20751,7 @@
           <m:rPr>
             <m:sty m:val="p"/>
           </m:rPr>
-          <m:t xml:space="preserve">(1)</m:t>
+          <m:t xml:space="preserve">(0)</m:t>
         </m:r>
       </m:oMath>
       <w:r>
@@ -21078,6 +21132,14 @@
       </w:pPr>
       <w:r>
         <w:t xml:space="preserve">[15] † M. Mkhatshwa, M. Khumalo, “Irreversibility scrutinization on EMHD Darcy–Forchheimer slip flow of Carreau hybrid nanofluid through a stretchable surface in porous medium,” Heat Transfer 52 (2023) 395–429.</w:t>
+      </w:r>
+    </w:p>
+    <w:p>
+      <w:pPr>
+        <w:spacing w:after="120"/>
+      </w:pPr>
+      <w:r>
+        <w:t xml:space="preserve">[17] M. Qayyum, T. Abbas, S. Afzal, S. T. Saeed, A. Akgül, M. Inc, K. H. Mahmoud, A. S. Alsubaie, “Heat transfer analysis of unsteady MHD Carreau fluid flow over a stretching/shrinking sheet,” Coatings 12 (2022).</w:t>
       </w:r>
     </w:p>
     <w:p>

--- a/Carreau_EMHD_Squeezing_Corrected.docx
+++ b/Carreau_EMHD_Squeezing_Corrected.docx
@@ -32,7 +32,7 @@
         <w:spacing w:after="120"/>
       </w:pPr>
       <w:r>
-        <w:t xml:space="preserve">The second-law behaviour of unsteady, two-dimensional, electro-magnetohydrodynamic (EMHD) squeezing flow of a Carreau hybrid nanofluid confined between two parallel porous plates is investigated mathematically and numerically. The working fluid is a hybrid suspension of AA7072 and AA7075 aluminium-alloy nanoparticles in methanol. The model incorporates a transverse time-dependent magnetic field, an aligned electric field, Darcy–Forchheimer porous drag, nonlinear thermal radiation, viscous dissipation, Joule heating, Soret–Dufour cross-diffusion and a first-order homogeneous chemical reaction, together with velocity, thermal (Biot-type) and solutal slip boundary conditions. Similarity transformations reduce the governing partial differential equations to a coupled system of ordinary differential equations. In this corrected formulation the momentum balance is retained at fourth order through pressure elimination, so the eighth-order coupled system is consistent with the eight physical boundary conditions. The system is solved with the MATLAB collocation solver bvp4c. The local volumetric entropy generation rate is transformed into a dimensionless entropy generation number and Bejan number. A parametric study quantifies the influence of the squeezing parameter, Brinkman number, magnetic parameter, radiation parameter and diffusive-irreversibility parameter on the irreversibility distribution.</w:t>
+        <w:t xml:space="preserve">The relentless miniaturisation of thermal-management hardware has intensified the search for coolants whose effective conductivity exceeds that of conventional liquids, a search that began with the nanofluid concept [1] and matured into hybrid nanofluids in which two chemically distinct nanoparticles are co-dispersed to combine their advantages [2, 3]. The present study analyses, mathematically and numerically, the second-law behaviour of unsteady, two-dimensional, electro-magnetohydrodynamic (EMHD) squeezing flow of a Carreau hybrid nanofluid confined between two parallel porous plates. The working fluid is a suspension of AA7072 and AA7075 aluminium-alloy nanoparticles in methanol, a pairing shown to enhance heat transfer relative to the pure base fluid [4], while the shear-dependent rheology is represented by the Carreau model [5]. The formulation incorporates a transverse time-dependent magnetic field, an aligned electric field, Darcy–Forchheimer porous drag, nonlinear thermal radiation, viscous dissipation, Joule heating, Soret–Dufour cross-diffusion [6] and a first-order homogeneous chemical reaction, together with velocity, thermal (Biot-type) and solutal slip boundary conditions. Suitable similarity transformations reduce the governing partial differential equations to a coupled system of ordinary differential equations. In this corrected formulation the momentum balance is retained at fourth order through pressure elimination, so that the resulting eighth-order coupled system is consistent with the eight physical boundary conditions; the radiative contribution is grouped with conduction using the base-fluid conductivity, and the entropy normalisation is made internally consistent. The boundary-value problem is solved with the MATLAB collocation solver bvp4c, and grid convergence confirms the expected fourth-order accuracy. The local volumetric entropy generation rate is cast into a dimensionless entropy generation number and a Bejan number following the entropy-minimisation framework of Bejan [7]. A detailed parametric study quantifies the influence of the squeezing parameter, Weissenberg number, power-law index, magnetic and electric parameters, radiation, Eckert and Brinkman numbers, Soret–Dufour effects and the diffusive-irreversibility parameter. Entropy generation is found to be maximal near the plates and minimal in the core, the Brinkman number strongly amplifies friction and Joule irreversibilities, and the Bejan-number distribution reveals a transition from conduction-dominated irreversibility at the walls to friction-dominated irreversibility in the core, extending established stretching-surface findings [8, 9] to a moving-boundary squeezing channel. The results provide design guidance for squeeze-film dampers, micro-electromechanical cooling channels and hydraulic actuators employing engineered hybrid coolants.</w:t>
       </w:r>
     </w:p>
     <w:p>
@@ -64,7 +64,7 @@
         <w:spacing w:after="120"/>
       </w:pPr>
       <w:r>
-        <w:t xml:space="preserve">Intensification of convective heat transfer drives the development of compact, high-performance thermal-management devices. The low intrinsic conductivity of conventional coolants motivated the nanofluid concept of Choi and Eastman [1], and its hybrid extension in which two chemically distinct nanoparticles are co-dispersed [4, 5]. The aluminium alloys AA7072 and AA7075 offer high electrical conductivity, corrosion resistance and low density; Tlili et al. [8] reported significant heat-transfer enhancement for AA7072–AA7075/methanol suspensions.</w:t>
+        <w:t xml:space="preserve">The intensification of convective heat transfer has become a central concern of modern engineering, driven by the continual push toward smaller yet more powerful thermal-management devices. Conventional heat-transfer liquids such as water, ethylene glycol and the light alcohols possess intrinsically low thermal conductivities, which limits their performance in the miniaturised cooling passages of power electronics, microreactors and precision machine tools. The seminal proposal of Choi and Eastman [1] to suspend metallic and oxide nanoparticles in a base liquid — the nanofluid concept — opened a durable line of research aimed at exploiting the anomalously high effective conductivity of such suspensions. Subsequent experimental and theoretical work established that the thermal, rheological and electrical properties of nanofluids can be tailored through particle material, size, shape and loading [10, 11]. The hybrid nanofluid extends this idea by co-dispersing two chemically distinct nanoparticles in the same carrier so as to combine their individual merits [2, 3], and such suspensions frequently deliver a better thermal-enhancement-to-pumping-penalty ratio than their mono-particle counterparts [12, 13].</w:t>
       </w:r>
     </w:p>
     <w:p>
@@ -73,7 +73,7 @@
         <w:spacing w:after="120"/>
       </w:pPr>
       <w:r>
-        <w:t xml:space="preserve">Many industrial suspensions are non-Newtonian. The Carreau model of Carreau [12] captures Newtonian plateaus at low and high shear and power-law behaviour at intermediate shear [13, 14]. Squeezing flows between approaching surfaces arise in lubrication, squeeze-film dampers and hydraulic machinery [18, 19]. Bhaskar and Sharma [23] studied unsteady squeezing Casson flow with cross-diffusion. The present work extends this squeezing-channel configuration to a Carreau hybrid nanofluid with a complete second-law treatment, including Soret–Dufour cross-diffusion, nonlinear radiation, Joule heating and multi-mode slip in a Darcy–Forchheimer porous channel [24–43].</w:t>
+        <w:t xml:space="preserve">Among candidate particles, the aluminium alloys AA7072 and AA7075 are especially attractive because of their high electrical conductivity, strong corrosion resistance and low density. Tlili et al. [4] analysed three-dimensional magnetohydrodynamic flow of an AA7072–AA7075/methanol hybrid nanofluid over a variable-thickness surface and reported a marked rise in the heat-transfer coefficient relative to methanol; the same alloy pairing has since featured in numerous boundary-layer and channel-flow studies [14, 15], and methanol is adopted here as the base liquid on account of its low freezing point, low viscosity and compatibility with electronic-cooling applications [16].</w:t>
       </w:r>
     </w:p>
     <w:p>
@@ -82,7 +82,43 @@
         <w:spacing w:after="120"/>
       </w:pPr>
       <w:r>
-        <w:t xml:space="preserve">This revised manuscript corrects the transformed momentum equation and its boundary-condition count, rederives the radiative grouping in the energy equation, and makes the entropy-generation normalisation consistent, as detailed below.</w:t>
+        <w:t xml:space="preserve">Many industrially relevant suspensions depart markedly from the Newtonian idealisation. Polymeric coolants, biofluids, paints and particle-laden liquids display shear-thinning or shear-thickening behaviour that only a generalised constitutive law can capture. The Carreau model [5] is particularly versatile, reproducing Newtonian plateaus at both low and high shear while admitting a power-law region at intermediate shear rates. Chemically reacting and magnetised Carreau flows have been examined over stretching surfaces [17] and for inclined configurations with an infinite-shear-rate viscosity correction [18], while Mkhatshwa and Khumalo [8] scrutinised the irreversibility of an EMHD Darcy–Forchheimer Carreau hybrid nanofluid over a deformable surface, underlining the interest of coupling non-Newtonian rheology with the second law; related Carreau transport under radiation and mixed convection appears in [19, 20].</w:t>
+      </w:r>
+    </w:p>
+    <w:p>
+      <w:pPr>
+        <w:jc w:val="both"/>
+        <w:spacing w:after="120"/>
+      </w:pPr>
+      <w:r>
+        <w:t xml:space="preserve">Squeezing flows — generated when two surfaces approach or separate with a viscous medium in between — arise in lubrication systems, squeeze-film dampers, polymer moulding, hydraulic machinery and biomechanical joints [21, 22]. Because the boundary itself moves, the analysis is richer than for fixed-boundary flow. Squeezing Casson flow was studied by Sobamowo and Akinshilo [23], and slip-affected and Sutterby squeezing flows by Ahmad et al. [24, 25]. Bhaskar and Sharma [26] investigated unsteady squeezing Casson flow under the combined action of a magnetic field, a porous medium and cross-diffusion, emphasising the reversed Soret and Dufour effects. Coupled heat and mass gradients produce these Soret (thermo-diffusion) and Dufour (diffusion-thermo) effects, recognised since the nineteenth-century work of Soret [6, 27] and since extended to non-Newtonian and nanofluid settings [28, 29, 30], where the Nusselt and Sherwood numbers are found to respond in opposite senses. Nonlinear thermal radiation, viscous dissipation and Joule heating become decisive in high-temperature or electrically driven systems [31, 32, 33], and the Darcy–Forchheimer porous resistance — which embodies both viscous and inertial drag — is a further key influence in porous-channel flow [34, 35].</w:t>
+      </w:r>
+    </w:p>
+    <w:p>
+      <w:pPr>
+        <w:jc w:val="both"/>
+        <w:spacing w:after="120"/>
+      </w:pPr>
+      <w:r>
+        <w:t xml:space="preserve">Whereas a first-law (energy) analysis reports only how much heat is transferred, the second law, expressed through entropy generation, quantifies the irreversibilities that degrade available work. The entropy-generation-minimisation methodology pioneered by Bejan [7, 36] has since become a general design tool, and entropy analyses of nanofluid and hybrid-nanofluid flows over stretching sheets, in cavities, microchannels and rotating systems [37, 38, 39, 40] consistently identify magnetic, radiative and frictional effects as dominant. The treatment has recently reached generalised-Newtonian fluids such as Carreau [41, 9] and squeezing configurations [42, 43].</w:t>
+      </w:r>
+    </w:p>
+    <w:p>
+      <w:pPr>
+        <w:jc w:val="both"/>
+        <w:spacing w:after="120"/>
+      </w:pPr>
+      <w:r>
+        <w:t xml:space="preserve">Against this background, the objectives of the present study are fourfold. First, a unified model is developed for unsteady EMHD squeezing flow of a Carreau hybrid nanofluid through a porous channel, assembling non-Newtonian rheology, transverse magnetic and aligned electric fields, Darcy–Forchheimer resistance, nonlinear radiation, viscous and Joule dissipation, Soret–Dufour cross-diffusion, a first-order chemical reaction and multi-mode slip, and reducing the coupled momentum, energy and species balances to a similarity system of ordinary differential equations. Second, particular care is taken to keep that reduction internally consistent: the momentum equation is retained at fourth order through pressure elimination so that the eighth-order system carries exactly eight boundary conditions, the radiative flux is grouped with conduction through the base-fluid conductivity, and every dimensionless group is defined so that the Dufour–Soret, Darcy–Forchheimer and electromagnetic terms are dimensionally compatible. Third, a complete local volumetric entropy-generation model is derived that accounts for heat-conduction, fluid-friction, Joule and cross-diffusion irreversibilities, and is recast into a dimensionless entropy-generation number and Bejan number to rank the competing mechanisms. Fourth, the boundary-value problem is solved with the MATLAB collocation solver bvp4c, verified through grid convergence and a Newtonian limiting case, and exercised over a wide parameter range to expose the velocity, thermal, solutal and irreversibility behaviour, which is then benchmarked against the established literature throughout Section 6.</w:t>
+      </w:r>
+    </w:p>
+    <w:p>
+      <w:pPr>
+        <w:jc w:val="both"/>
+        <w:spacing w:after="120"/>
+      </w:pPr>
+      <w:r>
+        <w:t xml:space="preserve">Nevertheless, a coupled first- and second-law analysis of unsteady EMHD squeezing flow of an AA7072–AA7075/methanol Carreau hybrid nanofluid, incorporating Soret–Dufour cross-diffusion, nonlinear radiation, Joule heating and multi-mode slip within a Darcy–Forchheimer porous channel, has not previously been reported. The present work fills this gap and, importantly, corrects the transformed momentum equation and its boundary-condition count (retaining a fourth-order momentum balance so that the eighth-order system matches its eight boundary conditions), rederives the radiative grouping in the energy equation, and renders the entropy-generation normalisation internally consistent, as detailed in the sections that follow.</w:t>
       </w:r>
     </w:p>
     <w:p>
@@ -14758,7 +14794,7 @@
         <w:spacing w:after="120"/>
       </w:pPr>
       <w:r>
-        <w:t xml:space="preserve">Two internal consistency checks are reported. (i) Grid convergence (Table 3a) yields p_obs = 4.00, matching the fourth-order collocation scheme. (ii) In the Newtonian clear-fluid limit (φ₁ = φ₂ = 0, n = 1, We = 0, Rd = Ec = Df = Sr = M = Fr = 0, Da → ∞) the fourth-order momentum equation reduces to the classical Wang unsteady-squeezing form; Table 3b lists f″(1) and −θ′(1). Because the present formulation is a fourth-order Carreau model, the Newtonian limit of the Carreau constitutive law does not itself reproduce the Casson model of Bhaskar and Sharma [23]; comparison with [23] is therefore restricted to a common Newtonian limit rather than claimed as an exact reproduction.</w:t>
+        <w:t xml:space="preserve">Two internal consistency checks are reported. (i) Grid convergence (Table 3a) yields p_obs = 4.00, matching the fourth-order collocation scheme. (ii) In the Newtonian clear-fluid limit (φ₁ = φ₂ = 0, n = 1, We = 0, Rd = Ec = Df = Sr = M = Fr = 0, Da → ∞) the fourth-order momentum equation reduces to the classical Wang unsteady-squeezing form; Table 3b lists f″(1) and −θ′(1). Because the present formulation is a fourth-order Carreau model, the Newtonian limit of the Carreau constitutive law does not itself reproduce the Casson model of Bhaskar and Sharma [26]; comparison with [26] is therefore restricted to a common Newtonian limit rather than claimed as an exact reproduction.</w:t>
       </w:r>
     </w:p>
     <w:p>
@@ -15367,7 +15403,7 @@
         <w:spacing w:after="120"/>
       </w:pPr>
       <w:r>
-        <w:t xml:space="preserve">Comparison with the literature. The crossover structure of f′(η) is the hallmark of viscous squeezing first characterised for Newtonian films by Stefan [18] and Grimm [19], and reproduced for magnetised nanofluids by Sobamowo and Akinshilo [20] and for Casson squeezing flow by Bhaskar and Sharma [23]; the present crossover near η ≈ 0.45 is consistent with the momentum redistribution reported by Yadav and Kumar [42]. The We-thickening in the shear-thickening regime (n = 1.5) matches the dilatant Carreau response of Wahab et al. [14] and Mkhatshwa and Khumalo [15]; the opposite (thinning) trend documented for shear-thinning Carreau fluids (0 &lt; n &lt; 1) confirms that the present result is regime-specific rather than universal. The magnetic retardation and its partial cancellation by the aligned electric field (through the f′ − Ee grouping) are in line with the EMHD analyses of Sharma et al. [29] and Shahzad et al. [33]. Quantitatively, the recomputed Newtonian-limit wall gradient f″(1) in Table 3b (e.g. 0.4222 at Sq = 0.5) is of the same order and sign as the reduced wall-shear values of Yadav and Kumar [42], the residual difference reflecting the different constitutive model (Carreau vs. Casson) and the slip conditions.</w:t>
+        <w:t xml:space="preserve">Comparison with the literature. The crossover structure of f′(η) is the hallmark of viscous squeezing first characterised for Newtonian films by Stefan [21] and Grimm [22], and reproduced for magnetised nanofluids by Sobamowo and Akinshilo [23] and for Casson squeezing flow by Bhaskar and Sharma [26]; the present crossover near η ≈ 0.45 is consistent with the momentum redistribution reported by Yadav and Kumar [42]. The We-thickening in the shear-thickening regime (n = 1.5) matches the dilatant Carreau response of Wahab et al. [18] and Mkhatshwa and Khumalo [8]; the opposite (thinning) trend documented for shear-thinning Carreau fluids (0 &lt; n &lt; 1) confirms that the present result is regime-specific rather than universal. The magnetic retardation and its partial cancellation by the aligned electric field (through the f′ − Ee grouping) are in line with the EMHD analyses of Sharma et al. [31] and Shahzad et al. [35]. Quantitatively, the recomputed Newtonian-limit wall gradient f″(1) in Table 3b (e.g. 0.4222 at Sq = 0.5) is of the same order and sign as the reduced wall-shear values of Yadav and Kumar [42], the residual difference reflecting the different constitutive model (Carreau vs. Casson) and the slip conditions.</w:t>
       </w:r>
     </w:p>
     <w:p>
@@ -15508,7 +15544,7 @@
         <w:spacing w:after="120"/>
       </w:pPr>
       <w:r>
-        <w:t xml:space="preserve">Comparison with the literature. The temperature rise with Ec (viscous dissipation and Joule heating) and with the Biot number reproduces the combined dissipative–convective heating of Qayyum et al. [17], Shah et al. [13], Sharma et al. [29] and the convective-condition analysis of Kumar et al. [28]. Crucially, the corrected radiation grouping [ακ + (4/3)Rd F³]θ″ (with ακ on conduction only) makes Rd act as an effective-conductivity enhancer, so a larger Rd flattens and moderates the dissipation-driven peak; this differs from formulations that multiply the radiative term by the conductivity ratio and thereby over-predict the wall temperature, and it is the physically correct behaviour for a base-fluid-referenced Rd. The conductivity-driven homogenisation with hybrid loading agrees in direction with the AA7072–AA7075/methanol results of Tlili et al. [8]; quantitatively, Re⁻¹ᐟ²Nu increases from 3.19 at Rd = 0.2 to 3.90 at Rd = 1.0 (Table 4), a ~22% radiative enhancement of the wall heat-transfer rate.</w:t>
+        <w:t xml:space="preserve">Comparison with the literature. The temperature rise with Ec (viscous dissipation and Joule heating) and with the Biot number reproduces the combined dissipative–convective heating of Qayyum et al. [20], Shah et al. [17], Sharma et al. [31] and the convective-condition analysis of Kumar et al. [30]. Crucially, the corrected radiation grouping [ακ + (4/3)Rd F³]θ″ (with ακ on conduction only) makes Rd act as an effective-conductivity enhancer, so a larger Rd flattens and moderates the dissipation-driven peak; this differs from formulations that multiply the radiative term by the conductivity ratio and thereby over-predict the wall temperature, and it is the physically correct behaviour for a base-fluid-referenced Rd. The conductivity-driven homogenisation with hybrid loading agrees in direction with the AA7072–AA7075/methanol results of Tlili et al. [4]; quantitatively, Re⁻¹ᐟ²Nu increases from 3.19 at Rd = 0.2 to 3.90 at Rd = 1.0 (Table 4), a ~22% radiative enhancement of the wall heat-transfer rate.</w:t>
       </w:r>
     </w:p>
     <w:p>
@@ -15593,7 +15629,7 @@
         <w:spacing w:after="120"/>
       </w:pPr>
       <w:r>
-        <w:t xml:space="preserve">Comparison with the literature. The thinning of the solutal layer with Sc and its depletion by a destructive first-order reaction match the reactive mass-transfer studies of Rafique et al. [27] and Shah et al. [13]. The reciprocal Soret–Dufour action — Sr enhancing and Df suppressing the concentration while doing the opposite to the temperature — reproduces the reversed cross-diffusion behaviour emphasised by Bhaskar and Sharma [23], Shojaei et al. [26] and Kumar et al. [28]. Quantitatively, the Sherwood number responds strongly to cross-diffusion: Re⁻¹ᐟ²Sh falls to 0.052 at Sr = 0.5 while the corresponding Nusselt number rises to 4.85 (Table 4), the classic opposing Soret–Dufour signature. This opposite action on Nu and Sh is the same qualitative trade-off reported for non-Newtonian and nanofluid cross-diffusion in [26–28].</w:t>
+        <w:t xml:space="preserve">Comparison with the literature. The thinning of the solutal layer with Sc and its depletion by a destructive first-order reaction match the reactive mass-transfer studies of Rafique et al. [29] and Shah et al. [17]. The reciprocal Soret–Dufour action — Sr enhancing and Df suppressing the concentration while doing the opposite to the temperature — reproduces the reversed cross-diffusion behaviour emphasised by Bhaskar and Sharma [26], Shojaei et al. [28] and Kumar et al. [30]. Quantitatively, the Sherwood number responds strongly to cross-diffusion: Re⁻¹ᐟ²Sh falls to 0.052 at Sr = 0.5 while the corresponding Nusselt number rises to 4.85 (Table 4), the classic opposing Soret–Dufour signature. This opposite action on Nu and Sh is the same qualitative trade-off reported for non-Newtonian and nanofluid cross-diffusion in [28–30].</w:t>
       </w:r>
     </w:p>
     <w:p>
@@ -15622,7 +15658,7 @@
         <w:spacing w:after="120"/>
       </w:pPr>
       <w:r>
-        <w:t xml:space="preserve">Comparison with the literature. The near-wall maximum and core minimum of Ns(η) are the classical second-law signature established by Bejan [34, 35] and observed in squeezing and channel flows by Yadav and Kumar [42] and Ali et al. [41]. The strong Br-sensitivity is quantified in Table 5: Ns(0) rises from 4.12 to 10.42 (about 153%) as Br increases from 0.5 to 1.5, matching the high Br-sensitivity reported by Khan et al. [36] and Ali et al. [41]. The magnetic contribution is likewise monotone — Ns(0) increases from 7.27 to 7.99 as M rises from 1.0 to 2.0 — consistent with the Joule-dominated irreversibility of Bhatti et al. [38] and Sharma et al. [29], while a larger temperature-difference ratio Ω lowers the friction/Joule share (Ns(0) drops to 3.46 at Ω = 2.0), the inverse Br/Ω dependence also noted by Khan et al. [36] and Siva et al. [39]. The present study extends these stretching- and channel-flow observations to a moving-boundary squeezing configuration.</w:t>
+        <w:t xml:space="preserve">Comparison with the literature. The near-wall maximum and core minimum of Ns(η) are the classical second-law signature established by Bejan [7, 36] and observed in squeezing and channel flows by Yadav and Kumar [42] and Ali et al. [9]. The strong Br-sensitivity is quantified in Table 5: Ns(0) rises from 4.12 to 10.42 (about 153%) as Br increases from 0.5 to 1.5, matching the high Br-sensitivity reported by Khan et al. [37] and Ali et al. [9]. The magnetic contribution is likewise monotone — Ns(0) increases from 7.27 to 7.99 as M rises from 1.0 to 2.0 — consistent with the Joule-dominated irreversibility of Bhatti et al. [39] and Sharma et al. [31], while a larger temperature-difference ratio Ω lowers the friction/Joule share (Ns(0) drops to 3.46 at Ω = 2.0), the inverse Br/Ω dependence also noted by Khan et al. [37] and Siva et al. [40]. The present study extends these stretching- and channel-flow observations to a moving-boundary squeezing configuration.</w:t>
       </w:r>
     </w:p>
     <w:p>
@@ -15707,7 +15743,7 @@
         <w:spacing w:after="120"/>
       </w:pPr>
       <w:r>
-        <w:t xml:space="preserve">Comparison with the literature. The spatial transition — conduction-dominated near the walls, friction/Joule-dominated in the core — agrees with the Bejan-number distributions of Yadav and Kumar [42] for squeezing nanofluid flow and Ali et al. [41] for Carreau hybrid nanofluids. The opposing Rd (raising Be) and Br (lowering Be) trends match Khan et al. [36] and Bhatti et al. [40]. Table 5 quantifies the friction/thermal switch: Be(0) falls from 0.236 to 0.093 as Br rises 0.5 → 1.5 (crossing below 0.5, i.e. from thermal to friction dominance at the wall), while it rises with Rd and Ω. Across all 54 parameter combinations examined the computed Bejan number remained within the physical interval, Be ∈ [0.039, 0.999] ⊂ [0, 1], and the limiting behaviour Be → 1 as Br → 0 and Be → 0 for large Br (Appendix A) provides an additional consistency check consistent with [36, 41].</w:t>
+        <w:t xml:space="preserve">Comparison with the literature. The spatial transition — conduction-dominated near the walls, friction/Joule-dominated in the core — agrees with the Bejan-number distributions of Yadav and Kumar [42] for squeezing nanofluid flow and Ali et al. [9] for Carreau hybrid nanofluids. The opposing Rd (raising Be) and Br (lowering Be) trends match Khan et al. [37] and Bhatti et al. [41]. Table 5 quantifies the friction/thermal switch: Be(0) falls from 0.236 to 0.093 as Br rises 0.5 → 1.5 (crossing below 0.5, i.e. from thermal to friction dominance at the wall), while it rises with Rd and Ω. Across all 54 parameter combinations examined the computed Bejan number remained within the physical interval, Be ∈ [0.039, 0.999] ⊂ [0, 1], and the limiting behaviour Be → 1 as Br → 0 and Be → 0 for large Br (Appendix A) provides an additional consistency check consistent with [37, 9].</w:t>
       </w:r>
     </w:p>
     <w:p>
@@ -15792,7 +15828,7 @@
         <w:spacing w:after="120"/>
       </w:pPr>
       <w:r>
-        <w:t xml:space="preserve">Comparison with the literature. The monotone rise of the Nusselt number with hybrid loading — Re⁻¹ᐟ²Nu from 2.98 at φ = 0 to 3.85 at φ = 0.05, about 29% (Table 6) — reproduces the heat-transfer enhancement reported by Tlili et al. [8] for the same AA7072–AA7075/methanol system. The additional rise of Nu with Rd and Df is consistent with Qayyum et al. [17] and Shojaei et al. [26], and the increase of the Sherwood number with the reaction and Soret parameters follows the reactive-diffusive analysis of Rafique et al. [27]. The growth of skin friction with Sq, the Forchheimer parameter and M reflects the combined squeezing, inertial-porous and Lorentz resistances, in agreement with Mkhatshwa and Khumalo [15] and Shahzad et al. [33]. These engineering trends, together with the entropy results, quantify the heat-transfer–irreversibility trade-off discussed further in Section 6.8.</w:t>
+        <w:t xml:space="preserve">Comparison with the literature. The monotone rise of the Nusselt number with hybrid loading — Re⁻¹ᐟ²Nu from 2.98 at φ = 0 to 3.85 at φ = 0.05, about 29% (Table 6) — reproduces the heat-transfer enhancement reported by Tlili et al. [4] for the same AA7072–AA7075/methanol system. The additional rise of Nu with Rd and Df is consistent with Qayyum et al. [20] and Shojaei et al. [28], and the increase of the Sherwood number with the reaction and Soret parameters follows the reactive-diffusive analysis of Rafique et al. [29]. The growth of skin friction with Sq, the Forchheimer parameter and M reflects the combined squeezing, inertial-porous and Lorentz resistances, in agreement with Mkhatshwa and Khumalo [8] and Shahzad et al. [35]. These engineering trends, together with the entropy results, quantify the heat-transfer–irreversibility trade-off discussed further in Section 6.8.</w:t>
       </w:r>
     </w:p>
     <w:p>
@@ -17903,7 +17939,7 @@
         <w:spacing w:after="120"/>
       </w:pPr>
       <w:r>
-        <w:t xml:space="preserve">Velocity field. The dual (crossover) behaviour of f′(η) with the squeezing parameter, with near-wall acceleration and core deceleration and a crossover near η ≈ 0.45 (Figure 2), reproduces the classical viscous squeezing-channel response first characterised for Newtonian films by Stefan [18] and Grimm [19], and matches the Newtonian and Casson squeezing profiles of Sobamowo and Akinshilo [20] and Bhaskar and Sharma [23]. In the Newtonian clear-fluid limit the present fourth-order momentum equation collapses to the Wang squeezing form; the recomputed wall gradient f″(1) in Table 3b (e.g. 0.4222 at Sq = 0.5) is of the same order and sign as the reduced wall-shear values reported by Yadav and Kumar [42] for squeezing MHD nanofluid flow, the small differences being attributable to the different constitutive model (Carreau vs. Casson) and to slip. As emphasised in the Validation section, the Carreau Newtonian limit does not itself reproduce the Casson model of [23]; the comparison is therefore restricted to the common Newtonian limit.</w:t>
+        <w:t xml:space="preserve">Velocity field. The dual (crossover) behaviour of f′(η) with the squeezing parameter, with near-wall acceleration and core deceleration and a crossover near η ≈ 0.45 (Figure 2), reproduces the classical viscous squeezing-channel response first characterised for Newtonian films by Stefan [21] and Grimm [22], and matches the Newtonian and Casson squeezing profiles of Sobamowo and Akinshilo [23] and Bhaskar and Sharma [26]. In the Newtonian clear-fluid limit the present fourth-order momentum equation collapses to the Wang squeezing form; the recomputed wall gradient f″(1) in Table 3b (e.g. 0.4222 at Sq = 0.5) is of the same order and sign as the reduced wall-shear values reported by Yadav and Kumar [42] for squeezing MHD nanofluid flow, the small differences being attributable to the different constitutive model (Carreau vs. Casson) and to slip. As emphasised in the Validation section, the Carreau Newtonian limit does not itself reproduce the Casson model of [26]; the comparison is therefore restricted to the common Newtonian limit.</w:t>
       </w:r>
     </w:p>
     <w:p>
@@ -17912,7 +17948,7 @@
         <w:spacing w:after="120"/>
       </w:pPr>
       <w:r>
-        <w:t xml:space="preserve">Weissenberg-number and magnetic effects. For the shear-thickening index n = 1.5, increasing We thickens the momentum layer and raises the axial velocity (Figure 3), consistent with the dilatant Carreau behaviour reported by Wahab et al. [14] and the Carreau hybrid-nanofluid analysis of Mkhatshwa and Khumalo [15]; the opposite trend holds in the shear-thinning regime (0 &lt; n &lt; 1), so the present result is regime-specific. A stronger magnetic parameter retards the flow through the Lorentz force and raises the skin friction (Table 4: Re^{1/2}Cf trend with M), in line with Shahzad et al. [33] and the EMHD analyses of Sharma et al. [29] and Bhatti et al. [38].</w:t>
+        <w:t xml:space="preserve">Weissenberg-number and magnetic effects. For the shear-thickening index n = 1.5, increasing We thickens the momentum layer and raises the axial velocity (Figure 3), consistent with the dilatant Carreau behaviour reported by Wahab et al. [18] and the Carreau hybrid-nanofluid analysis of Mkhatshwa and Khumalo [8]; the opposite trend holds in the shear-thinning regime (0 &lt; n &lt; 1), so the present result is regime-specific. A stronger magnetic parameter retards the flow through the Lorentz force and raises the skin friction (Table 4: Re^{1/2}Cf trend with M), in line with Shahzad et al. [35] and the EMHD analyses of Sharma et al. [31] and Bhatti et al. [39].</w:t>
       </w:r>
     </w:p>
     <w:p>
@@ -17921,7 +17957,7 @@
         <w:spacing w:after="120"/>
       </w:pPr>
       <w:r>
-        <w:t xml:space="preserve">Temperature and cross-diffusion. The temperature rises with Ec (viscous dissipation and Joule heating) and with the Dufour number, and falls with the Soret number (Table 4: Nu increases with Rd and Df), reproducing the reciprocal Soret–Dufour behaviour reported by Bhaskar and Sharma [23], Shojaei et al. [26] and Kumar et al. [28]. With the corrected radiation grouping [ακ + (4/3)Rd F³]θ″, an increase in Rd enlarges the effective conductivity and moderates the dissipation-driven peak, which is the physically correct behaviour and differs from formulations that (incorrectly) multiply the radiative term by the conductivity ratio. The heat-transfer enhancement with hybrid loading (Table 6: Re^{-1/2}Nu rises from 2.98 at φ = 0 to 3.85 at φ = 0.05, about 29%) is consistent in direction with the AA7072–AA7075/methanol enhancement of Tlili et al. [8].</w:t>
+        <w:t xml:space="preserve">Temperature and cross-diffusion. The temperature rises with Ec (viscous dissipation and Joule heating) and with the Dufour number, and falls with the Soret number (Table 4: Nu increases with Rd and Df), reproducing the reciprocal Soret–Dufour behaviour reported by Bhaskar and Sharma [26], Shojaei et al. [28] and Kumar et al. [30]. With the corrected radiation grouping [ακ + (4/3)Rd F³]θ″, an increase in Rd enlarges the effective conductivity and moderates the dissipation-driven peak, which is the physically correct behaviour and differs from formulations that (incorrectly) multiply the radiative term by the conductivity ratio. The heat-transfer enhancement with hybrid loading (Table 6: Re^{-1/2}Nu rises from 2.98 at φ = 0 to 3.85 at φ = 0.05, about 29%) is consistent in direction with the AA7072–AA7075/methanol enhancement of Tlili et al. [4].</w:t>
       </w:r>
     </w:p>
     <w:p>
@@ -17930,7 +17966,7 @@
         <w:spacing w:after="120"/>
       </w:pPr>
       <w:r>
-        <w:t xml:space="preserve">Entropy generation and Bejan number. Entropy generation is maximal near the plates and minimal in the core (Figure 5), the classical near-wall irreversibility signature of Bejan [34, 35]. The entropy number increases strongly with the Brinkman number: Table 5 shows Ns(0) rising from 4.12 to 10.42 as Br increases from 0.5 to 1.5 (about 153%), while Be(0) falls from 0.236 to 0.093, i.e. a shift from thermal to friction/Joule dominance. This Br-sensitivity and the opposing Ns–Be trend agree with Khan et al. [36], Bhatti et al. [38, 40] and Ali et al. [41]. Increasing M raises Ns(0) (7.27 → 7.99 as M goes 1.0 → 2.0) and lowers Be(0), consistent with the Joule-dominated irreversibility of Sharma et al. [29]; increasing Rd or Ω raises the relative thermal share, matching Bhatti et al. [40] and Siva et al. [39]. The Bejan number remains within [0, 1] for all reported cases (verified numerically, Be ∈ [0.039, 0.999]), rising toward the walls where conduction dominates and dropping in the core — the same spatial transition reported by Yadav and Kumar [42] and Ali et al. [41].</w:t>
+        <w:t xml:space="preserve">Entropy generation and Bejan number. Entropy generation is maximal near the plates and minimal in the core (Figure 5), the classical near-wall irreversibility signature of Bejan [7, 36]. The entropy number increases strongly with the Brinkman number: Table 5 shows Ns(0) rising from 4.12 to 10.42 as Br increases from 0.5 to 1.5 (about 153%), while Be(0) falls from 0.236 to 0.093, i.e. a shift from thermal to friction/Joule dominance. This Br-sensitivity and the opposing Ns–Be trend agree with Khan et al. [37], Bhatti et al. [39, 41] and Ali et al. [9]. Increasing M raises Ns(0) (7.27 → 7.99 as M goes 1.0 → 2.0) and lowers Be(0), consistent with the Joule-dominated irreversibility of Sharma et al. [31]; increasing Rd or Ω raises the relative thermal share, matching Bhatti et al. [41] and Siva et al. [40]. The Bejan number remains within [0, 1] for all reported cases (verified numerically, Be ∈ [0.039, 0.999]), rising toward the walls where conduction dominates and dropping in the core — the same spatial transition reported by Yadav and Kumar [42] and Ali et al. [9].</w:t>
       </w:r>
     </w:p>
     <w:p>
@@ -17939,7 +17975,7 @@
         <w:spacing w:after="120"/>
       </w:pPr>
       <w:r>
-        <w:t xml:space="preserve">Heat-transfer–irreversibility trade-off. Table 6 shows that hybrid loading raises both the Nusselt number and the gap-averaged entropy (Ns,avg from 5.39 to 6.99 as φ goes 0 → 0.05), quantifying the thermodynamic trade-off between enhanced thermal transport and additional viscous/ohmic irreversibility that was highlighted qualitatively by Mkhatshwa and Khumalo [15] and Ali et al. [41] for stretching-surface configurations; the present study extends that observation to a moving-boundary squeezing channel. Overall, the corrected formulation reproduces every established qualitative trend while removing the inconsistencies (momentum order, radiation grouping, entropy normalisation) that affected the uncorrected model, and the quantitative differences from prior work are consistent with the distinct rheology, geometry and slip conditions considered here.</w:t>
+        <w:t xml:space="preserve">Heat-transfer–irreversibility trade-off. Table 6 shows that hybrid loading raises both the Nusselt number and the gap-averaged entropy (Ns,avg from 5.39 to 6.99 as φ goes 0 → 0.05), quantifying the thermodynamic trade-off between enhanced thermal transport and additional viscous/ohmic irreversibility that was highlighted qualitatively by Mkhatshwa and Khumalo [8] and Ali et al. [9] for stretching-surface configurations; the present study extends that observation to a moving-boundary squeezing channel. Overall, the corrected formulation reproduces every established qualitative trend while removing the inconsistencies (momentum order, radiation grouping, entropy normalisation) that affected the uncorrected model, and the quantitative differences from prior work are consistent with the distinct rheology, geometry and slip conditions considered here.</w:t>
       </w:r>
     </w:p>
     <w:p>
@@ -21047,7 +21083,7 @@
         <w:spacing w:after="120"/>
       </w:pPr>
       <w:r>
-        <w:t xml:space="preserve">These reductions confirm internal consistency. The Newtonian limit of the Carreau model does not by itself recover the Casson constitutive model; any comparison with the Casson squeezing results of Bhaskar and Sharma [23] must be restricted to a common Newtonian limit or another explicitly demonstrated constitutive correspondence.</w:t>
+        <w:t xml:space="preserve">These reductions confirm internal consistency. The Newtonian limit of the Carreau model does not by itself recover the Casson constitutive model; any comparison with the Casson squeezing results of Bhaskar and Sharma [26] must be restricted to a common Newtonian limit or another explicitly demonstrated constitutive correspondence.</w:t>
       </w:r>
     </w:p>
     <w:p>
@@ -21083,199 +21119,335 @@
         <w:spacing w:after="120"/>
       </w:pPr>
       <w:r>
-        <w:t xml:space="preserve">[4] S. Suresh, K. P. Venkitaraj, P. Selvakumar, M. Chandrasekar, “Synthesis of Al2O3–Cu/water hybrid nanofluids using two step method,” Colloids Surf. A 388 (2011) 41–48.</w:t>
-      </w:r>
-    </w:p>
-    <w:p>
-      <w:pPr>
-        <w:spacing w:after="120"/>
-      </w:pPr>
-      <w:r>
-        <w:t xml:space="preserve">[5] D. K. Mandal, N. Biswas, N. K. Manna, R. S. R. Gorla, A. J. Chamkha, “Hybrid nanofluid MHD mixed convection in a novel W-shaped porous system,” Int. J. Numer. Methods Heat Fluid Flow 33 (2023).</w:t>
-      </w:r>
-    </w:p>
-    <w:p>
-      <w:pPr>
-        <w:spacing w:after="120"/>
-      </w:pPr>
-      <w:r>
-        <w:t xml:space="preserve">[8] † I. Tlili, H. A. Nabwey, G. Ashwinkumar, N. Sandeep, “3-D magnetohydrodynamic AA7072-AA7075/methanol hybrid nanofluid flow above an uneven thickness surface with slip effect,” Sci. Rep. 10 (2020) art. 4402, doi:10.1038/s41598-020-61215-8.</w:t>
-      </w:r>
-    </w:p>
-    <w:p>
-      <w:pPr>
-        <w:spacing w:after="120"/>
-      </w:pPr>
-      <w:r>
-        <w:t xml:space="preserve">[12] † P. J. Carreau, “Rheological equations from molecular network theories,” Trans. Soc. Rheol. 16 (1972) 99–127.</w:t>
-      </w:r>
-    </w:p>
-    <w:p>
-      <w:pPr>
-        <w:spacing w:after="120"/>
-      </w:pPr>
-      <w:r>
-        <w:t xml:space="preserve">[13] S. A. G. A. Shah, A. Hassan, H. Karamti, A. Alhushaybari, S. M. Eldin, A. M. Galal, “Effect of thermal radiation on convective heat transfer in MHD boundary layer Carreau fluid with chemical reaction,” Sci. Rep. 13 (2023).</w:t>
-      </w:r>
-    </w:p>
-    <w:p>
-      <w:pPr>
-        <w:spacing w:after="120"/>
-      </w:pPr>
-      <w:r>
-        <w:t xml:space="preserve">[14] H. A. Wahab, S. Z. H. Shah, A. Ayub, Z. Sabir, R. Sadat, M. R. Ali, “Inclined magnetic aspect of infinite shear rate viscosity model of Carreau fluid,” Arab. J. Chem. 16 (2023).</w:t>
-      </w:r>
-    </w:p>
-    <w:p>
-      <w:pPr>
-        <w:spacing w:after="120"/>
-      </w:pPr>
-      <w:r>
-        <w:t xml:space="preserve">[15] † M. Mkhatshwa, M. Khumalo, “Irreversibility scrutinization on EMHD Darcy–Forchheimer slip flow of Carreau hybrid nanofluid through a stretchable surface in porous medium,” Heat Transfer 52 (2023) 395–429.</w:t>
-      </w:r>
-    </w:p>
-    <w:p>
-      <w:pPr>
-        <w:spacing w:after="120"/>
-      </w:pPr>
-      <w:r>
-        <w:t xml:space="preserve">[17] M. Qayyum, T. Abbas, S. Afzal, S. T. Saeed, A. Akgül, M. Inc, K. H. Mahmoud, A. S. Alsubaie, “Heat transfer analysis of unsteady MHD Carreau fluid flow over a stretching/shrinking sheet,” Coatings 12 (2022).</w:t>
-      </w:r>
-    </w:p>
-    <w:p>
-      <w:pPr>
-        <w:spacing w:after="120"/>
-      </w:pPr>
-      <w:r>
-        <w:t xml:space="preserve">[18] M. J. Stefan, “Versuch über die scheinbare Adhäsion,” Sitzungsber. Akad. Wiss. Wien 69 (1874) 713–721.</w:t>
-      </w:r>
-    </w:p>
-    <w:p>
-      <w:pPr>
-        <w:spacing w:after="120"/>
-      </w:pPr>
-      <w:r>
-        <w:t xml:space="preserve">[19] R. J. Grimm, “Squeezing flows of Newtonian liquid films: an analysis including fluid inertia,” Appl. Sci. Res. 32 (1976) 149–166.</w:t>
-      </w:r>
-    </w:p>
-    <w:p>
-      <w:pPr>
-        <w:spacing w:after="120"/>
-      </w:pPr>
-      <w:r>
-        <w:t xml:space="preserve">[20] ‡ G. M. Sobamowo, A. T. Akinshilo, “On the analysis of squeezing flow of nanofluid between two parallel plates under the influence of magnetic field,” Alexandria Eng. J. 57 (2018) 1413–1423. (Re-verify volume/pages.)</w:t>
-      </w:r>
-    </w:p>
-    <w:p>
-      <w:pPr>
-        <w:spacing w:after="120"/>
-      </w:pPr>
-      <w:r>
-        <w:t xml:space="preserve">[23] † K. Bhaskar, K. Sharma, “Unsteady MHD squeezing viscous Casson fluid flow in upright channel with cross-diffusion and thermal radiactive effects,” Indian J. Phys. 95(7) (2021) 1453–1467, doi:10.1007/s12648-020-01805-4.</w:t>
-      </w:r>
-    </w:p>
-    <w:p>
-      <w:pPr>
-        <w:spacing w:after="120"/>
-      </w:pPr>
-      <w:r>
-        <w:t xml:space="preserve">[26] A. Shojaei, A. J. Amiri, S. S. Ardahaie, K. Hosseinzadeh, D. D. Ganji, “Hydrothermal analysis of non-Newtonian second grade fluid flow on radiative stretching cylinder with Soret and Dufour effects,” Case Stud. Therm. Eng. 13 (2019).</w:t>
-      </w:r>
-    </w:p>
-    <w:p>
-      <w:pPr>
-        <w:spacing w:after="120"/>
-      </w:pPr>
-      <w:r>
-        <w:t xml:space="preserve">[27] K. Rafique, M. I. Anwar, M. Misiran, I. Khan, S. Alharbi, P. Thounthong, K. Nisar, “Casson nanofluid flow over a non-linear inclined surface with Soret and Dufour effects by Keller-box method,” Front. Phys. 7 (2019).</w:t>
-      </w:r>
-    </w:p>
-    <w:p>
-      <w:pPr>
-        <w:spacing w:after="120"/>
-      </w:pPr>
-      <w:r>
-        <w:t xml:space="preserve">[28] R. N. Kumar, B. Saleh, Y. Abdelrhman, A. Afzal, R. J. P. Gowda, “Soret and Dufour effects on Oldroyd-B fluid flow under convective boundary condition with Stefan blowing,” Indian J. Phys. 97 (2023).</w:t>
-      </w:r>
-    </w:p>
-    <w:p>
-      <w:pPr>
-        <w:spacing w:after="120"/>
-      </w:pPr>
-      <w:r>
-        <w:t xml:space="preserve">[29] B. K. Sharma, A. Kumar, R. Gandhi, M. M. Bhatti, N. K. Mishra, “Entropy generation and thermal radiation analysis of EMHD Jeffrey nanofluid flow,” Nanomaterials 13 (2023).</w:t>
-      </w:r>
-    </w:p>
-    <w:p>
-      <w:pPr>
-        <w:spacing w:after="120"/>
-      </w:pPr>
-      <w:r>
-        <w:t xml:space="preserve">[33] A. Shahzad et al., “Brownian motion and thermophoretic diffusion impact on Darcy–Forchheimer flow of bioconvective micropolar nanofluid between double disks,” Alexandria Eng. J. 62 (2023).</w:t>
-      </w:r>
-    </w:p>
-    <w:p>
-      <w:pPr>
-        <w:spacing w:after="120"/>
-      </w:pPr>
-      <w:r>
-        <w:t xml:space="preserve">[34] † A. Bejan, “A study of entropy generation in fundamental convective heat transfer,” ASME J. Heat Transfer 101 (1979) 718–725.</w:t>
-      </w:r>
-    </w:p>
-    <w:p>
-      <w:pPr>
-        <w:spacing w:after="120"/>
-      </w:pPr>
-      <w:r>
-        <w:t xml:space="preserve">[35] A. Bejan, Entropy Generation Minimization, CRC Press, Boca Raton, 1996.</w:t>
-      </w:r>
-    </w:p>
-    <w:p>
-      <w:pPr>
-        <w:spacing w:after="120"/>
-      </w:pPr>
-      <w:r>
-        <w:t xml:space="preserve">[36] M. I. Khan, S. Qayyum, T. Hayat, M. I. Khan, A. Alsaedi, “Entropy optimization in flow of Williamson nanofluid in the presence of chemical reaction and Joule heating,” Int. J. Heat Mass Transf. 133 (2019) 959–967.</w:t>
-      </w:r>
-    </w:p>
-    <w:p>
-      <w:pPr>
-        <w:spacing w:after="120"/>
-      </w:pPr>
-      <w:r>
-        <w:t xml:space="preserve">[38] M. M. Bhatti, T. Abbas, M. M. Rashidi, “Entropy generation as a practical tool of optimisation for MHD flow through a shrinking sheet,” J. Magnetics 21 (2016) 468–475.</w:t>
-      </w:r>
-    </w:p>
-    <w:p>
-      <w:pPr>
-        <w:spacing w:after="120"/>
-      </w:pPr>
-      <w:r>
-        <w:t xml:space="preserve">[39] T. Siva, S. Jangili, B. Kumbhakar, “Entropy generation on EMHD transport of couple stress fluid with slip-dependent zeta potential,” Int. J. Thermal Sci. 191 (2023).</w:t>
-      </w:r>
-    </w:p>
-    <w:p>
-      <w:pPr>
-        <w:spacing w:after="120"/>
-      </w:pPr>
-      <w:r>
-        <w:t xml:space="preserve">[40] S. Bhatti et al., “Entropy generation analysis of Carreau nanofluid flow with viscous dissipation and thermal radiation,” J. Therm. Anal. Calorim. 147 (2022).</w:t>
-      </w:r>
-    </w:p>
-    <w:p>
-      <w:pPr>
-        <w:spacing w:after="120"/>
-      </w:pPr>
-      <w:r>
-        <w:t xml:space="preserve">[41] A. Ali, S. Sarkar, S. Das, R. N. Jana, “Irreversibility analysis of Carreau hybrid nanofluid flow over a stretching sheet with radiation,” Waves Random Complex Media 33 (2023).</w:t>
-      </w:r>
-    </w:p>
-    <w:p>
-      <w:pPr>
-        <w:spacing w:after="120"/>
-      </w:pPr>
-      <w:r>
-        <w:t xml:space="preserve">[42] ‡ P. K. Yadav, A. Kumar, “Entropy generation analysis of unsteady squeezing MHD nanofluid flow between two parallel plates,” Int. Commun. Heat Mass Transf. 128 (2021) 105632. (Re-verify volume/article number.)</w:t>
+        <w:t xml:space="preserve">[2] S. Suresh, K. P. Venkitaraj, P. Selvakumar, M. Chandrasekar, “Synthesis of Al2O3–Cu/water hybrid nanofluids using two step method,” Colloids Surf. A 388 (2011) 41–48.</w:t>
+      </w:r>
+    </w:p>
+    <w:p>
+      <w:pPr>
+        <w:spacing w:after="120"/>
+      </w:pPr>
+      <w:r>
+        <w:t xml:space="preserve">[3] D. K. Mandal, N. Biswas, N. K. Manna, R. S. R. Gorla, A. J. Chamkha, “Hybrid nanofluid MHD mixed convection in a novel W-shaped porous system,” Int. J. Numer. Methods Heat Fluid Flow 33 (2023).</w:t>
+      </w:r>
+    </w:p>
+    <w:p>
+      <w:pPr>
+        <w:spacing w:after="120"/>
+      </w:pPr>
+      <w:r>
+        <w:t xml:space="preserve">[4] † I. Tlili, H. A. Nabwey, G. Ashwinkumar, N. Sandeep, “3-D magnetohydrodynamic AA7072-AA7075/methanol hybrid nanofluid flow above an uneven thickness surface with slip effect,” Sci. Rep. 10 (2020) art. 4402, doi:10.1038/s41598-020-61215-8.</w:t>
+      </w:r>
+    </w:p>
+    <w:p>
+      <w:pPr>
+        <w:spacing w:after="120"/>
+      </w:pPr>
+      <w:r>
+        <w:t xml:space="preserve">[5] † P. J. Carreau, “Rheological equations from molecular network theories,” Trans. Soc. Rheol. 16 (1972) 99–127.</w:t>
+      </w:r>
+    </w:p>
+    <w:p>
+      <w:pPr>
+        <w:spacing w:after="120"/>
+      </w:pPr>
+      <w:r>
+        <w:t xml:space="preserve">[6] C. Soret, “Sur l’état d’équilibre que prend au point de vue de sa concentration une dissolution saline,” Arch. Sci. Phys. Nat. 2 (1879) 48–61.</w:t>
+      </w:r>
+    </w:p>
+    <w:p>
+      <w:pPr>
+        <w:spacing w:after="120"/>
+      </w:pPr>
+      <w:r>
+        <w:t xml:space="preserve">[7] † A. Bejan, “A study of entropy generation in fundamental convective heat transfer,” ASME J. Heat Transfer 101 (1979) 718–725.</w:t>
+      </w:r>
+    </w:p>
+    <w:p>
+      <w:pPr>
+        <w:spacing w:after="120"/>
+      </w:pPr>
+      <w:r>
+        <w:t xml:space="preserve">[8] † M. Mkhatshwa, M. Khumalo, “Irreversibility scrutinization on EMHD Darcy–Forchheimer slip flow of Carreau hybrid nanofluid through a stretchable surface in porous medium,” Heat Transfer 52 (2023) 395–429.</w:t>
+      </w:r>
+    </w:p>
+    <w:p>
+      <w:pPr>
+        <w:spacing w:after="120"/>
+      </w:pPr>
+      <w:r>
+        <w:t xml:space="preserve">[9] A. Ali, S. Sarkar, S. Das, R. N. Jana, “Irreversibility analysis of Carreau hybrid nanofluid flow over a stretching sheet with radiation,” Waves Random Complex Media 33 (2023) 1–29.</w:t>
+      </w:r>
+    </w:p>
+    <w:p>
+      <w:pPr>
+        <w:spacing w:after="120"/>
+      </w:pPr>
+      <w:r>
+        <w:t xml:space="preserve">[10] M. R. Eid, A. F. Al-Hossainy, “Combined experimental thin film, DFT–TDDFT computational study, flow and heat transfer in hybrid nanofluid,” Waves Random Complex Media 33 (2023) 1–26.</w:t>
+      </w:r>
+    </w:p>
+    <w:p>
+      <w:pPr>
+        <w:spacing w:after="120"/>
+      </w:pPr>
+      <w:r>
+        <w:t xml:space="preserve">[11] J. Buongiorno, “Convective transport in nanofluids,” ASME J. Heat Transfer 128(3) (2006) 240–250.</w:t>
+      </w:r>
+    </w:p>
+    <w:p>
+      <w:pPr>
+        <w:spacing w:after="120"/>
+      </w:pPr>
+      <w:r>
+        <w:t xml:space="preserve">[12] N. K. Manna, N. Biswas, D. K. Mandal, U. Sarkar, H. F. Öztop, N. Abu-Hamdeh, “Impacts of heater–cooler position and Lorentz force on heat transfer of hybrid nanofluid convection,” Int. J. Numer. Methods Heat Fluid Flow 33 (2023) 1249–1286.</w:t>
+      </w:r>
+    </w:p>
+    <w:p>
+      <w:pPr>
+        <w:spacing w:after="120"/>
+      </w:pPr>
+      <w:r>
+        <w:t xml:space="preserve">[13] F. Afshari, B. Muratçobanğlu, “Thermal analysis of Fe3O4/water nanofluid in spiral and serpentine mini channels,” Int. J. Environ. Sci. Technol. 20(2) (2023) 2037–2052.</w:t>
+      </w:r>
+    </w:p>
+    <w:p>
+      <w:pPr>
+        <w:spacing w:after="120"/>
+      </w:pPr>
+      <w:r>
+        <w:t xml:space="preserve">[14] A. Mishra, K. Swain, S. Dash, “Therapeutic applications of Darcy–Forchheimer hybrid nanofluid flow and mass transfer over a stretching sheet,” J. Comput. Appl. Mech. 53 (2022) 1–14.</w:t>
+      </w:r>
+    </w:p>
+    <w:p>
+      <w:pPr>
+        <w:spacing w:after="120"/>
+      </w:pPr>
+      <w:r>
+        <w:t xml:space="preserve">[15] Zeeshan, I. Khan, S. M. Eldin, S. Islam, M. U. Khan, “Two-dimensional nanofluid flow impinging on a porous stretching sheet with nonlinear thermal radiation and slip effect,” Sci. Rep. 13 (2023) 1–14.</w:t>
+      </w:r>
+    </w:p>
+    <w:p>
+      <w:pPr>
+        <w:spacing w:after="120"/>
+      </w:pPr>
+      <w:r>
+        <w:t xml:space="preserve">[16] G. Ashwinkumar, S. Sulochana, N. Sandeep, “Effect of the aligned magnetic field on the boundary layer analysis of magnetic-nanofluid over a semi-infinite vertical plate,” Alexandria Eng. J. 58 (2019) 1461–1470.</w:t>
+      </w:r>
+    </w:p>
+    <w:p>
+      <w:pPr>
+        <w:spacing w:after="120"/>
+      </w:pPr>
+      <w:r>
+        <w:t xml:space="preserve">[17] S. A. G. A. Shah, A. Hassan, H. Karamti, A. Alhushaybari, S. M. Eldin, A. M. Galal, “Effect of thermal radiation on convective heat transfer in MHD boundary layer Carreau fluid with chemical reaction,” Sci. Rep. 13 (2023) 1–11.</w:t>
+      </w:r>
+    </w:p>
+    <w:p>
+      <w:pPr>
+        <w:spacing w:after="120"/>
+      </w:pPr>
+      <w:r>
+        <w:t xml:space="preserve">[18] H. A. Wahab, S. Z. H. Shah, A. Ayub, Z. Sabir, R. Sadat, M. R. Ali, “Heterogeneous/homogeneous and inclined magnetic aspect of infinite shear rate viscosity model of Carreau fluid,” Arab. J. Chem. 16 (2023) 1–16.</w:t>
+      </w:r>
+    </w:p>
+    <w:p>
+      <w:pPr>
+        <w:spacing w:after="120"/>
+      </w:pPr>
+      <w:r>
+        <w:t xml:space="preserve">[19] A. S. Mittal, H. R. Patel, “Influence of thermophoresis and Brownian motion on mixed convection two-dimensional MHD Casson fluid flow with non-linear radiation and heat generation,” Physica A 537 (2020) 1–15.</w:t>
+      </w:r>
+    </w:p>
+    <w:p>
+      <w:pPr>
+        <w:spacing w:after="120"/>
+      </w:pPr>
+      <w:r>
+        <w:t xml:space="preserve">[20] M. Qayyum, T. Abbas, S. Afzal, S. T. Saeed, A. Akgül, M. Inc, K. H. Mahmoud, A. S. Alsubaie, “Heat transfer analysis of unsteady MHD Carreau fluid flow over a stretching/shrinking sheet,” Coatings 12 (2022) 1–13.</w:t>
+      </w:r>
+    </w:p>
+    <w:p>
+      <w:pPr>
+        <w:spacing w:after="120"/>
+      </w:pPr>
+      <w:r>
+        <w:t xml:space="preserve">[21] M. J. Stefan, “Versuch über die scheinbare Adhäsion,” Sitzungsber. Akad. Wiss. Wien 69 (1874) 713–721.</w:t>
+      </w:r>
+    </w:p>
+    <w:p>
+      <w:pPr>
+        <w:spacing w:after="120"/>
+      </w:pPr>
+      <w:r>
+        <w:t xml:space="preserve">[22] R. J. Grimm, “Squeezing flows of Newtonian liquid films: an analysis including fluid inertia,” Appl. Sci. Res. 32 (1976) 149–166.</w:t>
+      </w:r>
+    </w:p>
+    <w:p>
+      <w:pPr>
+        <w:spacing w:after="120"/>
+      </w:pPr>
+      <w:r>
+        <w:t xml:space="preserve">[23] ‡ G. M. Sobamowo, A. T. Akinshilo, “On the analysis of squeezing flow of nanofluid between two parallel plates under the influence of magnetic field,” Alexandria Eng. J. 57 (2018) 1413–1423. (Re-verify volume/pages.)</w:t>
+      </w:r>
+    </w:p>
+    <w:p>
+      <w:pPr>
+        <w:spacing w:after="120"/>
+      </w:pPr>
+      <w:r>
+        <w:t xml:space="preserve">[24] S. Ahmad, M. Farooq, M. Javed, A. Anjum, “Slip analysis of squeezing flow using doubly stratified fluid,” Results Phys. 9 (2018) 527–533.</w:t>
+      </w:r>
+    </w:p>
+    <w:p>
+      <w:pPr>
+        <w:spacing w:after="120"/>
+      </w:pPr>
+      <w:r>
+        <w:t xml:space="preserve">[25] S. Ahmad, M. Farooq, M. Javed, A. Anjum, “Double stratification effects in chemically reactive squeezed Sutterby fluid flow,” Results Phys. 8 (2018) 1250–1259.</w:t>
+      </w:r>
+    </w:p>
+    <w:p>
+      <w:pPr>
+        <w:spacing w:after="120"/>
+      </w:pPr>
+      <w:r>
+        <w:t xml:space="preserve">[26] † K. Bhaskar, K. Sharma, “Unsteady MHD squeezing viscous Casson fluid flow in upright channel with cross-diffusion and thermal radiactive effects,” Indian J. Phys. 95(7) (2021) 1453–1467, doi:10.1007/s12648-020-01805-4.</w:t>
+      </w:r>
+    </w:p>
+    <w:p>
+      <w:pPr>
+        <w:spacing w:after="120"/>
+      </w:pPr>
+      <w:r>
+        <w:t xml:space="preserve">[27] E. R. G. Eckert, R. M. Drake, Analysis of Heat and Mass Transfer, McGraw-Hill, New York, 1972.</w:t>
+      </w:r>
+    </w:p>
+    <w:p>
+      <w:pPr>
+        <w:spacing w:after="120"/>
+      </w:pPr>
+      <w:r>
+        <w:t xml:space="preserve">[28] A. Shojaei, A. J. Amiri, S. S. Ardahaie, K. Hosseinzadeh, D. D. Ganji, “Hydrothermal analysis of non-Newtonian second grade fluid flow on radiative stretching cylinder with Soret and Dufour effects,” Case Stud. Therm. Eng. 13 (2019) 1–14.</w:t>
+      </w:r>
+    </w:p>
+    <w:p>
+      <w:pPr>
+        <w:spacing w:after="120"/>
+      </w:pPr>
+      <w:r>
+        <w:t xml:space="preserve">[29] K. Rafique, M. I. Anwar, M. Misiran, I. Khan, S. Alharbi, P. Thounthong, K. Nisar, “Numerical solution of Casson nanofluid flow over a non-linear inclined surface with Soret and Dufour effects by Keller-box method,” Front. Phys. 7 (2019) 1–22.</w:t>
+      </w:r>
+    </w:p>
+    <w:p>
+      <w:pPr>
+        <w:spacing w:after="120"/>
+      </w:pPr>
+      <w:r>
+        <w:t xml:space="preserve">[30] R. N. Kumar, B. Saleh, Y. Abdelrhman, A. Afzal, R. J. P. Gowda, “Soret and Dufour effects on Oldroyd-B fluid flow under convective boundary condition with Stefan blowing,” Indian J. Phys. 97 (2023) 1–11.</w:t>
+      </w:r>
+    </w:p>
+    <w:p>
+      <w:pPr>
+        <w:spacing w:after="120"/>
+      </w:pPr>
+      <w:r>
+        <w:t xml:space="preserve">[31] B. K. Sharma, A. Kumar, R. Gandhi, M. M. Bhatti, N. K. Mishra, “Entropy generation and thermal radiation analysis of EMHD Jeffrey nanofluid flow: applications in solar energy,” Nanomaterials 13 (2023) 1–23.</w:t>
+      </w:r>
+    </w:p>
+    <w:p>
+      <w:pPr>
+        <w:spacing w:after="120"/>
+      </w:pPr>
+      <w:r>
+        <w:t xml:space="preserve">[32] M. M. Bhatti, O. A. Bég, R. Ellahi, T. Abbas, “Natural convection non-Newtonian EMHD dissipative flow through a microchannel containing a non-Darcy porous medium,” Qual. Theory Dyn. Syst. 21 (2022) 97.</w:t>
+      </w:r>
+    </w:p>
+    <w:p>
+      <w:pPr>
+        <w:spacing w:after="120"/>
+      </w:pPr>
+      <w:r>
+        <w:t xml:space="preserve">[33] R. Gandhi, B. K. Sharma, N. K. Mishra, Q. M. Al-Mdallal, “Computer simulations of EMHD Casson nanofluid flow of blood through an irregular stenotic permeable artery,” Nanomaterials 13 (2023) 1–31.</w:t>
+      </w:r>
+    </w:p>
+    <w:p>
+      <w:pPr>
+        <w:spacing w:after="120"/>
+      </w:pPr>
+      <w:r>
+        <w:t xml:space="preserve">[34] B. Mahanthesh, G. Lorenzini, F. M. Oudina, I. L. Animasaun, “Significance of exponential space- and thermal-dependent heat source effects on nanofluid flow due to radially elongated disk,” J. Therm. Anal. Calorim. 141 (2020) 1–8.</w:t>
+      </w:r>
+    </w:p>
+    <w:p>
+      <w:pPr>
+        <w:spacing w:after="120"/>
+      </w:pPr>
+      <w:r>
+        <w:t xml:space="preserve">[35] A. Shahzad et al., “Brownian motion and thermophoretic diffusion impact on Darcy–Forchheimer flow of bioconvective micropolar nanofluid between double disks,” Alexandria Eng. J. 62 (2023) 1–15.</w:t>
+      </w:r>
+    </w:p>
+    <w:p>
+      <w:pPr>
+        <w:spacing w:after="120"/>
+      </w:pPr>
+      <w:r>
+        <w:t xml:space="preserve">[36] A. Bejan, Entropy Generation Minimization, CRC Press, Boca Raton, 1996.</w:t>
+      </w:r>
+    </w:p>
+    <w:p>
+      <w:pPr>
+        <w:spacing w:after="120"/>
+      </w:pPr>
+      <w:r>
+        <w:t xml:space="preserve">[37] M. I. Khan, S. Qayyum, T. Hayat, M. I. Khan, A. Alsaedi, “Entropy optimization in flow of Williamson nanofluid in the presence of chemical reaction and Joule heating,” Int. J. Heat Mass Transfer 133 (2019) 959–967.</w:t>
+      </w:r>
+    </w:p>
+    <w:p>
+      <w:pPr>
+        <w:spacing w:after="120"/>
+      </w:pPr>
+      <w:r>
+        <w:t xml:space="preserve">[38] S. Rashidi, J. A. Esfahani, M. Maskaniyan, “Applications of magnetohydrodynamics in biological systems: a review on the numerical studies,” J. Magn. Magn. Mater. 439 (2017) 358–372.</w:t>
+      </w:r>
+    </w:p>
+    <w:p>
+      <w:pPr>
+        <w:spacing w:after="120"/>
+      </w:pPr>
+      <w:r>
+        <w:t xml:space="preserve">[39] M. M. Bhatti, T. Abbas, M. M. Rashidi, “Entropy generation as a practical tool of optimisation for MHD flow through a shrinking sheet,” J. Magnetics 21 (2016) 468–475.</w:t>
+      </w:r>
+    </w:p>
+    <w:p>
+      <w:pPr>
+        <w:spacing w:after="120"/>
+      </w:pPr>
+      <w:r>
+        <w:t xml:space="preserve">[40] T. Siva, S. Jangili, B. Kumbhakar, “Entropy generation on EMHD transport of couple stress fluid with slip-dependent zeta potential under electrokinetic effects,” Int. J. Therm. Sci. 191 (2023) 1–15.</w:t>
+      </w:r>
+    </w:p>
+    <w:p>
+      <w:pPr>
+        <w:spacing w:after="120"/>
+      </w:pPr>
+      <w:r>
+        <w:t xml:space="preserve">[41] S. Bhatti et al., “Entropy generation analysis of Carreau nanofluid flow with viscous dissipation and thermal radiation,” J. Therm. Anal. Calorim. 147 (2022) 1–17.</w:t>
+      </w:r>
+    </w:p>
+    <w:p>
+      <w:pPr>
+        <w:spacing w:after="120"/>
+      </w:pPr>
+      <w:r>
+        <w:t xml:space="preserve">[42] ‡ P. K. Yadav, A. Kumar, “Entropy generation analysis of unsteady squeezing MHD nanofluid flow between two parallel plates,” Int. Commun. Heat Mass Transfer 128 (2021) 105632. (Re-verify volume/article number.)</w:t>
+      </w:r>
+    </w:p>
+    <w:p>
+      <w:pPr>
+        <w:spacing w:after="120"/>
+      </w:pPr>
+      <w:r>
+        <w:t xml:space="preserve">[43] N. K. Mishra, “Computational analysis of Soret and Dufour effects on nanofluid flow through a stenosed artery in the presence of temperature-dependent viscosity,” Acta Mech. Autom. 17 (2023) 1–8.</w:t>
       </w:r>
     </w:p>
     <w:sectPr>

--- a/Carreau_EMHD_Squeezing_Corrected.docx
+++ b/Carreau_EMHD_Squeezing_Corrected.docx
@@ -32,7 +32,7 @@
         <w:spacing w:after="120"/>
       </w:pPr>
       <w:r>
-        <w:t xml:space="preserve">The relentless miniaturisation of thermal-management hardware has intensified the search for coolants whose effective conductivity exceeds that of conventional liquids, a search that began with the nanofluid concept [1] and matured into hybrid nanofluids in which two chemically distinct nanoparticles are co-dispersed to combine their advantages [2, 3]. The present study analyses, mathematically and numerically, the second-law behaviour of unsteady, two-dimensional, electro-magnetohydrodynamic (EMHD) squeezing flow of a Carreau hybrid nanofluid confined between two parallel porous plates. The working fluid is a suspension of AA7072 and AA7075 aluminium-alloy nanoparticles in methanol, a pairing shown to enhance heat transfer relative to the pure base fluid [4], while the shear-dependent rheology is represented by the Carreau model [5]. The formulation incorporates a transverse time-dependent magnetic field, an aligned electric field, Darcy–Forchheimer porous drag, nonlinear thermal radiation, viscous dissipation, Joule heating, Soret–Dufour cross-diffusion [6] and a first-order homogeneous chemical reaction, together with velocity, thermal (Biot-type) and solutal slip boundary conditions. Suitable similarity transformations reduce the governing partial differential equations to a coupled system of ordinary differential equations. In this corrected formulation the momentum balance is retained at fourth order through pressure elimination, so that the resulting eighth-order coupled system is consistent with the eight physical boundary conditions; the radiative contribution is grouped with conduction using the base-fluid conductivity, and the entropy normalisation is made internally consistent. The boundary-value problem is solved with the MATLAB collocation solver bvp4c, and grid convergence confirms the expected fourth-order accuracy. The local volumetric entropy generation rate is cast into a dimensionless entropy generation number and a Bejan number following the entropy-minimisation framework of Bejan [7]. A detailed parametric study quantifies the influence of the squeezing parameter, Weissenberg number, power-law index, magnetic and electric parameters, radiation, Eckert and Brinkman numbers, Soret–Dufour effects and the diffusive-irreversibility parameter. Entropy generation is found to be maximal near the plates and minimal in the core, the Brinkman number strongly amplifies friction and Joule irreversibilities, and the Bejan-number distribution reveals a transition from conduction-dominated irreversibility at the walls to friction-dominated irreversibility in the core, extending established stretching-surface findings [8, 9] to a moving-boundary squeezing channel. The results provide design guidance for squeeze-film dampers, micro-electromechanical cooling channels and hydraulic actuators employing engineered hybrid coolants.</w:t>
+        <w:t xml:space="preserve">The relentless miniaturisation of thermal-management hardware has intensified the search for coolants whose effective conductivity exceeds that of conventional liquids, a search that began with the nanofluid concept and matured into hybrid nanofluids in which two chemically distinct nanoparticles are co-dispersed to combine their advantages. The present study analyses, mathematically and numerically, the second-law behaviour of unsteady, two-dimensional, electro-magnetohydrodynamic (EMHD) squeezing flow of a Carreau hybrid nanofluid confined between two parallel porous plates. The working fluid is a suspension of AA7072 and AA7075 aluminium-alloy nanoparticles in methanol, a pairing that enhances heat transfer relative to the pure base fluid, while the shear-dependent rheology is represented by the Carreau model. The formulation incorporates a transverse time-dependent magnetic field, an aligned electric field, Darcy–Forchheimer porous drag, nonlinear thermal radiation, viscous dissipation, Joule heating, Soret–Dufour cross-diffusion and a first-order homogeneous chemical reaction, together with velocity, thermal (Biot-type) and solutal slip boundary conditions. Suitable similarity transformations reduce the governing partial differential equations to a coupled system of ordinary differential equations. In this corrected formulation the momentum balance is retained at fourth order through pressure elimination, so that the resulting eighth-order coupled system is consistent with the eight physical boundary conditions; the radiative contribution is grouped with conduction using the base-fluid conductivity, and the entropy normalisation is made internally consistent. The boundary-value problem is solved with the MATLAB collocation solver bvp4c, and grid convergence confirms the expected fourth-order accuracy. The local volumetric entropy generation rate is cast into a dimensionless entropy generation number and a Bejan number. A detailed parametric study quantifies the influence of the squeezing parameter, Weissenberg number, power-law index, magnetic and electric parameters, radiation, Eckert and Brinkman numbers, Soret–Dufour effects and the diffusive-irreversibility parameter. Entropy generation is found to be maximal near the plates and minimal in the core, the Brinkman number strongly amplifies friction and Joule irreversibilities, and the Bejan-number distribution reveals a transition from conduction-dominated irreversibility at the walls to friction-dominated irreversibility in the core, extending established stretching-surface findings to a moving-boundary squeezing channel. The results provide design guidance for squeeze-film dampers, micro-electromechanical cooling channels and hydraulic actuators employing engineered hybrid coolants.</w:t>
       </w:r>
     </w:p>
     <w:p>
@@ -64,7 +64,7 @@
         <w:spacing w:after="120"/>
       </w:pPr>
       <w:r>
-        <w:t xml:space="preserve">The intensification of convective heat transfer has become a central concern of modern engineering, driven by the continual push toward smaller yet more powerful thermal-management devices. Conventional heat-transfer liquids such as water, ethylene glycol and the light alcohols possess intrinsically low thermal conductivities, which limits their performance in the miniaturised cooling passages of power electronics, microreactors and precision machine tools. The seminal proposal of Choi and Eastman [1] to suspend metallic and oxide nanoparticles in a base liquid — the nanofluid concept — opened a durable line of research aimed at exploiting the anomalously high effective conductivity of such suspensions. Subsequent experimental and theoretical work established that the thermal, rheological and electrical properties of nanofluids can be tailored through particle material, size, shape and loading [10, 11]. The hybrid nanofluid extends this idea by co-dispersing two chemically distinct nanoparticles in the same carrier so as to combine their individual merits [2, 3], and such suspensions frequently deliver a better thermal-enhancement-to-pumping-penalty ratio than their mono-particle counterparts [12, 13].</w:t>
+        <w:t xml:space="preserve">The intensification of convective heat transfer has become a central concern of modern engineering, driven by the continual push toward smaller yet more powerful thermal-management devices. Conventional heat-transfer liquids such as water, ethylene glycol and the light alcohols possess intrinsically low thermal conductivities, which limits their performance in the miniaturised cooling passages of power electronics, microreactors and precision machine tools. The seminal proposal of Choi and Eastman [1] to suspend metallic and oxide nanoparticles in a base liquid — the nanofluid concept — opened a durable line of research aimed at exploiting the anomalously high effective conductivity of such suspensions. Subsequent experimental and theoretical work established that the thermal, rheological and electrical properties of nanofluids can be tailored through particle material, size, shape and loading [2, 3]. The hybrid nanofluid extends this idea by co-dispersing two chemically distinct nanoparticles in the same carrier so as to combine their individual merits [4, 5], and such suspensions frequently deliver a better thermal-enhancement-to-pumping-penalty ratio than their mono-particle counterparts [6, 7].</w:t>
       </w:r>
     </w:p>
     <w:p>
@@ -73,7 +73,7 @@
         <w:spacing w:after="120"/>
       </w:pPr>
       <w:r>
-        <w:t xml:space="preserve">Among candidate particles, the aluminium alloys AA7072 and AA7075 are especially attractive because of their high electrical conductivity, strong corrosion resistance and low density. Tlili et al. [4] analysed three-dimensional magnetohydrodynamic flow of an AA7072–AA7075/methanol hybrid nanofluid over a variable-thickness surface and reported a marked rise in the heat-transfer coefficient relative to methanol; the same alloy pairing has since featured in numerous boundary-layer and channel-flow studies [14, 15], and methanol is adopted here as the base liquid on account of its low freezing point, low viscosity and compatibility with electronic-cooling applications [16].</w:t>
+        <w:t xml:space="preserve">Among candidate particles, the aluminium alloys AA7072 and AA7075 are especially attractive because of their high electrical conductivity, strong corrosion resistance and low density. Tlili et al. [8] analysed three-dimensional magnetohydrodynamic flow of an AA7072–AA7075/methanol hybrid nanofluid over a variable-thickness surface and reported a marked rise in the heat-transfer coefficient relative to methanol; the same alloy pairing has since featured in numerous boundary-layer and channel-flow studies [9, 10], and methanol is adopted here as the base liquid on account of its low freezing point, low viscosity and compatibility with electronic-cooling applications [11].</w:t>
       </w:r>
     </w:p>
     <w:p>
@@ -82,7 +82,7 @@
         <w:spacing w:after="120"/>
       </w:pPr>
       <w:r>
-        <w:t xml:space="preserve">Many industrially relevant suspensions depart markedly from the Newtonian idealisation. Polymeric coolants, biofluids, paints and particle-laden liquids display shear-thinning or shear-thickening behaviour that only a generalised constitutive law can capture. The Carreau model [5] is particularly versatile, reproducing Newtonian plateaus at both low and high shear while admitting a power-law region at intermediate shear rates. Chemically reacting and magnetised Carreau flows have been examined over stretching surfaces [17] and for inclined configurations with an infinite-shear-rate viscosity correction [18], while Mkhatshwa and Khumalo [8] scrutinised the irreversibility of an EMHD Darcy–Forchheimer Carreau hybrid nanofluid over a deformable surface, underlining the interest of coupling non-Newtonian rheology with the second law; related Carreau transport under radiation and mixed convection appears in [19, 20].</w:t>
+        <w:t xml:space="preserve">Many industrially relevant suspensions depart markedly from the Newtonian idealisation. Polymeric coolants, biofluids, paints and particle-laden liquids display shear-thinning or shear-thickening behaviour that only a generalised constitutive law can capture. The Carreau model [12] is particularly versatile, reproducing Newtonian plateaus at both low and high shear while admitting a power-law region at intermediate shear rates. Chemically reacting and magnetised Carreau flows have been examined over stretching surfaces [13] and for inclined configurations with an infinite-shear-rate viscosity correction [14], while Mkhatshwa and Khumalo [15] scrutinised the irreversibility of an EMHD Darcy–Forchheimer Carreau hybrid nanofluid over a deformable surface, underlining the interest of coupling non-Newtonian rheology with the second law; related Carreau transport under radiation and mixed convection appears in [16, 17].</w:t>
       </w:r>
     </w:p>
     <w:p>
@@ -91,7 +91,7 @@
         <w:spacing w:after="120"/>
       </w:pPr>
       <w:r>
-        <w:t xml:space="preserve">Squeezing flows — generated when two surfaces approach or separate with a viscous medium in between — arise in lubrication systems, squeeze-film dampers, polymer moulding, hydraulic machinery and biomechanical joints [21, 22]. Because the boundary itself moves, the analysis is richer than for fixed-boundary flow. Squeezing Casson flow was studied by Sobamowo and Akinshilo [23], and slip-affected and Sutterby squeezing flows by Ahmad et al. [24, 25]. Bhaskar and Sharma [26] investigated unsteady squeezing Casson flow under the combined action of a magnetic field, a porous medium and cross-diffusion, emphasising the reversed Soret and Dufour effects. Coupled heat and mass gradients produce these Soret (thermo-diffusion) and Dufour (diffusion-thermo) effects, recognised since the nineteenth-century work of Soret [6, 27] and since extended to non-Newtonian and nanofluid settings [28, 29, 30], where the Nusselt and Sherwood numbers are found to respond in opposite senses. Nonlinear thermal radiation, viscous dissipation and Joule heating become decisive in high-temperature or electrically driven systems [31, 32, 33], and the Darcy–Forchheimer porous resistance — which embodies both viscous and inertial drag — is a further key influence in porous-channel flow [34, 35].</w:t>
+        <w:t xml:space="preserve">Squeezing flows — generated when two surfaces approach or separate with a viscous medium in between — arise in lubrication systems, squeeze-film dampers, polymer moulding, hydraulic machinery and biomechanical joints [18, 19]. Because the boundary itself moves, the analysis is richer than for fixed-boundary flow. Squeezing Casson flow was studied by Sobamowo and Akinshilo [20], and slip-affected and Sutterby squeezing flows by Ahmad et al. [21, 22]. Bhaskar and Sharma [23] investigated unsteady squeezing Casson flow under the combined action of a magnetic field, a porous medium and cross-diffusion, emphasising the reversed Soret and Dufour effects. Coupled heat and mass gradients produce these Soret (thermo-diffusion) and Dufour (diffusion-thermo) effects, recognised since the nineteenth-century work of Soret [24, 25] and since extended to non-Newtonian and nanofluid settings [26, 27, 28], where the Nusselt and Sherwood numbers are found to respond in opposite senses. Nonlinear thermal radiation, viscous dissipation and Joule heating become decisive in high-temperature or electrically driven systems [29, 30, 31], and the Darcy–Forchheimer porous resistance — which embodies both viscous and inertial drag — is a further key influence in porous-channel flow [32, 33].</w:t>
       </w:r>
     </w:p>
     <w:p>
@@ -100,7 +100,7 @@
         <w:spacing w:after="120"/>
       </w:pPr>
       <w:r>
-        <w:t xml:space="preserve">Whereas a first-law (energy) analysis reports only how much heat is transferred, the second law, expressed through entropy generation, quantifies the irreversibilities that degrade available work. The entropy-generation-minimisation methodology pioneered by Bejan [7, 36] has since become a general design tool, and entropy analyses of nanofluid and hybrid-nanofluid flows over stretching sheets, in cavities, microchannels and rotating systems [37, 38, 39, 40] consistently identify magnetic, radiative and frictional effects as dominant. The treatment has recently reached generalised-Newtonian fluids such as Carreau [41, 9] and squeezing configurations [42, 43].</w:t>
+        <w:t xml:space="preserve">Whereas a first-law (energy) analysis reports only how much heat is transferred, the second law, expressed through entropy generation, quantifies the irreversibilities that degrade available work. The entropy-generation-minimisation methodology pioneered by Bejan [34, 35] has since become a general design tool, and entropy analyses of nanofluid and hybrid-nanofluid flows over stretching sheets, in cavities, microchannels and rotating systems [36, 37, 38, 39] consistently identify magnetic, radiative and frictional effects as dominant. The treatment has recently reached generalised-Newtonian fluids such as Carreau [40, 41] and squeezing configurations [42, 43].</w:t>
       </w:r>
     </w:p>
     <w:p>
@@ -14794,7 +14794,7 @@
         <w:spacing w:after="120"/>
       </w:pPr>
       <w:r>
-        <w:t xml:space="preserve">Two internal consistency checks are reported. (i) Grid convergence (Table 3a) yields p_obs = 4.00, matching the fourth-order collocation scheme. (ii) In the Newtonian clear-fluid limit (φ₁ = φ₂ = 0, n = 1, We = 0, Rd = Ec = Df = Sr = M = Fr = 0, Da → ∞) the fourth-order momentum equation reduces to the classical Wang unsteady-squeezing form; Table 3b lists f″(1) and −θ′(1). Because the present formulation is a fourth-order Carreau model, the Newtonian limit of the Carreau constitutive law does not itself reproduce the Casson model of Bhaskar and Sharma [26]; comparison with [26] is therefore restricted to a common Newtonian limit rather than claimed as an exact reproduction.</w:t>
+        <w:t xml:space="preserve">Two internal consistency checks are reported. (i) Grid convergence (Table 3a) yields p_obs = 4.00, matching the fourth-order collocation scheme. (ii) In the Newtonian clear-fluid limit (φ₁ = φ₂ = 0, n = 1, We = 0, Rd = Ec = Df = Sr = M = Fr = 0, Da → ∞) the fourth-order momentum equation reduces to the classical Wang unsteady-squeezing form; Table 3b lists f″(1) and −θ′(1). Because the present formulation is a fourth-order Carreau model, the Newtonian limit of the Carreau constitutive law does not itself reproduce the Casson model of Bhaskar and Sharma [23]; comparison with [23] is therefore restricted to a common Newtonian limit rather than claimed as an exact reproduction.</w:t>
       </w:r>
     </w:p>
     <w:p>
@@ -15403,7 +15403,7 @@
         <w:spacing w:after="120"/>
       </w:pPr>
       <w:r>
-        <w:t xml:space="preserve">Comparison with the literature. The crossover structure of f′(η) is the hallmark of viscous squeezing first characterised for Newtonian films by Stefan [21] and Grimm [22], and reproduced for magnetised nanofluids by Sobamowo and Akinshilo [23] and for Casson squeezing flow by Bhaskar and Sharma [26]; the present crossover near η ≈ 0.45 is consistent with the momentum redistribution reported by Yadav and Kumar [42]. The We-thickening in the shear-thickening regime (n = 1.5) matches the dilatant Carreau response of Wahab et al. [18] and Mkhatshwa and Khumalo [8]; the opposite (thinning) trend documented for shear-thinning Carreau fluids (0 &lt; n &lt; 1) confirms that the present result is regime-specific rather than universal. The magnetic retardation and its partial cancellation by the aligned electric field (through the f′ − Ee grouping) are in line with the EMHD analyses of Sharma et al. [31] and Shahzad et al. [35]. Quantitatively, the recomputed Newtonian-limit wall gradient f″(1) in Table 3b (e.g. 0.4222 at Sq = 0.5) is of the same order and sign as the reduced wall-shear values of Yadav and Kumar [42], the residual difference reflecting the different constitutive model (Carreau vs. Casson) and the slip conditions.</w:t>
+        <w:t xml:space="preserve">Comparison with the literature. The crossover structure of f′(η) is the hallmark of viscous squeezing first characterised for Newtonian films by Stefan [18] and Grimm [19], and reproduced for magnetised nanofluids by Sobamowo and Akinshilo [20] and for Casson squeezing flow by Bhaskar and Sharma [23]; the present crossover near η ≈ 0.45 is consistent with the momentum redistribution reported by Yadav and Kumar [42]. The We-thickening in the shear-thickening regime (n = 1.5) matches the dilatant Carreau response of Wahab et al. [14] and Mkhatshwa and Khumalo [15]; the opposite (thinning) trend documented for shear-thinning Carreau fluids (0 &lt; n &lt; 1) confirms that the present result is regime-specific rather than universal. The magnetic retardation and its partial cancellation by the aligned electric field (through the f′ − Ee grouping) are in line with the EMHD analyses of Sharma et al. [29] and Shahzad et al. [33]. Quantitatively, the recomputed Newtonian-limit wall gradient f″(1) in Table 3b (e.g. 0.4222 at Sq = 0.5) is of the same order and sign as the reduced wall-shear values of Yadav and Kumar [42], the residual difference reflecting the different constitutive model (Carreau vs. Casson) and the slip conditions.</w:t>
       </w:r>
     </w:p>
     <w:p>
@@ -15544,7 +15544,7 @@
         <w:spacing w:after="120"/>
       </w:pPr>
       <w:r>
-        <w:t xml:space="preserve">Comparison with the literature. The temperature rise with Ec (viscous dissipation and Joule heating) and with the Biot number reproduces the combined dissipative–convective heating of Qayyum et al. [20], Shah et al. [17], Sharma et al. [31] and the convective-condition analysis of Kumar et al. [30]. Crucially, the corrected radiation grouping [ακ + (4/3)Rd F³]θ″ (with ακ on conduction only) makes Rd act as an effective-conductivity enhancer, so a larger Rd flattens and moderates the dissipation-driven peak; this differs from formulations that multiply the radiative term by the conductivity ratio and thereby over-predict the wall temperature, and it is the physically correct behaviour for a base-fluid-referenced Rd. The conductivity-driven homogenisation with hybrid loading agrees in direction with the AA7072–AA7075/methanol results of Tlili et al. [4]; quantitatively, Re⁻¹ᐟ²Nu increases from 3.19 at Rd = 0.2 to 3.90 at Rd = 1.0 (Table 4), a ~22% radiative enhancement of the wall heat-transfer rate.</w:t>
+        <w:t xml:space="preserve">Comparison with the literature. The temperature rise with Ec (viscous dissipation and Joule heating) and with the Biot number reproduces the combined dissipative–convective heating of Qayyum et al. [17], Shah et al. [13], Sharma et al. [29] and the convective-condition analysis of Kumar et al. [28]. Crucially, the corrected radiation grouping [ακ + (4/3)Rd F³]θ″ (with ακ on conduction only) makes Rd act as an effective-conductivity enhancer, so a larger Rd flattens and moderates the dissipation-driven peak; this differs from formulations that multiply the radiative term by the conductivity ratio and thereby over-predict the wall temperature, and it is the physically correct behaviour for a base-fluid-referenced Rd. The conductivity-driven homogenisation with hybrid loading agrees in direction with the AA7072–AA7075/methanol results of Tlili et al. [8]; quantitatively, Re⁻¹ᐟ²Nu increases from 3.19 at Rd = 0.2 to 3.90 at Rd = 1.0 (Table 4), a ~22% radiative enhancement of the wall heat-transfer rate.</w:t>
       </w:r>
     </w:p>
     <w:p>
@@ -15629,7 +15629,7 @@
         <w:spacing w:after="120"/>
       </w:pPr>
       <w:r>
-        <w:t xml:space="preserve">Comparison with the literature. The thinning of the solutal layer with Sc and its depletion by a destructive first-order reaction match the reactive mass-transfer studies of Rafique et al. [29] and Shah et al. [17]. The reciprocal Soret–Dufour action — Sr enhancing and Df suppressing the concentration while doing the opposite to the temperature — reproduces the reversed cross-diffusion behaviour emphasised by Bhaskar and Sharma [26], Shojaei et al. [28] and Kumar et al. [30]. Quantitatively, the Sherwood number responds strongly to cross-diffusion: Re⁻¹ᐟ²Sh falls to 0.052 at Sr = 0.5 while the corresponding Nusselt number rises to 4.85 (Table 4), the classic opposing Soret–Dufour signature. This opposite action on Nu and Sh is the same qualitative trade-off reported for non-Newtonian and nanofluid cross-diffusion in [28–30].</w:t>
+        <w:t xml:space="preserve">Comparison with the literature. The thinning of the solutal layer with Sc and its depletion by a destructive first-order reaction match the reactive mass-transfer studies of Rafique et al. [27] and Shah et al. [13]. The reciprocal Soret–Dufour action — Sr enhancing and Df suppressing the concentration while doing the opposite to the temperature — reproduces the reversed cross-diffusion behaviour emphasised by Bhaskar and Sharma [23], Shojaei et al. [26] and Kumar et al. [28]. Quantitatively, the Sherwood number responds strongly to cross-diffusion: Re⁻¹ᐟ²Sh falls to 0.052 at Sr = 0.5 while the corresponding Nusselt number rises to 4.85 (Table 4), the classic opposing Soret–Dufour signature. This opposite action on Nu and Sh is the same qualitative trade-off reported for non-Newtonian and nanofluid cross-diffusion in [26–28].</w:t>
       </w:r>
     </w:p>
     <w:p>
@@ -15658,7 +15658,7 @@
         <w:spacing w:after="120"/>
       </w:pPr>
       <w:r>
-        <w:t xml:space="preserve">Comparison with the literature. The near-wall maximum and core minimum of Ns(η) are the classical second-law signature established by Bejan [7, 36] and observed in squeezing and channel flows by Yadav and Kumar [42] and Ali et al. [9]. The strong Br-sensitivity is quantified in Table 5: Ns(0) rises from 4.12 to 10.42 (about 153%) as Br increases from 0.5 to 1.5, matching the high Br-sensitivity reported by Khan et al. [37] and Ali et al. [9]. The magnetic contribution is likewise monotone — Ns(0) increases from 7.27 to 7.99 as M rises from 1.0 to 2.0 — consistent with the Joule-dominated irreversibility of Bhatti et al. [39] and Sharma et al. [31], while a larger temperature-difference ratio Ω lowers the friction/Joule share (Ns(0) drops to 3.46 at Ω = 2.0), the inverse Br/Ω dependence also noted by Khan et al. [37] and Siva et al. [40]. The present study extends these stretching- and channel-flow observations to a moving-boundary squeezing configuration.</w:t>
+        <w:t xml:space="preserve">Comparison with the literature. The near-wall maximum and core minimum of Ns(η) are the classical second-law signature established by Bejan [34, 35] and observed in squeezing and channel flows by Yadav and Kumar [42] and Ali et al. [41]. The strong Br-sensitivity is quantified in Table 5: Ns(0) rises from 4.12 to 10.42 (about 153%) as Br increases from 0.5 to 1.5, matching the high Br-sensitivity reported by Khan et al. [36] and Ali et al. [41]. The magnetic contribution is likewise monotone — Ns(0) increases from 7.27 to 7.99 as M rises from 1.0 to 2.0 — consistent with the Joule-dominated irreversibility of Bhatti et al. [38] and Sharma et al. [29], while a larger temperature-difference ratio Ω lowers the friction/Joule share (Ns(0) drops to 3.46 at Ω = 2.0), the inverse Br/Ω dependence also noted by Khan et al. [36] and Siva et al. [39]. The present study extends these stretching- and channel-flow observations to a moving-boundary squeezing configuration.</w:t>
       </w:r>
     </w:p>
     <w:p>
@@ -15743,7 +15743,7 @@
         <w:spacing w:after="120"/>
       </w:pPr>
       <w:r>
-        <w:t xml:space="preserve">Comparison with the literature. The spatial transition — conduction-dominated near the walls, friction/Joule-dominated in the core — agrees with the Bejan-number distributions of Yadav and Kumar [42] for squeezing nanofluid flow and Ali et al. [9] for Carreau hybrid nanofluids. The opposing Rd (raising Be) and Br (lowering Be) trends match Khan et al. [37] and Bhatti et al. [41]. Table 5 quantifies the friction/thermal switch: Be(0) falls from 0.236 to 0.093 as Br rises 0.5 → 1.5 (crossing below 0.5, i.e. from thermal to friction dominance at the wall), while it rises with Rd and Ω. Across all 54 parameter combinations examined the computed Bejan number remained within the physical interval, Be ∈ [0.039, 0.999] ⊂ [0, 1], and the limiting behaviour Be → 1 as Br → 0 and Be → 0 for large Br (Appendix A) provides an additional consistency check consistent with [37, 9].</w:t>
+        <w:t xml:space="preserve">Comparison with the literature. The spatial transition — conduction-dominated near the walls, friction/Joule-dominated in the core — agrees with the Bejan-number distributions of Yadav and Kumar [42] for squeezing nanofluid flow and Ali et al. [41] for Carreau hybrid nanofluids. The opposing Rd (raising Be) and Br (lowering Be) trends match Khan et al. [36] and Bhatti et al. [40]. Table 5 quantifies the friction/thermal switch: Be(0) falls from 0.236 to 0.093 as Br rises 0.5 → 1.5 (crossing below 0.5, i.e. from thermal to friction dominance at the wall), while it rises with Rd and Ω. Across all 54 parameter combinations examined the computed Bejan number remained within the physical interval, Be ∈ [0.039, 0.999] ⊂ [0, 1], and the limiting behaviour Be → 1 as Br → 0 and Be → 0 for large Br (Appendix A) provides an additional consistency check consistent with [36, 41].</w:t>
       </w:r>
     </w:p>
     <w:p>
@@ -15828,7 +15828,7 @@
         <w:spacing w:after="120"/>
       </w:pPr>
       <w:r>
-        <w:t xml:space="preserve">Comparison with the literature. The monotone rise of the Nusselt number with hybrid loading — Re⁻¹ᐟ²Nu from 2.98 at φ = 0 to 3.85 at φ = 0.05, about 29% (Table 6) — reproduces the heat-transfer enhancement reported by Tlili et al. [4] for the same AA7072–AA7075/methanol system. The additional rise of Nu with Rd and Df is consistent with Qayyum et al. [20] and Shojaei et al. [28], and the increase of the Sherwood number with the reaction and Soret parameters follows the reactive-diffusive analysis of Rafique et al. [29]. The growth of skin friction with Sq, the Forchheimer parameter and M reflects the combined squeezing, inertial-porous and Lorentz resistances, in agreement with Mkhatshwa and Khumalo [8] and Shahzad et al. [35]. These engineering trends, together with the entropy results, quantify the heat-transfer–irreversibility trade-off discussed further in Section 6.8.</w:t>
+        <w:t xml:space="preserve">Comparison with the literature. The monotone rise of the Nusselt number with hybrid loading — Re⁻¹ᐟ²Nu from 2.98 at φ = 0 to 3.85 at φ = 0.05, about 29% (Table 6) — reproduces the heat-transfer enhancement reported by Tlili et al. [8] for the same AA7072–AA7075/methanol system. The additional rise of Nu with Rd and Df is consistent with Qayyum et al. [17] and Shojaei et al. [26], and the increase of the Sherwood number with the reaction and Soret parameters follows the reactive-diffusive analysis of Rafique et al. [27]. The growth of skin friction with Sq, the Forchheimer parameter and M reflects the combined squeezing, inertial-porous and Lorentz resistances, in agreement with Mkhatshwa and Khumalo [15] and Shahzad et al. [33]. These engineering trends, together with the entropy results, quantify the heat-transfer–irreversibility trade-off discussed further in Section 6.8.</w:t>
       </w:r>
     </w:p>
     <w:p>
@@ -17939,7 +17939,7 @@
         <w:spacing w:after="120"/>
       </w:pPr>
       <w:r>
-        <w:t xml:space="preserve">Velocity field. The dual (crossover) behaviour of f′(η) with the squeezing parameter, with near-wall acceleration and core deceleration and a crossover near η ≈ 0.45 (Figure 2), reproduces the classical viscous squeezing-channel response first characterised for Newtonian films by Stefan [21] and Grimm [22], and matches the Newtonian and Casson squeezing profiles of Sobamowo and Akinshilo [23] and Bhaskar and Sharma [26]. In the Newtonian clear-fluid limit the present fourth-order momentum equation collapses to the Wang squeezing form; the recomputed wall gradient f″(1) in Table 3b (e.g. 0.4222 at Sq = 0.5) is of the same order and sign as the reduced wall-shear values reported by Yadav and Kumar [42] for squeezing MHD nanofluid flow, the small differences being attributable to the different constitutive model (Carreau vs. Casson) and to slip. As emphasised in the Validation section, the Carreau Newtonian limit does not itself reproduce the Casson model of [26]; the comparison is therefore restricted to the common Newtonian limit.</w:t>
+        <w:t xml:space="preserve">Velocity field. The dual (crossover) behaviour of f′(η) with the squeezing parameter, with near-wall acceleration and core deceleration and a crossover near η ≈ 0.45 (Figure 2), reproduces the classical viscous squeezing-channel response first characterised for Newtonian films by Stefan [18] and Grimm [19], and matches the Newtonian and Casson squeezing profiles of Sobamowo and Akinshilo [20] and Bhaskar and Sharma [23]. In the Newtonian clear-fluid limit the present fourth-order momentum equation collapses to the Wang squeezing form; the recomputed wall gradient f″(1) in Table 3b (e.g. 0.4222 at Sq = 0.5) is of the same order and sign as the reduced wall-shear values reported by Yadav and Kumar [42] for squeezing MHD nanofluid flow, the small differences being attributable to the different constitutive model (Carreau vs. Casson) and to slip. As emphasised in the Validation section, the Carreau Newtonian limit does not itself reproduce the Casson model of [23]; the comparison is therefore restricted to the common Newtonian limit.</w:t>
       </w:r>
     </w:p>
     <w:p>
@@ -17948,7 +17948,7 @@
         <w:spacing w:after="120"/>
       </w:pPr>
       <w:r>
-        <w:t xml:space="preserve">Weissenberg-number and magnetic effects. For the shear-thickening index n = 1.5, increasing We thickens the momentum layer and raises the axial velocity (Figure 3), consistent with the dilatant Carreau behaviour reported by Wahab et al. [18] and the Carreau hybrid-nanofluid analysis of Mkhatshwa and Khumalo [8]; the opposite trend holds in the shear-thinning regime (0 &lt; n &lt; 1), so the present result is regime-specific. A stronger magnetic parameter retards the flow through the Lorentz force and raises the skin friction (Table 4: Re^{1/2}Cf trend with M), in line with Shahzad et al. [35] and the EMHD analyses of Sharma et al. [31] and Bhatti et al. [39].</w:t>
+        <w:t xml:space="preserve">Weissenberg-number and magnetic effects. For the shear-thickening index n = 1.5, increasing We thickens the momentum layer and raises the axial velocity (Figure 3), consistent with the dilatant Carreau behaviour reported by Wahab et al. [14] and the Carreau hybrid-nanofluid analysis of Mkhatshwa and Khumalo [15]; the opposite trend holds in the shear-thinning regime (0 &lt; n &lt; 1), so the present result is regime-specific. A stronger magnetic parameter retards the flow through the Lorentz force and raises the skin friction (Table 4: Re^{1/2}Cf trend with M), in line with Shahzad et al. [33] and the EMHD analyses of Sharma et al. [29] and Bhatti et al. [38].</w:t>
       </w:r>
     </w:p>
     <w:p>
@@ -17957,7 +17957,7 @@
         <w:spacing w:after="120"/>
       </w:pPr>
       <w:r>
-        <w:t xml:space="preserve">Temperature and cross-diffusion. The temperature rises with Ec (viscous dissipation and Joule heating) and with the Dufour number, and falls with the Soret number (Table 4: Nu increases with Rd and Df), reproducing the reciprocal Soret–Dufour behaviour reported by Bhaskar and Sharma [26], Shojaei et al. [28] and Kumar et al. [30]. With the corrected radiation grouping [ακ + (4/3)Rd F³]θ″, an increase in Rd enlarges the effective conductivity and moderates the dissipation-driven peak, which is the physically correct behaviour and differs from formulations that (incorrectly) multiply the radiative term by the conductivity ratio. The heat-transfer enhancement with hybrid loading (Table 6: Re^{-1/2}Nu rises from 2.98 at φ = 0 to 3.85 at φ = 0.05, about 29%) is consistent in direction with the AA7072–AA7075/methanol enhancement of Tlili et al. [4].</w:t>
+        <w:t xml:space="preserve">Temperature and cross-diffusion. The temperature rises with Ec (viscous dissipation and Joule heating) and with the Dufour number, and falls with the Soret number (Table 4: Nu increases with Rd and Df), reproducing the reciprocal Soret–Dufour behaviour reported by Bhaskar and Sharma [23], Shojaei et al. [26] and Kumar et al. [28]. With the corrected radiation grouping [ακ + (4/3)Rd F³]θ″, an increase in Rd enlarges the effective conductivity and moderates the dissipation-driven peak, which is the physically correct behaviour and differs from formulations that (incorrectly) multiply the radiative term by the conductivity ratio. The heat-transfer enhancement with hybrid loading (Table 6: Re^{-1/2}Nu rises from 2.98 at φ = 0 to 3.85 at φ = 0.05, about 29%) is consistent in direction with the AA7072–AA7075/methanol enhancement of Tlili et al. [8].</w:t>
       </w:r>
     </w:p>
     <w:p>
@@ -17966,7 +17966,7 @@
         <w:spacing w:after="120"/>
       </w:pPr>
       <w:r>
-        <w:t xml:space="preserve">Entropy generation and Bejan number. Entropy generation is maximal near the plates and minimal in the core (Figure 5), the classical near-wall irreversibility signature of Bejan [7, 36]. The entropy number increases strongly with the Brinkman number: Table 5 shows Ns(0) rising from 4.12 to 10.42 as Br increases from 0.5 to 1.5 (about 153%), while Be(0) falls from 0.236 to 0.093, i.e. a shift from thermal to friction/Joule dominance. This Br-sensitivity and the opposing Ns–Be trend agree with Khan et al. [37], Bhatti et al. [39, 41] and Ali et al. [9]. Increasing M raises Ns(0) (7.27 → 7.99 as M goes 1.0 → 2.0) and lowers Be(0), consistent with the Joule-dominated irreversibility of Sharma et al. [31]; increasing Rd or Ω raises the relative thermal share, matching Bhatti et al. [41] and Siva et al. [40]. The Bejan number remains within [0, 1] for all reported cases (verified numerically, Be ∈ [0.039, 0.999]), rising toward the walls where conduction dominates and dropping in the core — the same spatial transition reported by Yadav and Kumar [42] and Ali et al. [9].</w:t>
+        <w:t xml:space="preserve">Entropy generation and Bejan number. Entropy generation is maximal near the plates and minimal in the core (Figure 5), the classical near-wall irreversibility signature of Bejan [34, 35]. The entropy number increases strongly with the Brinkman number: Table 5 shows Ns(0) rising from 4.12 to 10.42 as Br increases from 0.5 to 1.5 (about 153%), while Be(0) falls from 0.236 to 0.093, i.e. a shift from thermal to friction/Joule dominance. This Br-sensitivity and the opposing Ns–Be trend agree with Khan et al. [36], Bhatti et al. [38, 40] and Ali et al. [41]. Increasing M raises Ns(0) (7.27 → 7.99 as M goes 1.0 → 2.0) and lowers Be(0), consistent with the Joule-dominated irreversibility of Sharma et al. [29]; increasing Rd or Ω raises the relative thermal share, matching Bhatti et al. [40] and Siva et al. [39]. The Bejan number remains within [0, 1] for all reported cases (verified numerically, Be ∈ [0.039, 0.999]), rising toward the walls where conduction dominates and dropping in the core — the same spatial transition reported by Yadav and Kumar [42] and Ali et al. [41].</w:t>
       </w:r>
     </w:p>
     <w:p>
@@ -17975,7 +17975,7 @@
         <w:spacing w:after="120"/>
       </w:pPr>
       <w:r>
-        <w:t xml:space="preserve">Heat-transfer–irreversibility trade-off. Table 6 shows that hybrid loading raises both the Nusselt number and the gap-averaged entropy (Ns,avg from 5.39 to 6.99 as φ goes 0 → 0.05), quantifying the thermodynamic trade-off between enhanced thermal transport and additional viscous/ohmic irreversibility that was highlighted qualitatively by Mkhatshwa and Khumalo [8] and Ali et al. [9] for stretching-surface configurations; the present study extends that observation to a moving-boundary squeezing channel. Overall, the corrected formulation reproduces every established qualitative trend while removing the inconsistencies (momentum order, radiation grouping, entropy normalisation) that affected the uncorrected model, and the quantitative differences from prior work are consistent with the distinct rheology, geometry and slip conditions considered here.</w:t>
+        <w:t xml:space="preserve">Heat-transfer–irreversibility trade-off. Table 6 shows that hybrid loading raises both the Nusselt number and the gap-averaged entropy (Ns,avg from 5.39 to 6.99 as φ goes 0 → 0.05), quantifying the thermodynamic trade-off between enhanced thermal transport and additional viscous/ohmic irreversibility that was highlighted qualitatively by Mkhatshwa and Khumalo [15] and Ali et al. [41] for stretching-surface configurations; the present study extends that observation to a moving-boundary squeezing channel. Overall, the corrected formulation reproduces every established qualitative trend while removing the inconsistencies (momentum order, radiation grouping, entropy normalisation) that affected the uncorrected model, and the quantitative differences from prior work are consistent with the distinct rheology, geometry and slip conditions considered here.</w:t>
       </w:r>
     </w:p>
     <w:p>
@@ -21083,7 +21083,7 @@
         <w:spacing w:after="120"/>
       </w:pPr>
       <w:r>
-        <w:t xml:space="preserve">These reductions confirm internal consistency. The Newtonian limit of the Carreau model does not by itself recover the Casson constitutive model; any comparison with the Casson squeezing results of Bhaskar and Sharma [26] must be restricted to a common Newtonian limit or another explicitly demonstrated constitutive correspondence.</w:t>
+        <w:t xml:space="preserve">These reductions confirm internal consistency. The Newtonian limit of the Carreau model does not by itself recover the Casson constitutive model; any comparison with the Casson squeezing results of Bhaskar and Sharma [23] must be restricted to a common Newtonian limit or another explicitly demonstrated constitutive correspondence.</w:t>
       </w:r>
     </w:p>
     <w:p>
@@ -21099,355 +21099,358 @@
     </w:p>
     <w:p>
       <w:pPr>
+        <w:spacing w:after="120"/>
+      </w:pPr>
+      <w:r>
+        <w:t xml:space="preserve">[1] S. U. S. Choi, J. A. Eastman, “Enhancing thermal conductivity of fluids with nanoparticles,” ASME International Mechanical Engineering Congress &amp; Exposition, San Francisco, 12–17 Nov. 1995; ASME FED vol. 231/MD vol. 66, pp. 99–105 (ANL/MSD/CP-84938).</w:t>
+      </w:r>
+    </w:p>
+    <w:p>
+      <w:pPr>
+        <w:spacing w:after="120"/>
+      </w:pPr>
+      <w:r>
+        <w:t xml:space="preserve">[2] M. R. Eid, A. F. Al-Hossainy, “Combined experimental thin film, DFT–TDDFT computational study, flow and heat transfer in hybrid nanofluid,” Waves Random Complex Media 33 (2023) 1–26.</w:t>
+      </w:r>
+    </w:p>
+    <w:p>
+      <w:pPr>
+        <w:spacing w:after="120"/>
+      </w:pPr>
+      <w:r>
+        <w:t xml:space="preserve">[3] J. Buongiorno, “Convective transport in nanofluids,” ASME J. Heat Transfer 128(3) (2006) 240–250.</w:t>
+      </w:r>
+    </w:p>
+    <w:p>
+      <w:pPr>
+        <w:spacing w:after="120"/>
+      </w:pPr>
+      <w:r>
+        <w:t xml:space="preserve">[4] S. Suresh, K. P. Venkitaraj, P. Selvakumar, M. Chandrasekar, “Synthesis of Al2O3–Cu/water hybrid nanofluids using two step method,” Colloids Surf. A 388 (2011) 41–48.</w:t>
+      </w:r>
+    </w:p>
+    <w:p>
+      <w:pPr>
+        <w:spacing w:after="120"/>
+      </w:pPr>
+      <w:r>
+        <w:t xml:space="preserve">[5] D. K. Mandal, N. Biswas, N. K. Manna, R. S. R. Gorla, A. J. Chamkha, “Hybrid nanofluid MHD mixed convection in a novel W-shaped porous system,” Int. J. Numer. Methods Heat Fluid Flow 33 (2023).</w:t>
+      </w:r>
+    </w:p>
+    <w:p>
+      <w:pPr>
+        <w:spacing w:after="120"/>
+      </w:pPr>
+      <w:r>
+        <w:t xml:space="preserve">[6] N. K. Manna, N. Biswas, D. K. Mandal, U. Sarkar, H. F. Öztop, N. Abu-Hamdeh, “Impacts of heater–cooler position and Lorentz force on heat transfer of hybrid nanofluid convection,” Int. J. Numer. Methods Heat Fluid Flow 33 (2023) 1249–1286.</w:t>
+      </w:r>
+    </w:p>
+    <w:p>
+      <w:pPr>
+        <w:spacing w:after="120"/>
+      </w:pPr>
+      <w:r>
+        <w:t xml:space="preserve">[7] F. Afshari, B. Muratçobanğlu, “Thermal analysis of Fe3O4/water nanofluid in spiral and serpentine mini channels,” Int. J. Environ. Sci. Technol. 20(2) (2023) 2037–2052.</w:t>
+      </w:r>
+    </w:p>
+    <w:p>
+      <w:pPr>
+        <w:spacing w:after="120"/>
+      </w:pPr>
+      <w:r>
+        <w:t xml:space="preserve">[8] I. Tlili, H. A. Nabwey, G. Ashwinkumar, N. Sandeep, “3-D magnetohydrodynamic AA7072-AA7075/methanol hybrid nanofluid flow above an uneven thickness surface with slip effect,” Sci. Rep. 10 (2020) art. 4402, doi:10.1038/s41598-020-61215-8.</w:t>
+      </w:r>
+    </w:p>
+    <w:p>
+      <w:pPr>
+        <w:spacing w:after="120"/>
+      </w:pPr>
+      <w:r>
+        <w:t xml:space="preserve">[9] A. Mishra, K. Swain, S. Dash, “Therapeutic applications of Darcy–Forchheimer hybrid nanofluid flow and mass transfer over a stretching sheet,” J. Comput. Appl. Mech. 53 (2022) 1–14.</w:t>
+      </w:r>
+    </w:p>
+    <w:p>
+      <w:pPr>
+        <w:spacing w:after="120"/>
+      </w:pPr>
+      <w:r>
+        <w:t xml:space="preserve">[10] Zeeshan, I. Khan, S. M. Eldin, S. Islam, M. U. Khan, “Two-dimensional nanofluid flow impinging on a porous stretching sheet with nonlinear thermal radiation and slip effect,” Sci. Rep. 13 (2023) 1–14.</w:t>
+      </w:r>
+    </w:p>
+    <w:p>
+      <w:pPr>
+        <w:spacing w:after="120"/>
+      </w:pPr>
+      <w:r>
+        <w:t xml:space="preserve">[11] G. Ashwinkumar, S. Sulochana, N. Sandeep, “Effect of the aligned magnetic field on the boundary layer analysis of magnetic-nanofluid over a semi-infinite vertical plate,” Alexandria Eng. J. 58 (2019) 1461–1470.</w:t>
+      </w:r>
+    </w:p>
+    <w:p>
+      <w:pPr>
+        <w:spacing w:after="120"/>
+      </w:pPr>
+      <w:r>
+        <w:t xml:space="preserve">[12] P. J. Carreau, “Rheological equations from molecular network theories,” Trans. Soc. Rheol. 16 (1972) 99–127.</w:t>
+      </w:r>
+    </w:p>
+    <w:p>
+      <w:pPr>
+        <w:spacing w:after="120"/>
+      </w:pPr>
+      <w:r>
+        <w:t xml:space="preserve">[13] S. A. G. A. Shah, A. Hassan, H. Karamti, A. Alhushaybari, S. M. Eldin, A. M. Galal, “Effect of thermal radiation on convective heat transfer in MHD boundary layer Carreau fluid with chemical reaction,” Sci. Rep. 13 (2023) 1–11.</w:t>
+      </w:r>
+    </w:p>
+    <w:p>
+      <w:pPr>
+        <w:spacing w:after="120"/>
+      </w:pPr>
+      <w:r>
+        <w:t xml:space="preserve">[14] H. A. Wahab, S. Z. H. Shah, A. Ayub, Z. Sabir, R. Sadat, M. R. Ali, “Heterogeneous/homogeneous and inclined magnetic aspect of infinite shear rate viscosity model of Carreau fluid,” Arab. J. Chem. 16 (2023) 1–16.</w:t>
+      </w:r>
+    </w:p>
+    <w:p>
+      <w:pPr>
+        <w:spacing w:after="120"/>
+      </w:pPr>
+      <w:r>
+        <w:t xml:space="preserve">[15] M. Mkhatshwa, M. Khumalo, “Irreversibility scrutinization on EMHD Darcy–Forchheimer slip flow of Carreau hybrid nanofluid through a stretchable surface in porous medium,” Heat Transfer 52 (2023) 395–429.</w:t>
+      </w:r>
+    </w:p>
+    <w:p>
+      <w:pPr>
+        <w:spacing w:after="120"/>
+      </w:pPr>
+      <w:r>
+        <w:t xml:space="preserve">[16] A. S. Mittal, H. R. Patel, “Influence of thermophoresis and Brownian motion on mixed convection two-dimensional MHD Casson fluid flow with non-linear radiation and heat generation,” Physica A 537 (2020) 1–15.</w:t>
+      </w:r>
+    </w:p>
+    <w:p>
+      <w:pPr>
+        <w:spacing w:after="120"/>
+      </w:pPr>
+      <w:r>
+        <w:t xml:space="preserve">[17] M. Qayyum, T. Abbas, S. Afzal, S. T. Saeed, A. Akgül, M. Inc, K. H. Mahmoud, A. S. Alsubaie, “Heat transfer analysis of unsteady MHD Carreau fluid flow over a stretching/shrinking sheet,” Coatings 12 (2022) 1–13.</w:t>
+      </w:r>
+    </w:p>
+    <w:p>
+      <w:pPr>
+        <w:spacing w:after="120"/>
+      </w:pPr>
+      <w:r>
+        <w:t xml:space="preserve">[18] M. J. Stefan, “Versuch über die scheinbare Adhäsion,” Sitzungsber. Akad. Wiss. Wien 69 (1874) 713–721.</w:t>
+      </w:r>
+    </w:p>
+    <w:p>
+      <w:pPr>
+        <w:spacing w:after="120"/>
+      </w:pPr>
+      <w:r>
+        <w:t xml:space="preserve">[19] R. J. Grimm, “Squeezing flows of Newtonian liquid films: an analysis including fluid inertia,” Appl. Sci. Res. 32 (1976) 149–166.</w:t>
+      </w:r>
+    </w:p>
+    <w:p>
+      <w:pPr>
+        <w:spacing w:after="120"/>
+      </w:pPr>
+      <w:r>
+        <w:t xml:space="preserve">[20] G. M. Sobamowo, A. T. Akinshilo, “On the analysis of squeezing flow of nanofluid between two parallel plates under the influence of magnetic field,” Alexandria Eng. J. 57 (2018) 1413–1423. (Re-verify volume/pages.)</w:t>
+      </w:r>
+    </w:p>
+    <w:p>
+      <w:pPr>
+        <w:spacing w:after="120"/>
+      </w:pPr>
+      <w:r>
+        <w:t xml:space="preserve">[21] S. Ahmad, M. Farooq, M. Javed, A. Anjum, “Slip analysis of squeezing flow using doubly stratified fluid,” Results Phys. 9 (2018) 527–533.</w:t>
+      </w:r>
+    </w:p>
+    <w:p>
+      <w:pPr>
+        <w:spacing w:after="120"/>
+      </w:pPr>
+      <w:r>
+        <w:t xml:space="preserve">[22] S. Ahmad, M. Farooq, M. Javed, A. Anjum, “Double stratification effects in chemically reactive squeezed Sutterby fluid flow,” Results Phys. 8 (2018) 1250–1259.</w:t>
+      </w:r>
+    </w:p>
+    <w:p>
+      <w:pPr>
+        <w:spacing w:after="120"/>
+      </w:pPr>
+      <w:r>
+        <w:t xml:space="preserve">[23] K. Bhaskar, K. Sharma, “Unsteady MHD squeezing viscous Casson fluid flow in upright channel with cross-diffusion and thermal radiactive effects,” Indian J. Phys. 95(7) (2021) 1453–1467, doi:10.1007/s12648-020-01805-4.</w:t>
+      </w:r>
+    </w:p>
+    <w:p>
+      <w:pPr>
+        <w:spacing w:after="120"/>
+      </w:pPr>
+      <w:r>
+        <w:t xml:space="preserve">[24] C. Soret, “Sur l’état d’équilibre que prend au point de vue de sa concentration une dissolution saline,” Arch. Sci. Phys. Nat. 2 (1879) 48–61.</w:t>
+      </w:r>
+    </w:p>
+    <w:p>
+      <w:pPr>
+        <w:spacing w:after="120"/>
+      </w:pPr>
+      <w:r>
+        <w:t xml:space="preserve">[25] E. R. G. Eckert, R. M. Drake, Analysis of Heat and Mass Transfer, McGraw-Hill, New York, 1972.</w:t>
+      </w:r>
+    </w:p>
+    <w:p>
+      <w:pPr>
+        <w:spacing w:after="120"/>
+      </w:pPr>
+      <w:r>
+        <w:t xml:space="preserve">[26] A. Shojaei, A. J. Amiri, S. S. Ardahaie, K. Hosseinzadeh, D. D. Ganji, “Hydrothermal analysis of non-Newtonian second grade fluid flow on radiative stretching cylinder with Soret and Dufour effects,” Case Stud. Therm. Eng. 13 (2019) 1–14.</w:t>
+      </w:r>
+    </w:p>
+    <w:p>
+      <w:pPr>
+        <w:spacing w:after="120"/>
+      </w:pPr>
+      <w:r>
+        <w:t xml:space="preserve">[27] K. Rafique, M. I. Anwar, M. Misiran, I. Khan, S. Alharbi, P. Thounthong, K. Nisar, “Numerical solution of Casson nanofluid flow over a non-linear inclined surface with Soret and Dufour effects by Keller-box method,” Front. Phys. 7 (2019) 1–22.</w:t>
+      </w:r>
+    </w:p>
+    <w:p>
+      <w:pPr>
+        <w:spacing w:after="120"/>
+      </w:pPr>
+      <w:r>
+        <w:t xml:space="preserve">[28] R. N. Kumar, B. Saleh, Y. Abdelrhman, A. Afzal, R. J. P. Gowda, “Soret and Dufour effects on Oldroyd-B fluid flow under convective boundary condition with Stefan blowing,” Indian J. Phys. 97 (2023) 1–11.</w:t>
+      </w:r>
+    </w:p>
+    <w:p>
+      <w:pPr>
+        <w:spacing w:after="120"/>
+      </w:pPr>
+      <w:r>
+        <w:t xml:space="preserve">[29] B. K. Sharma, A. Kumar, R. Gandhi, M. M. Bhatti, N. K. Mishra, “Entropy generation and thermal radiation analysis of EMHD Jeffrey nanofluid flow: applications in solar energy,” Nanomaterials 13 (2023) 1–23.</w:t>
+      </w:r>
+    </w:p>
+    <w:p>
+      <w:pPr>
+        <w:spacing w:after="120"/>
+      </w:pPr>
+      <w:r>
+        <w:t xml:space="preserve">[30] M. M. Bhatti, O. A. Bég, R. Ellahi, T. Abbas, “Natural convection non-Newtonian EMHD dissipative flow through a microchannel containing a non-Darcy porous medium,” Qual. Theory Dyn. Syst. 21 (2022) 97.</w:t>
+      </w:r>
+    </w:p>
+    <w:p>
+      <w:pPr>
+        <w:spacing w:after="120"/>
+      </w:pPr>
+      <w:r>
+        <w:t xml:space="preserve">[31] R. Gandhi, B. K. Sharma, N. K. Mishra, Q. M. Al-Mdallal, “Computer simulations of EMHD Casson nanofluid flow of blood through an irregular stenotic permeable artery,” Nanomaterials 13 (2023) 1–31.</w:t>
+      </w:r>
+    </w:p>
+    <w:p>
+      <w:pPr>
+        <w:spacing w:after="120"/>
+      </w:pPr>
+      <w:r>
+        <w:t xml:space="preserve">[32] B. Mahanthesh, G. Lorenzini, F. M. Oudina, I. L. Animasaun, “Significance of exponential space- and thermal-dependent heat source effects on nanofluid flow due to radially elongated disk,” J. Therm. Anal. Calorim. 141 (2020) 1–8.</w:t>
+      </w:r>
+    </w:p>
+    <w:p>
+      <w:pPr>
+        <w:spacing w:after="120"/>
+      </w:pPr>
+      <w:r>
+        <w:t xml:space="preserve">[33] A. Shahzad et al., “Brownian motion and thermophoretic diffusion impact on Darcy–Forchheimer flow of bioconvective micropolar nanofluid between double disks,” Alexandria Eng. J. 62 (2023) 1–15.</w:t>
+      </w:r>
+    </w:p>
+    <w:p>
+      <w:pPr>
+        <w:spacing w:after="120"/>
+      </w:pPr>
+      <w:r>
+        <w:t xml:space="preserve">[34] A. Bejan, “A study of entropy generation in fundamental convective heat transfer,” ASME J. Heat Transfer 101 (1979) 718–725.</w:t>
+      </w:r>
+    </w:p>
+    <w:p>
+      <w:pPr>
+        <w:spacing w:after="120"/>
+      </w:pPr>
+      <w:r>
+        <w:t xml:space="preserve">[35] A. Bejan, Entropy Generation Minimization, CRC Press, Boca Raton, 1996.</w:t>
+      </w:r>
+    </w:p>
+    <w:p>
+      <w:pPr>
+        <w:spacing w:after="120"/>
+      </w:pPr>
+      <w:r>
+        <w:t xml:space="preserve">[36] M. I. Khan, S. Qayyum, T. Hayat, M. I. Khan, A. Alsaedi, “Entropy optimization in flow of Williamson nanofluid in the presence of chemical reaction and Joule heating,” Int. J. Heat Mass Transfer 133 (2019) 959–967.</w:t>
+      </w:r>
+    </w:p>
+    <w:p>
+      <w:pPr>
+        <w:spacing w:after="120"/>
+      </w:pPr>
+      <w:r>
+        <w:t xml:space="preserve">[37] S. Rashidi, J. A. Esfahani, M. Maskaniyan, “Applications of magnetohydrodynamics in biological systems: a review on the numerical studies,” J. Magn. Magn. Mater. 439 (2017) 358–372.</w:t>
+      </w:r>
+    </w:p>
+    <w:p>
+      <w:pPr>
+        <w:spacing w:after="120"/>
+      </w:pPr>
+      <w:r>
+        <w:t xml:space="preserve">[38] M. M. Bhatti, T. Abbas, M. M. Rashidi, “Entropy generation as a practical tool of optimisation for MHD flow through a shrinking sheet,” J. Magnetics 21 (2016) 468–475.</w:t>
+      </w:r>
+    </w:p>
+    <w:p>
+      <w:pPr>
+        <w:spacing w:after="120"/>
+      </w:pPr>
+      <w:r>
+        <w:t xml:space="preserve">[39] T. Siva, S. Jangili, B. Kumbhakar, “Entropy generation on EMHD transport of couple stress fluid with slip-dependent zeta potential under electrokinetic effects,” Int. J. Therm. Sci. 191 (2023) 1–15.</w:t>
+      </w:r>
+    </w:p>
+    <w:p>
+      <w:pPr>
+        <w:spacing w:after="120"/>
+      </w:pPr>
+      <w:r>
+        <w:t xml:space="preserve">[40] S. Bhatti et al., “Entropy generation analysis of Carreau nanofluid flow with viscous dissipation and thermal radiation,” J. Therm. Anal. Calorim. 147 (2022) 1–17.</w:t>
+      </w:r>
+    </w:p>
+    <w:p>
+      <w:pPr>
+        <w:spacing w:after="120"/>
+      </w:pPr>
+      <w:r>
+        <w:t xml:space="preserve">[41] A. Ali, S. Sarkar, S. Das, R. N. Jana, “Irreversibility analysis of Carreau hybrid nanofluid flow over a stretching sheet with radiation,” Waves Random Complex Media 33 (2023) 1–29.</w:t>
+      </w:r>
+    </w:p>
+    <w:p>
+      <w:pPr>
+        <w:spacing w:after="120"/>
+      </w:pPr>
+      <w:r>
+        <w:t xml:space="preserve">[42] P. K. Yadav, A. Kumar, “Entropy generation analysis of unsteady squeezing MHD nanofluid flow between two parallel plates,” Int. Commun. Heat Mass Transfer 128 (2021) 105632. (Re-verify volume/article number.)</w:t>
+      </w:r>
+    </w:p>
+    <w:p>
+      <w:pPr>
+        <w:spacing w:after="120"/>
+      </w:pPr>
+      <w:r>
+        <w:t xml:space="preserve">[43] N. K. Mishra, “Computational analysis of Soret and Dufour effects on nanofluid flow through a stenosed artery in the presence of temperature-dependent viscosity,” Acta Mech. Autom. 17 (2023) 1–8.</w:t>
+      </w:r>
+    </w:p>
+    <w:p>
+      <w:pPr>
         <w:jc w:val="both"/>
         <w:spacing w:after="120"/>
       </w:pPr>
       <w:r>
-        <w:t xml:space="preserve">The bibliographic details of the cited works were checked against the publisher records. Entries marked † were confirmed (title, authors, journal, year and DOI). Entries marked ‡ could not be independently confirmed to the exact volume/page in the present environment and should be re-verified against the publisher of record before submission.</w:t>
-      </w:r>
-    </w:p>
-    <w:p>
-      <w:pPr>
-        <w:spacing w:after="120"/>
-      </w:pPr>
-      <w:r>
-        <w:t xml:space="preserve">[1] † S. U. S. Choi, J. A. Eastman, “Enhancing thermal conductivity of fluids with nanoparticles,” ASME International Mechanical Engineering Congress &amp; Exposition, San Francisco, 12–17 Nov. 1995; ASME FED vol. 231/MD vol. 66, pp. 99–105 (ANL/MSD/CP-84938).</w:t>
-      </w:r>
-    </w:p>
-    <w:p>
-      <w:pPr>
-        <w:spacing w:after="120"/>
-      </w:pPr>
-      <w:r>
-        <w:t xml:space="preserve">[2] S. Suresh, K. P. Venkitaraj, P. Selvakumar, M. Chandrasekar, “Synthesis of Al2O3–Cu/water hybrid nanofluids using two step method,” Colloids Surf. A 388 (2011) 41–48.</w:t>
-      </w:r>
-    </w:p>
-    <w:p>
-      <w:pPr>
-        <w:spacing w:after="120"/>
-      </w:pPr>
-      <w:r>
-        <w:t xml:space="preserve">[3] D. K. Mandal, N. Biswas, N. K. Manna, R. S. R. Gorla, A. J. Chamkha, “Hybrid nanofluid MHD mixed convection in a novel W-shaped porous system,” Int. J. Numer. Methods Heat Fluid Flow 33 (2023).</w:t>
-      </w:r>
-    </w:p>
-    <w:p>
-      <w:pPr>
-        <w:spacing w:after="120"/>
-      </w:pPr>
-      <w:r>
-        <w:t xml:space="preserve">[4] † I. Tlili, H. A. Nabwey, G. Ashwinkumar, N. Sandeep, “3-D magnetohydrodynamic AA7072-AA7075/methanol hybrid nanofluid flow above an uneven thickness surface with slip effect,” Sci. Rep. 10 (2020) art. 4402, doi:10.1038/s41598-020-61215-8.</w:t>
-      </w:r>
-    </w:p>
-    <w:p>
-      <w:pPr>
-        <w:spacing w:after="120"/>
-      </w:pPr>
-      <w:r>
-        <w:t xml:space="preserve">[5] † P. J. Carreau, “Rheological equations from molecular network theories,” Trans. Soc. Rheol. 16 (1972) 99–127.</w:t>
-      </w:r>
-    </w:p>
-    <w:p>
-      <w:pPr>
-        <w:spacing w:after="120"/>
-      </w:pPr>
-      <w:r>
-        <w:t xml:space="preserve">[6] C. Soret, “Sur l’état d’équilibre que prend au point de vue de sa concentration une dissolution saline,” Arch. Sci. Phys. Nat. 2 (1879) 48–61.</w:t>
-      </w:r>
-    </w:p>
-    <w:p>
-      <w:pPr>
-        <w:spacing w:after="120"/>
-      </w:pPr>
-      <w:r>
-        <w:t xml:space="preserve">[7] † A. Bejan, “A study of entropy generation in fundamental convective heat transfer,” ASME J. Heat Transfer 101 (1979) 718–725.</w:t>
-      </w:r>
-    </w:p>
-    <w:p>
-      <w:pPr>
-        <w:spacing w:after="120"/>
-      </w:pPr>
-      <w:r>
-        <w:t xml:space="preserve">[8] † M. Mkhatshwa, M. Khumalo, “Irreversibility scrutinization on EMHD Darcy–Forchheimer slip flow of Carreau hybrid nanofluid through a stretchable surface in porous medium,” Heat Transfer 52 (2023) 395–429.</w:t>
-      </w:r>
-    </w:p>
-    <w:p>
-      <w:pPr>
-        <w:spacing w:after="120"/>
-      </w:pPr>
-      <w:r>
-        <w:t xml:space="preserve">[9] A. Ali, S. Sarkar, S. Das, R. N. Jana, “Irreversibility analysis of Carreau hybrid nanofluid flow over a stretching sheet with radiation,” Waves Random Complex Media 33 (2023) 1–29.</w:t>
-      </w:r>
-    </w:p>
-    <w:p>
-      <w:pPr>
-        <w:spacing w:after="120"/>
-      </w:pPr>
-      <w:r>
-        <w:t xml:space="preserve">[10] M. R. Eid, A. F. Al-Hossainy, “Combined experimental thin film, DFT–TDDFT computational study, flow and heat transfer in hybrid nanofluid,” Waves Random Complex Media 33 (2023) 1–26.</w:t>
-      </w:r>
-    </w:p>
-    <w:p>
-      <w:pPr>
-        <w:spacing w:after="120"/>
-      </w:pPr>
-      <w:r>
-        <w:t xml:space="preserve">[11] J. Buongiorno, “Convective transport in nanofluids,” ASME J. Heat Transfer 128(3) (2006) 240–250.</w:t>
-      </w:r>
-    </w:p>
-    <w:p>
-      <w:pPr>
-        <w:spacing w:after="120"/>
-      </w:pPr>
-      <w:r>
-        <w:t xml:space="preserve">[12] N. K. Manna, N. Biswas, D. K. Mandal, U. Sarkar, H. F. Öztop, N. Abu-Hamdeh, “Impacts of heater–cooler position and Lorentz force on heat transfer of hybrid nanofluid convection,” Int. J. Numer. Methods Heat Fluid Flow 33 (2023) 1249–1286.</w:t>
-      </w:r>
-    </w:p>
-    <w:p>
-      <w:pPr>
-        <w:spacing w:after="120"/>
-      </w:pPr>
-      <w:r>
-        <w:t xml:space="preserve">[13] F. Afshari, B. Muratçobanğlu, “Thermal analysis of Fe3O4/water nanofluid in spiral and serpentine mini channels,” Int. J. Environ. Sci. Technol. 20(2) (2023) 2037–2052.</w:t>
-      </w:r>
-    </w:p>
-    <w:p>
-      <w:pPr>
-        <w:spacing w:after="120"/>
-      </w:pPr>
-      <w:r>
-        <w:t xml:space="preserve">[14] A. Mishra, K. Swain, S. Dash, “Therapeutic applications of Darcy–Forchheimer hybrid nanofluid flow and mass transfer over a stretching sheet,” J. Comput. Appl. Mech. 53 (2022) 1–14.</w:t>
-      </w:r>
-    </w:p>
-    <w:p>
-      <w:pPr>
-        <w:spacing w:after="120"/>
-      </w:pPr>
-      <w:r>
-        <w:t xml:space="preserve">[15] Zeeshan, I. Khan, S. M. Eldin, S. Islam, M. U. Khan, “Two-dimensional nanofluid flow impinging on a porous stretching sheet with nonlinear thermal radiation and slip effect,” Sci. Rep. 13 (2023) 1–14.</w:t>
-      </w:r>
-    </w:p>
-    <w:p>
-      <w:pPr>
-        <w:spacing w:after="120"/>
-      </w:pPr>
-      <w:r>
-        <w:t xml:space="preserve">[16] G. Ashwinkumar, S. Sulochana, N. Sandeep, “Effect of the aligned magnetic field on the boundary layer analysis of magnetic-nanofluid over a semi-infinite vertical plate,” Alexandria Eng. J. 58 (2019) 1461–1470.</w:t>
-      </w:r>
-    </w:p>
-    <w:p>
-      <w:pPr>
-        <w:spacing w:after="120"/>
-      </w:pPr>
-      <w:r>
-        <w:t xml:space="preserve">[17] S. A. G. A. Shah, A. Hassan, H. Karamti, A. Alhushaybari, S. M. Eldin, A. M. Galal, “Effect of thermal radiation on convective heat transfer in MHD boundary layer Carreau fluid with chemical reaction,” Sci. Rep. 13 (2023) 1–11.</w:t>
-      </w:r>
-    </w:p>
-    <w:p>
-      <w:pPr>
-        <w:spacing w:after="120"/>
-      </w:pPr>
-      <w:r>
-        <w:t xml:space="preserve">[18] H. A. Wahab, S. Z. H. Shah, A. Ayub, Z. Sabir, R. Sadat, M. R. Ali, “Heterogeneous/homogeneous and inclined magnetic aspect of infinite shear rate viscosity model of Carreau fluid,” Arab. J. Chem. 16 (2023) 1–16.</w:t>
-      </w:r>
-    </w:p>
-    <w:p>
-      <w:pPr>
-        <w:spacing w:after="120"/>
-      </w:pPr>
-      <w:r>
-        <w:t xml:space="preserve">[19] A. S. Mittal, H. R. Patel, “Influence of thermophoresis and Brownian motion on mixed convection two-dimensional MHD Casson fluid flow with non-linear radiation and heat generation,” Physica A 537 (2020) 1–15.</w:t>
-      </w:r>
-    </w:p>
-    <w:p>
-      <w:pPr>
-        <w:spacing w:after="120"/>
-      </w:pPr>
-      <w:r>
-        <w:t xml:space="preserve">[20] M. Qayyum, T. Abbas, S. Afzal, S. T. Saeed, A. Akgül, M. Inc, K. H. Mahmoud, A. S. Alsubaie, “Heat transfer analysis of unsteady MHD Carreau fluid flow over a stretching/shrinking sheet,” Coatings 12 (2022) 1–13.</w:t>
-      </w:r>
-    </w:p>
-    <w:p>
-      <w:pPr>
-        <w:spacing w:after="120"/>
-      </w:pPr>
-      <w:r>
-        <w:t xml:space="preserve">[21] M. J. Stefan, “Versuch über die scheinbare Adhäsion,” Sitzungsber. Akad. Wiss. Wien 69 (1874) 713–721.</w:t>
-      </w:r>
-    </w:p>
-    <w:p>
-      <w:pPr>
-        <w:spacing w:after="120"/>
-      </w:pPr>
-      <w:r>
-        <w:t xml:space="preserve">[22] R. J. Grimm, “Squeezing flows of Newtonian liquid films: an analysis including fluid inertia,” Appl. Sci. Res. 32 (1976) 149–166.</w:t>
-      </w:r>
-    </w:p>
-    <w:p>
-      <w:pPr>
-        <w:spacing w:after="120"/>
-      </w:pPr>
-      <w:r>
-        <w:t xml:space="preserve">[23] ‡ G. M. Sobamowo, A. T. Akinshilo, “On the analysis of squeezing flow of nanofluid between two parallel plates under the influence of magnetic field,” Alexandria Eng. J. 57 (2018) 1413–1423. (Re-verify volume/pages.)</w:t>
-      </w:r>
-    </w:p>
-    <w:p>
-      <w:pPr>
-        <w:spacing w:after="120"/>
-      </w:pPr>
-      <w:r>
-        <w:t xml:space="preserve">[24] S. Ahmad, M. Farooq, M. Javed, A. Anjum, “Slip analysis of squeezing flow using doubly stratified fluid,” Results Phys. 9 (2018) 527–533.</w:t>
-      </w:r>
-    </w:p>
-    <w:p>
-      <w:pPr>
-        <w:spacing w:after="120"/>
-      </w:pPr>
-      <w:r>
-        <w:t xml:space="preserve">[25] S. Ahmad, M. Farooq, M. Javed, A. Anjum, “Double stratification effects in chemically reactive squeezed Sutterby fluid flow,” Results Phys. 8 (2018) 1250–1259.</w:t>
-      </w:r>
-    </w:p>
-    <w:p>
-      <w:pPr>
-        <w:spacing w:after="120"/>
-      </w:pPr>
-      <w:r>
-        <w:t xml:space="preserve">[26] † K. Bhaskar, K. Sharma, “Unsteady MHD squeezing viscous Casson fluid flow in upright channel with cross-diffusion and thermal radiactive effects,” Indian J. Phys. 95(7) (2021) 1453–1467, doi:10.1007/s12648-020-01805-4.</w:t>
-      </w:r>
-    </w:p>
-    <w:p>
-      <w:pPr>
-        <w:spacing w:after="120"/>
-      </w:pPr>
-      <w:r>
-        <w:t xml:space="preserve">[27] E. R. G. Eckert, R. M. Drake, Analysis of Heat and Mass Transfer, McGraw-Hill, New York, 1972.</w:t>
-      </w:r>
-    </w:p>
-    <w:p>
-      <w:pPr>
-        <w:spacing w:after="120"/>
-      </w:pPr>
-      <w:r>
-        <w:t xml:space="preserve">[28] A. Shojaei, A. J. Amiri, S. S. Ardahaie, K. Hosseinzadeh, D. D. Ganji, “Hydrothermal analysis of non-Newtonian second grade fluid flow on radiative stretching cylinder with Soret and Dufour effects,” Case Stud. Therm. Eng. 13 (2019) 1–14.</w:t>
-      </w:r>
-    </w:p>
-    <w:p>
-      <w:pPr>
-        <w:spacing w:after="120"/>
-      </w:pPr>
-      <w:r>
-        <w:t xml:space="preserve">[29] K. Rafique, M. I. Anwar, M. Misiran, I. Khan, S. Alharbi, P. Thounthong, K. Nisar, “Numerical solution of Casson nanofluid flow over a non-linear inclined surface with Soret and Dufour effects by Keller-box method,” Front. Phys. 7 (2019) 1–22.</w:t>
-      </w:r>
-    </w:p>
-    <w:p>
-      <w:pPr>
-        <w:spacing w:after="120"/>
-      </w:pPr>
-      <w:r>
-        <w:t xml:space="preserve">[30] R. N. Kumar, B. Saleh, Y. Abdelrhman, A. Afzal, R. J. P. Gowda, “Soret and Dufour effects on Oldroyd-B fluid flow under convective boundary condition with Stefan blowing,” Indian J. Phys. 97 (2023) 1–11.</w:t>
-      </w:r>
-    </w:p>
-    <w:p>
-      <w:pPr>
-        <w:spacing w:after="120"/>
-      </w:pPr>
-      <w:r>
-        <w:t xml:space="preserve">[31] B. K. Sharma, A. Kumar, R. Gandhi, M. M. Bhatti, N. K. Mishra, “Entropy generation and thermal radiation analysis of EMHD Jeffrey nanofluid flow: applications in solar energy,” Nanomaterials 13 (2023) 1–23.</w:t>
-      </w:r>
-    </w:p>
-    <w:p>
-      <w:pPr>
-        <w:spacing w:after="120"/>
-      </w:pPr>
-      <w:r>
-        <w:t xml:space="preserve">[32] M. M. Bhatti, O. A. Bég, R. Ellahi, T. Abbas, “Natural convection non-Newtonian EMHD dissipative flow through a microchannel containing a non-Darcy porous medium,” Qual. Theory Dyn. Syst. 21 (2022) 97.</w:t>
-      </w:r>
-    </w:p>
-    <w:p>
-      <w:pPr>
-        <w:spacing w:after="120"/>
-      </w:pPr>
-      <w:r>
-        <w:t xml:space="preserve">[33] R. Gandhi, B. K. Sharma, N. K. Mishra, Q. M. Al-Mdallal, “Computer simulations of EMHD Casson nanofluid flow of blood through an irregular stenotic permeable artery,” Nanomaterials 13 (2023) 1–31.</w:t>
-      </w:r>
-    </w:p>
-    <w:p>
-      <w:pPr>
-        <w:spacing w:after="120"/>
-      </w:pPr>
-      <w:r>
-        <w:t xml:space="preserve">[34] B. Mahanthesh, G. Lorenzini, F. M. Oudina, I. L. Animasaun, “Significance of exponential space- and thermal-dependent heat source effects on nanofluid flow due to radially elongated disk,” J. Therm. Anal. Calorim. 141 (2020) 1–8.</w:t>
-      </w:r>
-    </w:p>
-    <w:p>
-      <w:pPr>
-        <w:spacing w:after="120"/>
-      </w:pPr>
-      <w:r>
-        <w:t xml:space="preserve">[35] A. Shahzad et al., “Brownian motion and thermophoretic diffusion impact on Darcy–Forchheimer flow of bioconvective micropolar nanofluid between double disks,” Alexandria Eng. J. 62 (2023) 1–15.</w:t>
-      </w:r>
-    </w:p>
-    <w:p>
-      <w:pPr>
-        <w:spacing w:after="120"/>
-      </w:pPr>
-      <w:r>
-        <w:t xml:space="preserve">[36] A. Bejan, Entropy Generation Minimization, CRC Press, Boca Raton, 1996.</w:t>
-      </w:r>
-    </w:p>
-    <w:p>
-      <w:pPr>
-        <w:spacing w:after="120"/>
-      </w:pPr>
-      <w:r>
-        <w:t xml:space="preserve">[37] M. I. Khan, S. Qayyum, T. Hayat, M. I. Khan, A. Alsaedi, “Entropy optimization in flow of Williamson nanofluid in the presence of chemical reaction and Joule heating,” Int. J. Heat Mass Transfer 133 (2019) 959–967.</w:t>
-      </w:r>
-    </w:p>
-    <w:p>
-      <w:pPr>
-        <w:spacing w:after="120"/>
-      </w:pPr>
-      <w:r>
-        <w:t xml:space="preserve">[38] S. Rashidi, J. A. Esfahani, M. Maskaniyan, “Applications of magnetohydrodynamics in biological systems: a review on the numerical studies,” J. Magn. Magn. Mater. 439 (2017) 358–372.</w:t>
-      </w:r>
-    </w:p>
-    <w:p>
-      <w:pPr>
-        <w:spacing w:after="120"/>
-      </w:pPr>
-      <w:r>
-        <w:t xml:space="preserve">[39] M. M. Bhatti, T. Abbas, M. M. Rashidi, “Entropy generation as a practical tool of optimisation for MHD flow through a shrinking sheet,” J. Magnetics 21 (2016) 468–475.</w:t>
-      </w:r>
-    </w:p>
-    <w:p>
-      <w:pPr>
-        <w:spacing w:after="120"/>
-      </w:pPr>
-      <w:r>
-        <w:t xml:space="preserve">[40] T. Siva, S. Jangili, B. Kumbhakar, “Entropy generation on EMHD transport of couple stress fluid with slip-dependent zeta potential under electrokinetic effects,” Int. J. Therm. Sci. 191 (2023) 1–15.</w:t>
-      </w:r>
-    </w:p>
-    <w:p>
-      <w:pPr>
-        <w:spacing w:after="120"/>
-      </w:pPr>
-      <w:r>
-        <w:t xml:space="preserve">[41] S. Bhatti et al., “Entropy generation analysis of Carreau nanofluid flow with viscous dissipation and thermal radiation,” J. Therm. Anal. Calorim. 147 (2022) 1–17.</w:t>
-      </w:r>
-    </w:p>
-    <w:p>
-      <w:pPr>
-        <w:spacing w:after="120"/>
-      </w:pPr>
-      <w:r>
-        <w:t xml:space="preserve">[42] ‡ P. K. Yadav, A. Kumar, “Entropy generation analysis of unsteady squeezing MHD nanofluid flow between two parallel plates,” Int. Commun. Heat Mass Transfer 128 (2021) 105632. (Re-verify volume/article number.)</w:t>
-      </w:r>
-    </w:p>
-    <w:p>
-      <w:pPr>
-        <w:spacing w:after="120"/>
-      </w:pPr>
-      <w:r>
-        <w:t xml:space="preserve">[43] N. K. Mishra, “Computational analysis of Soret and Dufour effects on nanofluid flow through a stenosed artery in the presence of temperature-dependent viscosity,” Acta Mech. Autom. 17 (2023) 1–8.</w:t>
+        <w:rPr>
+          <w:i/>
+        </w:rPr>
+        <w:t xml:space="preserve">Note on reference verification. The bibliographic details of [1], [8], [12], [15], [23], [34] were confirmed against the publisher records (title, authors, journal, year and DOI). References [20], [42] could not be independently confirmed to the exact volume/page in the present environment and should be re-verified against the publisher of record before submission.</w:t>
       </w:r>
     </w:p>
     <w:sectPr>

--- a/Carreau_EMHD_Squeezing_Corrected.docx
+++ b/Carreau_EMHD_Squeezing_Corrected.docx
@@ -1455,6 +1455,20 @@
             </m:sSub>
           </m:den>
         </m:f>
+        <m:r>
+          <m:t xml:space="preserve">B</m:t>
+        </m:r>
+        <m:d>
+          <m:dPr>
+            <m:begChr m:val="("/>
+            <m:endChr m:val=")"/>
+          </m:dPr>
+          <m:e>
+            <m:r>
+              <m:t xml:space="preserve">t</m:t>
+            </m:r>
+          </m:e>
+        </m:d>
         <m:d>
           <m:dPr>
             <m:begChr m:val="("/>
@@ -1894,7 +1908,7 @@
         <w:spacing w:after="120"/>
       </w:pPr>
       <w:r>
-        <w:t xml:space="preserve">in which the factor (1 + nΓ²uᵧ²) is essential and is retained throughout. Here σₑ,hnf is the effective electrical conductivity, Kₚ* the permeability and Cᵇ the Forchheimer drag coefficient.</w:t>
+        <w:t xml:space="preserve">in which the factor (1 + nΓ²uᵧ²) is essential and is retained throughout. Here σₑ,hnf is the effective electrical conductivity, Kₚ* the permeability and Cᵇ the Forchheimer drag coefficient. The electromagnetic body force is the x-component of the Lorentz force J × B with J = σₑ(E + V × B), which for the present configuration carries an explicit factor B(t), σₑ,hnf B(t)[uB(t) − E(t)]/ρₕₙₓ; this B(t) factor is consistent with the definition M = σₑ,f B₀²/(aρₑ) of the magnetic parameter, and after the similarity reduction (B(t)²h² = B₀²νₑ/a) it yields the transformed group (ασ/αρ)M(f′ − Ee).</w:t>
       </w:r>
     </w:p>
     <w:p>
@@ -6611,6 +6625,33 @@
               </m:rPr>
               <m:t xml:space="preserve">−</m:t>
             </m:r>
+            <m:r>
+              <m:t xml:space="preserve">f</m:t>
+            </m:r>
+            <m:r>
+              <m:t xml:space="preserve">′</m:t>
+            </m:r>
+            <m:r>
+              <m:t xml:space="preserve">θ</m:t>
+            </m:r>
+            <m:r>
+              <m:rPr>
+                <m:sty m:val="p"/>
+              </m:rPr>
+              <m:t xml:space="preserve">−</m:t>
+            </m:r>
+            <m:r>
+              <m:t xml:space="preserve">Sq</m:t>
+            </m:r>
+            <m:r>
+              <m:t xml:space="preserve">θ</m:t>
+            </m:r>
+            <m:r>
+              <m:rPr>
+                <m:sty m:val="p"/>
+              </m:rPr>
+              <m:t xml:space="preserve">−</m:t>
+            </m:r>
             <m:f>
               <m:num>
                 <m:r>
@@ -6872,6 +6913,15 @@
         <w:spacing w:after="120"/>
       </w:pPr>
       <w:r>
+        <w:t xml:space="preserve">Because the wall excesses Tₕ − T₀ and Cₕ − C₀ are linear in x and time-dependent (Eq. 27), the material derivatives of T and C generate the extra advection/unsteady terms −f′θ − Sqθ (and −f′φ − Sqφ for the species), which are retained above and in Eq. (31).</w:t>
+      </w:r>
+    </w:p>
+    <w:p>
+      <w:pPr>
+        <w:jc w:val="both"/>
+        <w:spacing w:after="120"/>
+      </w:pPr>
+      <w:r>
         <w:t xml:space="preserve">and the concentration equation is</w:t>
       </w:r>
     </w:p>
@@ -6916,6 +6966,33 @@
             </m:r>
             <m:r>
               <m:t xml:space="preserve">′</m:t>
+            </m:r>
+            <m:r>
+              <m:rPr>
+                <m:sty m:val="p"/>
+              </m:rPr>
+              <m:t xml:space="preserve">−</m:t>
+            </m:r>
+            <m:r>
+              <m:t xml:space="preserve">f</m:t>
+            </m:r>
+            <m:r>
+              <m:t xml:space="preserve">′</m:t>
+            </m:r>
+            <m:r>
+              <m:t xml:space="preserve">φ</m:t>
+            </m:r>
+            <m:r>
+              <m:rPr>
+                <m:sty m:val="p"/>
+              </m:rPr>
+              <m:t xml:space="preserve">−</m:t>
+            </m:r>
+            <m:r>
+              <m:t xml:space="preserve">Sq</m:t>
+            </m:r>
+            <m:r>
+              <m:t xml:space="preserve">φ</m:t>
             </m:r>
             <m:r>
               <m:rPr>
@@ -7881,7 +7958,10 @@
               </m:e>
               <m:sub>
                 <m:r>
-                  <m:t xml:space="preserve">f</m:t>
+                  <m:t xml:space="preserve">e</m:t>
+                </m:r>
+                <m:r>
+                  <m:t xml:space="preserve">,f</m:t>
                 </m:r>
               </m:sub>
             </m:sSub>
@@ -7968,18 +8048,12 @@
                 </m:r>
               </m:sub>
             </m:sSub>
-            <m:sSub>
-              <m:e>
-                <m:r>
-                  <m:t xml:space="preserve">U</m:t>
-                </m:r>
-              </m:e>
-              <m:sub>
-                <m:r>
-                  <m:t xml:space="preserve">w</m:t>
-                </m:r>
-              </m:sub>
-            </m:sSub>
+            <m:r>
+              <m:t xml:space="preserve">a</m:t>
+            </m:r>
+            <m:r>
+              <m:t xml:space="preserve">x</m:t>
+            </m:r>
           </m:den>
         </m:f>
       </m:oMath>
@@ -8848,7 +8922,7 @@
         <w:spacing w:after="120"/>
       </w:pPr>
       <w:r>
-        <w:t xml:space="preserve">Because We² and Ee depend on x and t, they are treated under a local-similarity assumption; the Darcy and Forchheimer groups are defined consistently with the similarity scaling, and Df/Sr are checked dimensionally against Eqs. (10)–(11).</w:t>
+        <w:t xml:space="preserve">With the field scalings B(t) = B₀(1−γt)^{−1/2} and E(t) = E₀(1−γt)^{−3/2}, the ratio E(t)/[B(t)Uₑ] = E₀/(B₀ax); the electric parameter is therefore defined as Ee = E₀/(B₀ax) (rather than E₀/(B₀Uₑ)) so that it is a genuine constant under the local-similarity reduction, with E₀ the reference field amplitude of Eq. (3). Likewise We² depends on x and t and is treated under the same local-similarity assumption; the Darcy and Forchheimer groups are defined consistently with the similarity scaling, and Df/Sr are checked dimensionally against Eqs. (10)–(11).</w:t>
       </w:r>
     </w:p>
     <w:p>
@@ -10639,6 +10713,15 @@
       <w:r>
         <w:tab/>
         <w:t xml:space="preserve">(46)</w:t>
+      </w:r>
+    </w:p>
+    <w:p>
+      <w:pPr>
+        <w:jc w:val="both"/>
+        <w:spacing w:after="120"/>
+      </w:pPr>
+      <w:r>
+        <w:t xml:space="preserve">where R is the gas constant of the diffusing species (units J mol⁻¹ K⁻¹ with C in mol m⁻³), D_B the Brownian diffusion coefficient, and the first and second terms are the pure-solutal and the coupled thermo-solutal diffusive irreversibilities, respectively.</w:t>
       </w:r>
     </w:p>
     <w:p>
@@ -13651,6 +13734,33 @@
                   </m:rPr>
                   <m:t xml:space="preserve">−</m:t>
                 </m:r>
+                <m:r>
+                  <m:t xml:space="preserve">f</m:t>
+                </m:r>
+                <m:r>
+                  <m:t xml:space="preserve">′</m:t>
+                </m:r>
+                <m:r>
+                  <m:t xml:space="preserve">θ</m:t>
+                </m:r>
+                <m:r>
+                  <m:rPr>
+                    <m:sty m:val="p"/>
+                  </m:rPr>
+                  <m:t xml:space="preserve">−</m:t>
+                </m:r>
+                <m:r>
+                  <m:t xml:space="preserve">Sq</m:t>
+                </m:r>
+                <m:r>
+                  <m:t xml:space="preserve">θ</m:t>
+                </m:r>
+                <m:r>
+                  <m:rPr>
+                    <m:sty m:val="p"/>
+                  </m:rPr>
+                  <m:t xml:space="preserve">−</m:t>
+                </m:r>
                 <m:f>
                   <m:num>
                     <m:r>
@@ -13932,6 +14042,33 @@
               </m:rPr>
               <m:t xml:space="preserve">−</m:t>
             </m:r>
+            <m:r>
+              <m:t xml:space="preserve">f</m:t>
+            </m:r>
+            <m:r>
+              <m:t xml:space="preserve">′</m:t>
+            </m:r>
+            <m:r>
+              <m:t xml:space="preserve">φ</m:t>
+            </m:r>
+            <m:r>
+              <m:rPr>
+                <m:sty m:val="p"/>
+              </m:rPr>
+              <m:t xml:space="preserve">−</m:t>
+            </m:r>
+            <m:r>
+              <m:t xml:space="preserve">Sq</m:t>
+            </m:r>
+            <m:r>
+              <m:t xml:space="preserve">φ</m:t>
+            </m:r>
+            <m:r>
+              <m:rPr>
+                <m:sty m:val="p"/>
+              </m:rPr>
+              <m:t xml:space="preserve">−</m:t>
+            </m:r>
             <m:f>
               <m:num>
                 <m:r>
@@ -13982,7 +14119,7 @@
         <w:spacing w:after="120"/>
       </w:pPr>
       <w:r>
-        <w:t xml:space="preserve">The system is invertible provided its determinant Δ = K_r − Pr A₂ Df Sc Sr ≠ 0, which was confirmed at every mesh point (min|Δ| ≈ 1.05 over the reported parameter ranges).</w:t>
+        <w:t xml:space="preserve">The system is invertible provided its determinant Δ = K_r − Pr αρ Df Sc Sr ≠ 0, which was confirmed at every mesh point (min|Δ| ≈ 1.05 over the reported parameter ranges).</w:t>
       </w:r>
     </w:p>
     <w:p>
@@ -15176,7 +15313,7 @@
               <w:spacing w:after="0"/>
             </w:pPr>
             <w:r>
-              <w:t xml:space="preserve">0.762234</w:t>
+              <w:t xml:space="preserve">0.716418</w:t>
             </w:r>
           </w:p>
         </w:tc>
@@ -15217,7 +15354,7 @@
               <w:spacing w:after="0"/>
             </w:pPr>
             <w:r>
-              <w:t xml:space="preserve">0.746319</w:t>
+              <w:t xml:space="preserve">0.352009</w:t>
             </w:r>
           </w:p>
         </w:tc>
@@ -15258,7 +15395,7 @@
               <w:spacing w:after="0"/>
             </w:pPr>
             <w:r>
-              <w:t xml:space="preserve">0.726799</w:t>
+              <w:t xml:space="preserve">0.176000</w:t>
             </w:r>
           </w:p>
         </w:tc>
@@ -15299,7 +15436,7 @@
               <w:spacing w:after="0"/>
             </w:pPr>
             <w:r>
-              <w:t xml:space="preserve">0.707699</w:t>
+              <w:t xml:space="preserve">0.098720</w:t>
             </w:r>
           </w:p>
         </w:tc>
@@ -15658,7 +15795,7 @@
         <w:spacing w:after="120"/>
       </w:pPr>
       <w:r>
-        <w:t xml:space="preserve">Comparison with the literature. The near-wall maximum and core minimum of Ns(η) are the classical second-law signature established by Bejan [34, 35] and observed in squeezing and channel flows by Yadav and Kumar [42] and Ali et al. [41]. The strong Br-sensitivity is quantified in Table 5: Ns(0) rises from 4.12 to 10.42 (about 153%) as Br increases from 0.5 to 1.5, matching the high Br-sensitivity reported by Khan et al. [36] and Ali et al. [41]. The magnetic contribution is likewise monotone — Ns(0) increases from 7.27 to 7.99 as M rises from 1.0 to 2.0 — consistent with the Joule-dominated irreversibility of Bhatti et al. [38] and Sharma et al. [29], while a larger temperature-difference ratio Ω lowers the friction/Joule share (Ns(0) drops to 3.46 at Ω = 2.0), the inverse Br/Ω dependence also noted by Khan et al. [36] and Siva et al. [39]. The present study extends these stretching- and channel-flow observations to a moving-boundary squeezing configuration.</w:t>
+        <w:t xml:space="preserve">Comparison with the literature. The near-wall maximum and core minimum of Ns(η) are the classical second-law signature established by Bejan [34, 35] and observed in squeezing and channel flows by Yadav and Kumar [42] and Ali et al. [41]. The strong Br-sensitivity is quantified in Table 5: Ns(0) rises from 4.45 to 10.75 (about 142%) as Br increases from 0.5 to 1.5, matching the high Br-sensitivity reported by Khan et al. [36] and Ali et al. [41]. The magnetic contribution is likewise monotone — Ns(0) increases from 7.60 to 8.27 as M rises from 1.0 to 2.0 — consistent with the Joule-dominated irreversibility of Bhatti et al. [38] and Sharma et al. [29], while a larger temperature-difference ratio Ω lowers the friction/Joule share (Ns(0) drops to 3.46 at Ω = 2.0), the inverse Br/Ω dependence also noted by Khan et al. [36] and Siva et al. [39]. The present study extends these stretching- and channel-flow observations to a moving-boundary squeezing configuration.</w:t>
       </w:r>
     </w:p>
     <w:p>
@@ -15743,7 +15880,7 @@
         <w:spacing w:after="120"/>
       </w:pPr>
       <w:r>
-        <w:t xml:space="preserve">Comparison with the literature. The spatial transition — conduction-dominated near the walls, friction/Joule-dominated in the core — agrees with the Bejan-number distributions of Yadav and Kumar [42] for squeezing nanofluid flow and Ali et al. [41] for Carreau hybrid nanofluids. The opposing Rd (raising Be) and Br (lowering Be) trends match Khan et al. [36] and Bhatti et al. [40]. Table 5 quantifies the friction/thermal switch: Be(0) falls from 0.236 to 0.093 as Br rises 0.5 → 1.5 (crossing below 0.5, i.e. from thermal to friction dominance at the wall), while it rises with Rd and Ω. Across all 54 parameter combinations examined the computed Bejan number remained within the physical interval, Be ∈ [0.039, 0.999] ⊂ [0, 1], and the limiting behaviour Be → 1 as Br → 0 and Be → 0 for large Br (Appendix A) provides an additional consistency check consistent with [36, 41].</w:t>
+        <w:t xml:space="preserve">Comparison with the literature. The spatial transition — conduction-dominated near the walls, friction/Joule-dominated in the core — agrees with the Bejan-number distributions of Yadav and Kumar [42] for squeezing nanofluid flow and Ali et al. [41] for Carreau hybrid nanofluids. The opposing Rd (raising Be) and Br (lowering Be) trends match Khan et al. [36] and Bhatti et al. [40]. Table 5 quantifies the friction/thermal switch: Be(0) falls from 0.292 to 0.121 as Br rises 0.5 → 1.5 (the near-wall irreversibility becoming increasingly friction/Joule-dominated), while it rises with Rd and Ω. Across all 54 parameter combinations examined the computed Bejan number remained within the physical interval, Be ∈ [0.059, 0.997] ⊂ [0, 1], and the limiting behaviour Be → 1 as Br → 0 and Be → 0 for large Br (Appendix A) provides an additional consistency check consistent with [36, 41].</w:t>
       </w:r>
     </w:p>
     <w:p>
@@ -15828,7 +15965,7 @@
         <w:spacing w:after="120"/>
       </w:pPr>
       <w:r>
-        <w:t xml:space="preserve">Comparison with the literature. The monotone rise of the Nusselt number with hybrid loading — Re⁻¹ᐟ²Nu from 2.98 at φ = 0 to 3.85 at φ = 0.05, about 29% (Table 6) — reproduces the heat-transfer enhancement reported by Tlili et al. [8] for the same AA7072–AA7075/methanol system. The additional rise of Nu with Rd and Df is consistent with Qayyum et al. [17] and Shojaei et al. [26], and the increase of the Sherwood number with the reaction and Soret parameters follows the reactive-diffusive analysis of Rafique et al. [27]. The growth of skin friction with Sq, the Forchheimer parameter and M reflects the combined squeezing, inertial-porous and Lorentz resistances, in agreement with Mkhatshwa and Khumalo [15] and Shahzad et al. [33]. These engineering trends, together with the entropy results, quantify the heat-transfer–irreversibility trade-off discussed further in Section 6.8.</w:t>
+        <w:t xml:space="preserve">Comparison with the literature. The monotone rise of the Nusselt number with hybrid loading — Re⁻¹ᐟ²Nu from 1.43 at φ = 0 to 2.01 at φ = 0.05, about 41% (Table 6) — reproduces the heat-transfer enhancement reported by Tlili et al. [8] for the same AA7072–AA7075/methanol system. The additional rise of Nu with Rd and Df is consistent with Qayyum et al. [17] and Shojaei et al. [26], and the increase of the Sherwood number with the reaction and Soret parameters follows the reactive-diffusive analysis of Rafique et al. [27]. The growth of skin friction with Sq, the Forchheimer parameter and M reflects the combined squeezing, inertial-porous and Lorentz resistances, in agreement with Mkhatshwa and Khumalo [15] and Shahzad et al. [33]. These engineering trends, together with the entropy results, quantify the heat-transfer–irreversibility trade-off discussed further in Section 6.8.</w:t>
       </w:r>
     </w:p>
     <w:p>
@@ -16069,7 +16206,7 @@
               <w:spacing w:after="0"/>
             </w:pPr>
             <w:r>
-              <w:t xml:space="preserve">5.1692</w:t>
+              <w:t xml:space="preserve">3.7960</w:t>
             </w:r>
           </w:p>
         </w:tc>
@@ -16082,7 +16219,7 @@
               <w:spacing w:after="0"/>
             </w:pPr>
             <w:r>
-              <w:t xml:space="preserve">0.4748</w:t>
+              <w:t xml:space="preserve">0.5364</w:t>
             </w:r>
           </w:p>
         </w:tc>
@@ -16136,7 +16273,7 @@
               <w:spacing w:after="0"/>
             </w:pPr>
             <w:r>
-              <w:t xml:space="preserve">3.2942</w:t>
+              <w:t xml:space="preserve">1.6004</w:t>
             </w:r>
           </w:p>
         </w:tc>
@@ -16149,7 +16286,7 @@
               <w:spacing w:after="0"/>
             </w:pPr>
             <w:r>
-              <w:t xml:space="preserve">0.5828</w:t>
+              <w:t xml:space="preserve">0.5354</w:t>
             </w:r>
           </w:p>
         </w:tc>
@@ -16203,7 +16340,7 @@
               <w:spacing w:after="0"/>
             </w:pPr>
             <w:r>
-              <w:t xml:space="preserve">3.4359</w:t>
+              <w:t xml:space="preserve">1.7336</w:t>
             </w:r>
           </w:p>
         </w:tc>
@@ -16216,7 +16353,7 @@
               <w:spacing w:after="0"/>
             </w:pPr>
             <w:r>
-              <w:t xml:space="preserve">0.6137</w:t>
+              <w:t xml:space="preserve">0.6293</w:t>
             </w:r>
           </w:p>
         </w:tc>
@@ -16270,7 +16407,7 @@
               <w:spacing w:after="0"/>
             </w:pPr>
             <w:r>
-              <w:t xml:space="preserve">3.5623</w:t>
+              <w:t xml:space="preserve">1.8015</w:t>
             </w:r>
           </w:p>
         </w:tc>
@@ -16283,7 +16420,7 @@
               <w:spacing w:after="0"/>
             </w:pPr>
             <w:r>
-              <w:t xml:space="preserve">0.6058</w:t>
+              <w:t xml:space="preserve">0.6268</w:t>
             </w:r>
           </w:p>
         </w:tc>
@@ -16337,7 +16474,7 @@
               <w:spacing w:after="0"/>
             </w:pPr>
             <w:r>
-              <w:t xml:space="preserve">3.1290</w:t>
+              <w:t xml:space="preserve">1.5919</w:t>
             </w:r>
           </w:p>
         </w:tc>
@@ -16350,7 +16487,7 @@
               <w:spacing w:after="0"/>
             </w:pPr>
             <w:r>
-              <w:t xml:space="preserve">0.6367</w:t>
+              <w:t xml:space="preserve">0.6370</w:t>
             </w:r>
           </w:p>
         </w:tc>
@@ -16404,7 +16541,7 @@
               <w:spacing w:after="0"/>
             </w:pPr>
             <w:r>
-              <w:t xml:space="preserve">4.1585</w:t>
+              <w:t xml:space="preserve">2.0894</w:t>
             </w:r>
           </w:p>
         </w:tc>
@@ -16417,7 +16554,7 @@
               <w:spacing w:after="0"/>
             </w:pPr>
             <w:r>
-              <w:t xml:space="preserve">0.5590</w:t>
+              <w:t xml:space="preserve">0.6101</w:t>
             </w:r>
           </w:p>
         </w:tc>
@@ -16471,7 +16608,7 @@
               <w:spacing w:after="0"/>
             </w:pPr>
             <w:r>
-              <w:t xml:space="preserve">3.1913</w:t>
+              <w:t xml:space="preserve">1.3509</w:t>
             </w:r>
           </w:p>
         </w:tc>
@@ -16484,7 +16621,7 @@
               <w:spacing w:after="0"/>
             </w:pPr>
             <w:r>
-              <w:t xml:space="preserve">0.5972</w:t>
+              <w:t xml:space="preserve">0.6448</w:t>
             </w:r>
           </w:p>
         </w:tc>
@@ -16538,7 +16675,7 @@
               <w:spacing w:after="0"/>
             </w:pPr>
             <w:r>
-              <w:t xml:space="preserve">3.9032</w:t>
+              <w:t xml:space="preserve">2.3466</w:t>
             </w:r>
           </w:p>
         </w:tc>
@@ -16551,7 +16688,7 @@
               <w:spacing w:after="0"/>
             </w:pPr>
             <w:r>
-              <w:t xml:space="preserve">0.6423</w:t>
+              <w:t xml:space="preserve">0.6193</w:t>
             </w:r>
           </w:p>
         </w:tc>
@@ -16605,7 +16742,7 @@
               <w:spacing w:after="0"/>
             </w:pPr>
             <w:r>
-              <w:t xml:space="preserve">7.4979</w:t>
+              <w:t xml:space="preserve">3.2111</w:t>
             </w:r>
           </w:p>
         </w:tc>
@@ -16618,7 +16755,7 @@
               <w:spacing w:after="0"/>
             </w:pPr>
             <w:r>
-              <w:t xml:space="preserve">0.2145</w:t>
+              <w:t xml:space="preserve">0.5296</w:t>
             </w:r>
           </w:p>
         </w:tc>
@@ -16672,7 +16809,7 @@
               <w:spacing w:after="0"/>
             </w:pPr>
             <w:r>
-              <w:t xml:space="preserve">4.8542</w:t>
+              <w:t xml:space="preserve">1.8712</w:t>
             </w:r>
           </w:p>
         </w:tc>
@@ -16685,7 +16822,7 @@
               <w:spacing w:after="0"/>
             </w:pPr>
             <w:r>
-              <w:t xml:space="preserve">0.0522</w:t>
+              <w:t xml:space="preserve">0.5805</w:t>
             </w:r>
           </w:p>
         </w:tc>
@@ -16739,7 +16876,7 @@
               <w:spacing w:after="0"/>
             </w:pPr>
             <w:r>
-              <w:t xml:space="preserve">3.9164</w:t>
+              <w:t xml:space="preserve">1.9653</w:t>
             </w:r>
           </w:p>
         </w:tc>
@@ -16752,7 +16889,7 @@
               <w:spacing w:after="0"/>
             </w:pPr>
             <w:r>
-              <w:t xml:space="preserve">0.4497</w:t>
+              <w:t xml:space="preserve">0.5001</w:t>
             </w:r>
           </w:p>
         </w:tc>
@@ -16955,7 +17092,7 @@
               <w:spacing w:after="0"/>
             </w:pPr>
             <w:r>
-              <w:t xml:space="preserve">4.1208</w:t>
+              <w:t xml:space="preserve">4.4484</w:t>
             </w:r>
           </w:p>
         </w:tc>
@@ -16968,7 +17105,7 @@
               <w:spacing w:after="0"/>
             </w:pPr>
             <w:r>
-              <w:t xml:space="preserve">0.2355</w:t>
+              <w:t xml:space="preserve">0.2918</w:t>
             </w:r>
           </w:p>
         </w:tc>
@@ -17035,7 +17172,7 @@
               <w:spacing w:after="0"/>
             </w:pPr>
             <w:r>
-              <w:t xml:space="preserve">7.2712</w:t>
+              <w:t xml:space="preserve">7.5988</w:t>
             </w:r>
           </w:p>
         </w:tc>
@@ -17048,7 +17185,7 @@
               <w:spacing w:after="0"/>
             </w:pPr>
             <w:r>
-              <w:t xml:space="preserve">0.1335</w:t>
+              <w:t xml:space="preserve">0.1708</w:t>
             </w:r>
           </w:p>
         </w:tc>
@@ -17115,7 +17252,7 @@
               <w:spacing w:after="0"/>
             </w:pPr>
             <w:r>
-              <w:t xml:space="preserve">10.4217</w:t>
+              <w:t xml:space="preserve">10.7492</w:t>
             </w:r>
           </w:p>
         </w:tc>
@@ -17128,7 +17265,7 @@
               <w:spacing w:after="0"/>
             </w:pPr>
             <w:r>
-              <w:t xml:space="preserve">0.0931</w:t>
+              <w:t xml:space="preserve">0.1207</w:t>
             </w:r>
           </w:p>
         </w:tc>
@@ -17195,7 +17332,7 @@
               <w:spacing w:after="0"/>
             </w:pPr>
             <w:r>
-              <w:t xml:space="preserve">6.9090</w:t>
+              <w:t xml:space="preserve">7.2590</w:t>
             </w:r>
           </w:p>
         </w:tc>
@@ -17208,7 +17345,7 @@
               <w:spacing w:after="0"/>
             </w:pPr>
             <w:r>
-              <w:t xml:space="preserve">0.1385</w:t>
+              <w:t xml:space="preserve">0.1801</w:t>
             </w:r>
           </w:p>
         </w:tc>
@@ -17275,7 +17412,7 @@
               <w:spacing w:after="0"/>
             </w:pPr>
             <w:r>
-              <w:t xml:space="preserve">7.9887</w:t>
+              <w:t xml:space="preserve">8.2714</w:t>
             </w:r>
           </w:p>
         </w:tc>
@@ -17288,7 +17425,7 @@
               <w:spacing w:after="0"/>
             </w:pPr>
             <w:r>
-              <w:t xml:space="preserve">0.1250</w:t>
+              <w:t xml:space="preserve">0.1549</w:t>
             </w:r>
           </w:p>
         </w:tc>
@@ -17355,7 +17492,7 @@
               <w:spacing w:after="0"/>
             </w:pPr>
             <w:r>
-              <w:t xml:space="preserve">7.1543</w:t>
+              <w:t xml:space="preserve">7.7121</w:t>
             </w:r>
           </w:p>
         </w:tc>
@@ -17368,7 +17505,7 @@
               <w:spacing w:after="0"/>
             </w:pPr>
             <w:r>
-              <w:t xml:space="preserve">0.1193</w:t>
+              <w:t xml:space="preserve">0.1830</w:t>
             </w:r>
           </w:p>
         </w:tc>
@@ -17435,7 +17572,7 @@
               <w:spacing w:after="0"/>
             </w:pPr>
             <w:r>
-              <w:t xml:space="preserve">3.4627</w:t>
+              <w:t xml:space="preserve">3.5495</w:t>
             </w:r>
           </w:p>
         </w:tc>
@@ -17448,7 +17585,7 @@
               <w:spacing w:after="0"/>
             </w:pPr>
             <w:r>
-              <w:t xml:space="preserve">0.0902</w:t>
+              <w:t xml:space="preserve">0.1124</w:t>
             </w:r>
           </w:p>
         </w:tc>
@@ -17608,7 +17745,7 @@
               <w:spacing w:after="0"/>
             </w:pPr>
             <w:r>
-              <w:t xml:space="preserve">2.9817</w:t>
+              <w:t xml:space="preserve">1.4267</w:t>
             </w:r>
           </w:p>
         </w:tc>
@@ -17621,7 +17758,7 @@
               <w:spacing w:after="0"/>
             </w:pPr>
             <w:r>
-              <w:t xml:space="preserve">0.6200</w:t>
+              <w:t xml:space="preserve">0.6371</w:t>
             </w:r>
           </w:p>
         </w:tc>
@@ -17634,7 +17771,7 @@
               <w:spacing w:after="0"/>
             </w:pPr>
             <w:r>
-              <w:t xml:space="preserve">5.3914</w:t>
+              <w:t xml:space="preserve">3.1844</w:t>
             </w:r>
           </w:p>
         </w:tc>
@@ -17675,7 +17812,7 @@
               <w:spacing w:after="0"/>
             </w:pPr>
             <w:r>
-              <w:t xml:space="preserve">3.3053</w:t>
+              <w:t xml:space="preserve">1.6394</w:t>
             </w:r>
           </w:p>
         </w:tc>
@@ -17688,7 +17825,7 @@
               <w:spacing w:after="0"/>
             </w:pPr>
             <w:r>
-              <w:t xml:space="preserve">0.6138</w:t>
+              <w:t xml:space="preserve">0.6314</w:t>
             </w:r>
           </w:p>
         </w:tc>
@@ -17701,7 +17838,7 @@
               <w:spacing w:after="0"/>
             </w:pPr>
             <w:r>
-              <w:t xml:space="preserve">5.9766</w:t>
+              <w:t xml:space="preserve">3.5458</w:t>
             </w:r>
           </w:p>
         </w:tc>
@@ -17742,7 +17879,7 @@
               <w:spacing w:after="0"/>
             </w:pPr>
             <w:r>
-              <w:t xml:space="preserve">3.4787</w:t>
+              <w:t xml:space="preserve">1.7565</w:t>
             </w:r>
           </w:p>
         </w:tc>
@@ -17755,7 +17892,7 @@
               <w:spacing w:after="0"/>
             </w:pPr>
             <w:r>
-              <w:t xml:space="preserve">0.6110</w:t>
+              <w:t xml:space="preserve">0.6284</w:t>
             </w:r>
           </w:p>
         </w:tc>
@@ -17768,7 +17905,7 @@
               <w:spacing w:after="0"/>
             </w:pPr>
             <w:r>
-              <w:t xml:space="preserve">6.2948</w:t>
+              <w:t xml:space="preserve">3.7466</w:t>
             </w:r>
           </w:p>
         </w:tc>
@@ -17809,7 +17946,7 @@
               <w:spacing w:after="0"/>
             </w:pPr>
             <w:r>
-              <w:t xml:space="preserve">3.6605</w:t>
+              <w:t xml:space="preserve">1.8815</w:t>
             </w:r>
           </w:p>
         </w:tc>
@@ -17822,7 +17959,7 @@
               <w:spacing w:after="0"/>
             </w:pPr>
             <w:r>
-              <w:t xml:space="preserve">0.6084</w:t>
+              <w:t xml:space="preserve">0.6255</w:t>
             </w:r>
           </w:p>
         </w:tc>
@@ -17835,7 +17972,7 @@
               <w:spacing w:after="0"/>
             </w:pPr>
             <w:r>
-              <w:t xml:space="preserve">6.6318</w:t>
+              <w:t xml:space="preserve">3.9623</w:t>
             </w:r>
           </w:p>
         </w:tc>
@@ -17876,7 +18013,7 @@
               <w:spacing w:after="0"/>
             </w:pPr>
             <w:r>
-              <w:t xml:space="preserve">3.8512</w:t>
+              <w:t xml:space="preserve">2.0149</w:t>
             </w:r>
           </w:p>
         </w:tc>
@@ -17889,7 +18026,7 @@
               <w:spacing w:after="0"/>
             </w:pPr>
             <w:r>
-              <w:t xml:space="preserve">0.6059</w:t>
+              <w:t xml:space="preserve">0.6225</w:t>
             </w:r>
           </w:p>
         </w:tc>
@@ -17902,7 +18039,7 @@
               <w:spacing w:after="0"/>
             </w:pPr>
             <w:r>
-              <w:t xml:space="preserve">6.9888</w:t>
+              <w:t xml:space="preserve">4.1940</w:t>
             </w:r>
           </w:p>
         </w:tc>
@@ -17957,7 +18094,7 @@
         <w:spacing w:after="120"/>
       </w:pPr>
       <w:r>
-        <w:t xml:space="preserve">Temperature and cross-diffusion. The temperature rises with Ec (viscous dissipation and Joule heating) and with the Dufour number, and falls with the Soret number (Table 4: Nu increases with Rd and Df), reproducing the reciprocal Soret–Dufour behaviour reported by Bhaskar and Sharma [23], Shojaei et al. [26] and Kumar et al. [28]. With the corrected radiation grouping [ακ + (4/3)Rd F³]θ″, an increase in Rd enlarges the effective conductivity and moderates the dissipation-driven peak, which is the physically correct behaviour and differs from formulations that (incorrectly) multiply the radiative term by the conductivity ratio. The heat-transfer enhancement with hybrid loading (Table 6: Re^{-1/2}Nu rises from 2.98 at φ = 0 to 3.85 at φ = 0.05, about 29%) is consistent in direction with the AA7072–AA7075/methanol enhancement of Tlili et al. [8].</w:t>
+        <w:t xml:space="preserve">Temperature and cross-diffusion. The temperature rises with Ec (viscous dissipation and Joule heating) and with the Dufour number, and falls with the Soret number (Table 4: Nu increases with Rd and Df), reproducing the reciprocal Soret–Dufour behaviour reported by Bhaskar and Sharma [23], Shojaei et al. [26] and Kumar et al. [28]. With the corrected radiation grouping [ακ + (4/3)Rd F³]θ″, an increase in Rd enlarges the effective conductivity and moderates the dissipation-driven peak, which is the physically correct behaviour and differs from formulations that (incorrectly) multiply the radiative term by the conductivity ratio. The heat-transfer enhancement with hybrid loading (Table 6: Re^{-1/2}Nu rises from 1.43 at φ = 0 to 2.01 at φ = 0.05, about 41%) is consistent in direction with the AA7072–AA7075/methanol enhancement of Tlili et al. [8].</w:t>
       </w:r>
     </w:p>
     <w:p>
@@ -17966,7 +18103,7 @@
         <w:spacing w:after="120"/>
       </w:pPr>
       <w:r>
-        <w:t xml:space="preserve">Entropy generation and Bejan number. Entropy generation is maximal near the plates and minimal in the core (Figure 5), the classical near-wall irreversibility signature of Bejan [34, 35]. The entropy number increases strongly with the Brinkman number: Table 5 shows Ns(0) rising from 4.12 to 10.42 as Br increases from 0.5 to 1.5 (about 153%), while Be(0) falls from 0.236 to 0.093, i.e. a shift from thermal to friction/Joule dominance. This Br-sensitivity and the opposing Ns–Be trend agree with Khan et al. [36], Bhatti et al. [38, 40] and Ali et al. [41]. Increasing M raises Ns(0) (7.27 → 7.99 as M goes 1.0 → 2.0) and lowers Be(0), consistent with the Joule-dominated irreversibility of Sharma et al. [29]; increasing Rd or Ω raises the relative thermal share, matching Bhatti et al. [40] and Siva et al. [39]. The Bejan number remains within [0, 1] for all reported cases (verified numerically, Be ∈ [0.039, 0.999]), rising toward the walls where conduction dominates and dropping in the core — the same spatial transition reported by Yadav and Kumar [42] and Ali et al. [41].</w:t>
+        <w:t xml:space="preserve">Entropy generation and Bejan number. Entropy generation is maximal near the plates and minimal in the core (Figure 5), the classical near-wall irreversibility signature of Bejan [34, 35]. The entropy number increases strongly with the Brinkman number: Table 5 shows Ns(0) rising from 4.45 to 10.75 as Br increases from 0.5 to 1.5 (about 142%), while Be(0) falls from 0.292 to 0.121, i.e. a shift toward friction/Joule dominance. This Br-sensitivity and the opposing Ns–Be trend agree with Khan et al. [36], Bhatti et al. [38, 40] and Ali et al. [41]. Increasing M raises Ns(0) (7.60 → 8.27 as M goes 1.0 → 2.0) and lowers Be(0), consistent with the Joule-dominated irreversibility of Sharma et al. [29]; increasing Rd or Ω raises the relative thermal share, matching Bhatti et al. [40] and Siva et al. [39]. The Bejan number remains within [0, 1] for all reported cases (verified numerically, Be ∈ [0.059, 0.997]), rising toward the walls where conduction dominates and dropping in the core — the same spatial transition reported by Yadav and Kumar [42] and Ali et al. [41].</w:t>
       </w:r>
     </w:p>
     <w:p>
@@ -17975,7 +18112,7 @@
         <w:spacing w:after="120"/>
       </w:pPr>
       <w:r>
-        <w:t xml:space="preserve">Heat-transfer–irreversibility trade-off. Table 6 shows that hybrid loading raises both the Nusselt number and the gap-averaged entropy (Ns,avg from 5.39 to 6.99 as φ goes 0 → 0.05), quantifying the thermodynamic trade-off between enhanced thermal transport and additional viscous/ohmic irreversibility that was highlighted qualitatively by Mkhatshwa and Khumalo [15] and Ali et al. [41] for stretching-surface configurations; the present study extends that observation to a moving-boundary squeezing channel. Overall, the corrected formulation reproduces every established qualitative trend while removing the inconsistencies (momentum order, radiation grouping, entropy normalisation) that affected the uncorrected model, and the quantitative differences from prior work are consistent with the distinct rheology, geometry and slip conditions considered here.</w:t>
+        <w:t xml:space="preserve">Heat-transfer–irreversibility trade-off. Table 6 shows that hybrid loading raises both the Nusselt number and the gap-averaged entropy (Ns,avg from 3.18 to 4.19 as φ goes 0 → 0.05), quantifying the thermodynamic trade-off between enhanced thermal transport and additional viscous/ohmic irreversibility that was highlighted qualitatively by Mkhatshwa and Khumalo [15] and Ali et al. [41] for stretching-surface configurations; the present study extends that observation to a moving-boundary squeezing channel. Overall, the corrected formulation reproduces every established qualitative trend while removing the inconsistencies (momentum order, radiation grouping, entropy normalisation) that affected the uncorrected model, and the quantitative differences from prior work are consistent with the distinct rheology, geometry and slip conditions considered here.</w:t>
       </w:r>
     </w:p>
     <w:p>
@@ -19515,6 +19652,33 @@
             </m:r>
             <m:r>
               <m:t xml:space="preserve">′</m:t>
+            </m:r>
+            <m:r>
+              <m:rPr>
+                <m:sty m:val="p"/>
+              </m:rPr>
+              <m:t xml:space="preserve">−</m:t>
+            </m:r>
+            <m:r>
+              <m:t xml:space="preserve">f</m:t>
+            </m:r>
+            <m:r>
+              <m:t xml:space="preserve">′</m:t>
+            </m:r>
+            <m:r>
+              <m:t xml:space="preserve">θ</m:t>
+            </m:r>
+            <m:r>
+              <m:rPr>
+                <m:sty m:val="p"/>
+              </m:rPr>
+              <m:t xml:space="preserve">−</m:t>
+            </m:r>
+            <m:r>
+              <m:t xml:space="preserve">Sq</m:t>
+            </m:r>
+            <m:r>
+              <m:t xml:space="preserve">θ</m:t>
             </m:r>
             <m:r>
               <m:rPr>
@@ -19783,7 +19947,7 @@
         <w:spacing w:after="120"/>
       </w:pPr>
       <w:r>
-        <w:t xml:space="preserve">and in the non-squeezing limit (Sq → 0):</w:t>
+        <w:t xml:space="preserve">and in the non-squeezing limit (Sq → 0), where the −Sqθ and −(Sq/2)ηθ′ terms vanish and the streamwise convection leaves fθ′ − f′θ:</w:t>
       </w:r>
     </w:p>
     <w:p>
@@ -20030,78 +20194,6 @@
         <m:r>
           <m:t xml:space="preserve">Pr</m:t>
         </m:r>
-        <m:r>
-          <m:t xml:space="preserve">f</m:t>
-        </m:r>
-        <m:r>
-          <m:t xml:space="preserve">θ</m:t>
-        </m:r>
-        <m:r>
-          <m:t xml:space="preserve">′</m:t>
-        </m:r>
-        <m:r>
-          <m:rPr>
-            <m:sty m:val="p"/>
-          </m:rPr>
-          <m:t xml:space="preserve">+</m:t>
-        </m:r>
-        <m:r>
-          <m:t xml:space="preserve">Pr</m:t>
-        </m:r>
-        <m:r>
-          <m:t xml:space="preserve">Ξ</m:t>
-        </m:r>
-        <m:r>
-          <m:rPr>
-            <m:sty m:val="p"/>
-          </m:rPr>
-          <m:t xml:space="preserve">=</m:t>
-        </m:r>
-        <m:r>
-          <m:t xml:space="preserve">0</m:t>
-        </m:r>
-      </m:oMath>
-      <w:r>
-        <w:tab/>
-        <w:t xml:space="preserve">(A7)</w:t>
-      </w:r>
-    </w:p>
-    <w:p>
-      <w:pPr>
-        <w:jc w:val="both"/>
-        <w:spacing w:after="120"/>
-      </w:pPr>
-      <w:r>
-        <w:t xml:space="preserve">For a reaction-free species field (K = 0):</w:t>
-      </w:r>
-    </w:p>
-    <w:p>
-      <w:pPr>
-        <w:tabs>
-          <w:tab w:val="center" w:pos="4680"/>
-          <w:tab w:val="right" w:pos="9360"/>
-        </w:tabs>
-        <w:spacing w:after="120"/>
-      </w:pPr>
-      <w:r>
-        <w:tab/>
-      </w:r>
-      <m:oMath>
-        <m:r>
-          <m:t xml:space="preserve">φ</m:t>
-        </m:r>
-        <m:r>
-          <m:t xml:space="preserve">′′</m:t>
-        </m:r>
-        <m:r>
-          <m:rPr>
-            <m:sty m:val="p"/>
-          </m:rPr>
-          <m:t xml:space="preserve">+</m:t>
-        </m:r>
-        <m:r>
-          <m:t xml:space="preserve">Sc</m:t>
-        </m:r>
         <m:d>
           <m:dPr>
             <m:begChr m:val="("/>
@@ -20112,10 +20204,132 @@
               <m:t xml:space="preserve">f</m:t>
             </m:r>
             <m:r>
+              <m:t xml:space="preserve">θ</m:t>
+            </m:r>
+            <m:r>
+              <m:t xml:space="preserve">′</m:t>
+            </m:r>
+            <m:r>
+              <m:rPr>
+                <m:sty m:val="p"/>
+              </m:rPr>
+              <m:t xml:space="preserve">−</m:t>
+            </m:r>
+            <m:r>
+              <m:t xml:space="preserve">f</m:t>
+            </m:r>
+            <m:r>
+              <m:t xml:space="preserve">′</m:t>
+            </m:r>
+            <m:r>
+              <m:t xml:space="preserve">θ</m:t>
+            </m:r>
+          </m:e>
+        </m:d>
+        <m:r>
+          <m:rPr>
+            <m:sty m:val="p"/>
+          </m:rPr>
+          <m:t xml:space="preserve">+</m:t>
+        </m:r>
+        <m:r>
+          <m:t xml:space="preserve">Pr</m:t>
+        </m:r>
+        <m:r>
+          <m:t xml:space="preserve">Ξ</m:t>
+        </m:r>
+        <m:r>
+          <m:rPr>
+            <m:sty m:val="p"/>
+          </m:rPr>
+          <m:t xml:space="preserve">=</m:t>
+        </m:r>
+        <m:r>
+          <m:t xml:space="preserve">0</m:t>
+        </m:r>
+      </m:oMath>
+      <w:r>
+        <w:tab/>
+        <w:t xml:space="preserve">(A7)</w:t>
+      </w:r>
+    </w:p>
+    <w:p>
+      <w:pPr>
+        <w:jc w:val="both"/>
+        <w:spacing w:after="120"/>
+      </w:pPr>
+      <w:r>
+        <w:t xml:space="preserve">For a reaction-free species field (K = 0):</w:t>
+      </w:r>
+    </w:p>
+    <w:p>
+      <w:pPr>
+        <w:tabs>
+          <w:tab w:val="center" w:pos="4680"/>
+          <w:tab w:val="right" w:pos="9360"/>
+        </w:tabs>
+        <w:spacing w:after="120"/>
+      </w:pPr>
+      <w:r>
+        <w:tab/>
+      </w:r>
+      <m:oMath>
+        <m:r>
+          <m:t xml:space="preserve">φ</m:t>
+        </m:r>
+        <m:r>
+          <m:t xml:space="preserve">′′</m:t>
+        </m:r>
+        <m:r>
+          <m:rPr>
+            <m:sty m:val="p"/>
+          </m:rPr>
+          <m:t xml:space="preserve">+</m:t>
+        </m:r>
+        <m:r>
+          <m:t xml:space="preserve">Sc</m:t>
+        </m:r>
+        <m:d>
+          <m:dPr>
+            <m:begChr m:val="("/>
+            <m:endChr m:val=")"/>
+          </m:dPr>
+          <m:e>
+            <m:r>
+              <m:t xml:space="preserve">f</m:t>
+            </m:r>
+            <m:r>
               <m:t xml:space="preserve">φ</m:t>
             </m:r>
             <m:r>
               <m:t xml:space="preserve">′</m:t>
+            </m:r>
+            <m:r>
+              <m:rPr>
+                <m:sty m:val="p"/>
+              </m:rPr>
+              <m:t xml:space="preserve">−</m:t>
+            </m:r>
+            <m:r>
+              <m:t xml:space="preserve">f</m:t>
+            </m:r>
+            <m:r>
+              <m:t xml:space="preserve">′</m:t>
+            </m:r>
+            <m:r>
+              <m:t xml:space="preserve">φ</m:t>
+            </m:r>
+            <m:r>
+              <m:rPr>
+                <m:sty m:val="p"/>
+              </m:rPr>
+              <m:t xml:space="preserve">−</m:t>
+            </m:r>
+            <m:r>
+              <m:t xml:space="preserve">Sq</m:t>
+            </m:r>
+            <m:r>
+              <m:t xml:space="preserve">φ</m:t>
             </m:r>
             <m:r>
               <m:rPr>
